--- a/templates/plananual/CCSS 1° A 5°/CCSS 1° - PLANIFICACIÓN ANUAL 2026.docx
+++ b/templates/plananual/CCSS 1° A 5°/CCSS 1° - PLANIFICACIÓN ANUAL 2026.docx
@@ -218,7 +218,31 @@
                                   <w:sz w:val="32"/>
                                   <w:szCs w:val="32"/>
                                 </w:rPr>
-                                <w:t>{{anio}}</w:t>
+                                <w:t>{{</w:t>
+                              </w:r>
+                              <w:proofErr w:type="spellStart"/>
+                              <w:r>
+                                <w:rPr>
+                                  <w:rFonts w:ascii="Aptos ExtraBold" w:hAnsi="Aptos ExtraBold" w:cs="Times New Roman"/>
+                                  <w:b/>
+                                  <w:bCs/>
+                                  <w:color w:val="FFFFFF" w:themeColor="background1"/>
+                                  <w:sz w:val="32"/>
+                                  <w:szCs w:val="32"/>
+                                </w:rPr>
+                                <w:t>anio</w:t>
+                              </w:r>
+                              <w:proofErr w:type="spellEnd"/>
+                              <w:r>
+                                <w:rPr>
+                                  <w:rFonts w:ascii="Aptos ExtraBold" w:hAnsi="Aptos ExtraBold" w:cs="Times New Roman"/>
+                                  <w:b/>
+                                  <w:bCs/>
+                                  <w:color w:val="FFFFFF" w:themeColor="background1"/>
+                                  <w:sz w:val="32"/>
+                                  <w:szCs w:val="32"/>
+                                </w:rPr>
+                                <w:t>}}</w:t>
                               </w:r>
                             </w:p>
                           </w:txbxContent>
@@ -540,7 +564,25 @@
                 <w:sz w:val="20"/>
                 <w:szCs w:val="20"/>
               </w:rPr>
-              <w:t>{{dre}}</w:t>
+              <w:t>{{</w:t>
+            </w:r>
+            <w:proofErr w:type="spellStart"/>
+            <w:r>
+              <w:rPr>
+                <w:rFonts w:ascii="Arial Nova Cond" w:hAnsi="Arial Nova Cond" w:cs="Times New Roman"/>
+                <w:sz w:val="20"/>
+                <w:szCs w:val="20"/>
+              </w:rPr>
+              <w:t>dre</w:t>
+            </w:r>
+            <w:proofErr w:type="spellEnd"/>
+            <w:r>
+              <w:rPr>
+                <w:rFonts w:ascii="Arial Nova Cond" w:hAnsi="Arial Nova Cond" w:cs="Times New Roman"/>
+                <w:sz w:val="20"/>
+                <w:szCs w:val="20"/>
+              </w:rPr>
+              <w:t>}}</w:t>
             </w:r>
           </w:p>
         </w:tc>
@@ -590,7 +632,25 @@
                 <w:sz w:val="20"/>
                 <w:szCs w:val="20"/>
               </w:rPr>
-              <w:t>{{area}}</w:t>
+              <w:t>{{</w:t>
+            </w:r>
+            <w:proofErr w:type="spellStart"/>
+            <w:r>
+              <w:rPr>
+                <w:rFonts w:ascii="Arial Nova Cond" w:hAnsi="Arial Nova Cond" w:cs="Times New Roman"/>
+                <w:sz w:val="20"/>
+                <w:szCs w:val="20"/>
+              </w:rPr>
+              <w:t>area</w:t>
+            </w:r>
+            <w:proofErr w:type="spellEnd"/>
+            <w:r>
+              <w:rPr>
+                <w:rFonts w:ascii="Arial Nova Cond" w:hAnsi="Arial Nova Cond" w:cs="Times New Roman"/>
+                <w:sz w:val="20"/>
+                <w:szCs w:val="20"/>
+              </w:rPr>
+              <w:t>}}</w:t>
             </w:r>
           </w:p>
         </w:tc>
@@ -715,7 +775,25 @@
                 <w:sz w:val="20"/>
                 <w:szCs w:val="20"/>
               </w:rPr>
-              <w:t>{{ugel}}</w:t>
+              <w:t>{{</w:t>
+            </w:r>
+            <w:proofErr w:type="spellStart"/>
+            <w:r>
+              <w:rPr>
+                <w:rFonts w:ascii="Arial Nova Cond" w:hAnsi="Arial Nova Cond" w:cs="Times New Roman"/>
+                <w:sz w:val="20"/>
+                <w:szCs w:val="20"/>
+              </w:rPr>
+              <w:t>ugel</w:t>
+            </w:r>
+            <w:proofErr w:type="spellEnd"/>
+            <w:r>
+              <w:rPr>
+                <w:rFonts w:ascii="Arial Nova Cond" w:hAnsi="Arial Nova Cond" w:cs="Times New Roman"/>
+                <w:sz w:val="20"/>
+                <w:szCs w:val="20"/>
+              </w:rPr>
+              <w:t>}}</w:t>
             </w:r>
           </w:p>
         </w:tc>
@@ -740,7 +818,25 @@
                 <w:sz w:val="20"/>
                 <w:szCs w:val="20"/>
               </w:rPr>
-              <w:t>{{cordinador}}</w:t>
+              <w:t>{{</w:t>
+            </w:r>
+            <w:proofErr w:type="spellStart"/>
+            <w:r>
+              <w:rPr>
+                <w:rFonts w:ascii="Arial Nova Cond" w:hAnsi="Arial Nova Cond" w:cs="Times New Roman"/>
+                <w:sz w:val="20"/>
+                <w:szCs w:val="20"/>
+              </w:rPr>
+              <w:t>cordinador</w:t>
+            </w:r>
+            <w:proofErr w:type="spellEnd"/>
+            <w:r>
+              <w:rPr>
+                <w:rFonts w:ascii="Arial Nova Cond" w:hAnsi="Arial Nova Cond" w:cs="Times New Roman"/>
+                <w:sz w:val="20"/>
+                <w:szCs w:val="20"/>
+              </w:rPr>
+              <w:t>}}</w:t>
             </w:r>
           </w:p>
         </w:tc>
@@ -901,7 +997,25 @@
                 <w:sz w:val="20"/>
                 <w:szCs w:val="20"/>
               </w:rPr>
-              <w:t>{{institucioneducativa}}</w:t>
+              <w:t>{{</w:t>
+            </w:r>
+            <w:proofErr w:type="spellStart"/>
+            <w:r>
+              <w:rPr>
+                <w:rFonts w:ascii="Arial Nova Cond" w:hAnsi="Arial Nova Cond" w:cs="Times New Roman"/>
+                <w:sz w:val="20"/>
+                <w:szCs w:val="20"/>
+              </w:rPr>
+              <w:t>institucioneducativa</w:t>
+            </w:r>
+            <w:proofErr w:type="spellEnd"/>
+            <w:r>
+              <w:rPr>
+                <w:rFonts w:ascii="Arial Nova Cond" w:hAnsi="Arial Nova Cond" w:cs="Times New Roman"/>
+                <w:sz w:val="20"/>
+                <w:szCs w:val="20"/>
+              </w:rPr>
+              <w:t>}}</w:t>
             </w:r>
           </w:p>
         </w:tc>
@@ -4461,16 +4575,29 @@
                 <w:szCs w:val="20"/>
               </w:rPr>
             </w:pPr>
-            <w:r>
-              <w:rPr>
-                <w:rFonts w:ascii="Arial Nova Cond Light" w:hAnsi="Arial Nova Cond Light" w:cs="Times New Roman"/>
-                <w:b/>
-                <w:bCs/>
-                <w:color w:val="000000" w:themeColor="text1"/>
-                <w:sz w:val="20"/>
-                <w:szCs w:val="20"/>
-              </w:rPr>
-              <w:t>N° DE SEMANAS LECTIVAS</w:t>
+            <w:proofErr w:type="spellStart"/>
+            <w:r>
+              <w:rPr>
+                <w:rFonts w:ascii="Arial Nova Cond Light" w:hAnsi="Arial Nova Cond Light" w:cs="Times New Roman"/>
+                <w:b/>
+                <w:bCs/>
+                <w:color w:val="000000" w:themeColor="text1"/>
+                <w:sz w:val="20"/>
+                <w:szCs w:val="20"/>
+              </w:rPr>
+              <w:t>N°</w:t>
+            </w:r>
+            <w:proofErr w:type="spellEnd"/>
+            <w:r>
+              <w:rPr>
+                <w:rFonts w:ascii="Arial Nova Cond Light" w:hAnsi="Arial Nova Cond Light" w:cs="Times New Roman"/>
+                <w:b/>
+                <w:bCs/>
+                <w:color w:val="000000" w:themeColor="text1"/>
+                <w:sz w:val="20"/>
+                <w:szCs w:val="20"/>
+              </w:rPr>
+              <w:t xml:space="preserve"> DE SEMANAS LECTIVAS</w:t>
             </w:r>
           </w:p>
         </w:tc>
@@ -4495,16 +4622,29 @@
                 <w:szCs w:val="20"/>
               </w:rPr>
             </w:pPr>
-            <w:r>
-              <w:rPr>
-                <w:rFonts w:ascii="Arial Nova Cond Light" w:hAnsi="Arial Nova Cond Light" w:cs="Times New Roman"/>
-                <w:b/>
-                <w:bCs/>
-                <w:color w:val="000000" w:themeColor="text1"/>
-                <w:sz w:val="20"/>
-                <w:szCs w:val="20"/>
-              </w:rPr>
-              <w:t>N° UNIDADES</w:t>
+            <w:proofErr w:type="spellStart"/>
+            <w:r>
+              <w:rPr>
+                <w:rFonts w:ascii="Arial Nova Cond Light" w:hAnsi="Arial Nova Cond Light" w:cs="Times New Roman"/>
+                <w:b/>
+                <w:bCs/>
+                <w:color w:val="000000" w:themeColor="text1"/>
+                <w:sz w:val="20"/>
+                <w:szCs w:val="20"/>
+              </w:rPr>
+              <w:t>N°</w:t>
+            </w:r>
+            <w:proofErr w:type="spellEnd"/>
+            <w:r>
+              <w:rPr>
+                <w:rFonts w:ascii="Arial Nova Cond Light" w:hAnsi="Arial Nova Cond Light" w:cs="Times New Roman"/>
+                <w:b/>
+                <w:bCs/>
+                <w:color w:val="000000" w:themeColor="text1"/>
+                <w:sz w:val="20"/>
+                <w:szCs w:val="20"/>
+              </w:rPr>
+              <w:t xml:space="preserve"> UNIDADES</w:t>
             </w:r>
           </w:p>
         </w:tc>
@@ -11330,7 +11470,7 @@
     <w:tbl>
       <w:tblPr>
         <w:tblStyle w:val="Tablaconcuadrcula"/>
-        <w:tblW w:w="14850" w:type="dxa"/>
+        <w:tblW w:w="14851" w:type="dxa"/>
         <w:jc w:val="center"/>
         <w:tblBorders>
           <w:top w:val="double" w:sz="4" w:space="0" w:color="47D459" w:themeColor="accent3" w:themeTint="99"/>
@@ -11344,7 +11484,7 @@
         <w:tblLook w:val="04A0" w:firstRow="1" w:lastRow="0" w:firstColumn="1" w:lastColumn="0" w:noHBand="0" w:noVBand="1"/>
       </w:tblPr>
       <w:tblGrid>
-        <w:gridCol w:w="874"/>
+        <w:gridCol w:w="875"/>
         <w:gridCol w:w="1095"/>
         <w:gridCol w:w="1726"/>
         <w:gridCol w:w="6169"/>
@@ -11360,33 +11500,30 @@
         <w:tc>
           <w:tcPr>
             <w:tcW w:w="875" w:type="dxa"/>
-            <w:tcBorders>
-              <w:top w:val="double" w:sz="4" w:space="0" w:color="47D459" w:themeColor="accent3" w:themeTint="99"/>
-              <w:left w:val="double" w:sz="4" w:space="0" w:color="47D459" w:themeColor="accent3" w:themeTint="99"/>
-              <w:bottom w:val="double" w:sz="4" w:space="0" w:color="47D459" w:themeColor="accent3" w:themeTint="99"/>
-              <w:right w:val="double" w:sz="4" w:space="0" w:color="47D459" w:themeColor="accent3" w:themeTint="99"/>
-            </w:tcBorders>
             <w:shd w:val="clear" w:color="auto" w:fill="C1F0C7" w:themeFill="accent3" w:themeFillTint="33"/>
             <w:vAlign w:val="center"/>
-            <w:hideMark/>
-          </w:tcPr>
-          <w:p>
-            <w:pPr>
-              <w:pStyle w:val="Sinespaciado"/>
-              <w:spacing w:line="276" w:lineRule="auto"/>
-              <w:rPr>
-                <w:rFonts w:ascii="Arial Nova Cond Light" w:hAnsi="Arial Nova Cond Light"/>
-                <w:b/>
-                <w:bCs/>
-                <w:sz w:val="20"/>
-                <w:szCs w:val="20"/>
-              </w:rPr>
-            </w:pPr>
-            <w:r>
-              <w:rPr>
-                <w:rFonts w:ascii="Arial Nova Cond Light" w:hAnsi="Arial Nova Cond Light"/>
-                <w:b/>
-                <w:bCs/>
+          </w:tcPr>
+          <w:p>
+            <w:pPr>
+              <w:pStyle w:val="Prrafodelista"/>
+              <w:ind w:left="0"/>
+              <w:jc w:val="center"/>
+              <w:rPr>
+                <w:rFonts w:ascii="Arial Nova Cond" w:hAnsi="Arial Nova Cond" w:cs="Times New Roman"/>
+                <w:b/>
+                <w:bCs/>
+                <w:color w:val="000000" w:themeColor="text1"/>
+                <w:sz w:val="20"/>
+                <w:szCs w:val="20"/>
+              </w:rPr>
+            </w:pPr>
+            <w:bookmarkStart w:id="1" w:name="_Hlk227075175"/>
+            <w:r>
+              <w:rPr>
+                <w:rFonts w:ascii="Arial Nova Cond" w:hAnsi="Arial Nova Cond" w:cs="Times New Roman"/>
+                <w:b/>
+                <w:bCs/>
+                <w:color w:val="000000" w:themeColor="text1"/>
                 <w:sz w:val="20"/>
                 <w:szCs w:val="20"/>
               </w:rPr>
@@ -11397,33 +11534,29 @@
         <w:tc>
           <w:tcPr>
             <w:tcW w:w="1095" w:type="dxa"/>
-            <w:tcBorders>
-              <w:top w:val="double" w:sz="4" w:space="0" w:color="47D459" w:themeColor="accent3" w:themeTint="99"/>
-              <w:left w:val="double" w:sz="4" w:space="0" w:color="47D459" w:themeColor="accent3" w:themeTint="99"/>
-              <w:bottom w:val="double" w:sz="4" w:space="0" w:color="47D459" w:themeColor="accent3" w:themeTint="99"/>
-              <w:right w:val="double" w:sz="4" w:space="0" w:color="47D459" w:themeColor="accent3" w:themeTint="99"/>
-            </w:tcBorders>
             <w:shd w:val="clear" w:color="auto" w:fill="C1F0C7" w:themeFill="accent3" w:themeFillTint="33"/>
             <w:vAlign w:val="center"/>
-            <w:hideMark/>
-          </w:tcPr>
-          <w:p>
-            <w:pPr>
-              <w:pStyle w:val="Sinespaciado"/>
-              <w:spacing w:line="276" w:lineRule="auto"/>
-              <w:rPr>
-                <w:rFonts w:ascii="Arial Nova Cond Light" w:hAnsi="Arial Nova Cond Light"/>
-                <w:b/>
-                <w:bCs/>
-                <w:sz w:val="20"/>
-                <w:szCs w:val="20"/>
-              </w:rPr>
-            </w:pPr>
-            <w:r>
-              <w:rPr>
-                <w:rFonts w:ascii="Arial Nova Cond Light" w:hAnsi="Arial Nova Cond Light"/>
-                <w:b/>
-                <w:bCs/>
+          </w:tcPr>
+          <w:p>
+            <w:pPr>
+              <w:pStyle w:val="Prrafodelista"/>
+              <w:ind w:left="0"/>
+              <w:jc w:val="center"/>
+              <w:rPr>
+                <w:rFonts w:ascii="Arial Nova Cond" w:hAnsi="Arial Nova Cond" w:cs="Times New Roman"/>
+                <w:b/>
+                <w:bCs/>
+                <w:color w:val="000000" w:themeColor="text1"/>
+                <w:sz w:val="20"/>
+                <w:szCs w:val="20"/>
+              </w:rPr>
+            </w:pPr>
+            <w:r>
+              <w:rPr>
+                <w:rFonts w:ascii="Arial Nova Cond" w:hAnsi="Arial Nova Cond" w:cs="Times New Roman"/>
+                <w:b/>
+                <w:bCs/>
+                <w:color w:val="000000" w:themeColor="text1"/>
                 <w:sz w:val="20"/>
                 <w:szCs w:val="20"/>
               </w:rPr>
@@ -11434,33 +11567,29 @@
         <w:tc>
           <w:tcPr>
             <w:tcW w:w="1726" w:type="dxa"/>
-            <w:tcBorders>
-              <w:top w:val="double" w:sz="4" w:space="0" w:color="47D459" w:themeColor="accent3" w:themeTint="99"/>
-              <w:left w:val="double" w:sz="4" w:space="0" w:color="47D459" w:themeColor="accent3" w:themeTint="99"/>
-              <w:bottom w:val="double" w:sz="4" w:space="0" w:color="47D459" w:themeColor="accent3" w:themeTint="99"/>
-              <w:right w:val="double" w:sz="4" w:space="0" w:color="47D459" w:themeColor="accent3" w:themeTint="99"/>
-            </w:tcBorders>
             <w:shd w:val="clear" w:color="auto" w:fill="C1F0C7" w:themeFill="accent3" w:themeFillTint="33"/>
             <w:vAlign w:val="center"/>
-            <w:hideMark/>
-          </w:tcPr>
-          <w:p>
-            <w:pPr>
-              <w:pStyle w:val="Sinespaciado"/>
-              <w:spacing w:line="276" w:lineRule="auto"/>
-              <w:rPr>
-                <w:rFonts w:ascii="Arial Nova Cond Light" w:hAnsi="Arial Nova Cond Light"/>
-                <w:b/>
-                <w:bCs/>
-                <w:sz w:val="20"/>
-                <w:szCs w:val="20"/>
-              </w:rPr>
-            </w:pPr>
-            <w:r>
-              <w:rPr>
-                <w:rFonts w:ascii="Arial Nova Cond Light" w:hAnsi="Arial Nova Cond Light"/>
-                <w:b/>
-                <w:bCs/>
+          </w:tcPr>
+          <w:p>
+            <w:pPr>
+              <w:pStyle w:val="Prrafodelista"/>
+              <w:ind w:left="0"/>
+              <w:jc w:val="center"/>
+              <w:rPr>
+                <w:rFonts w:ascii="Arial Nova Cond" w:hAnsi="Arial Nova Cond" w:cs="Times New Roman"/>
+                <w:b/>
+                <w:bCs/>
+                <w:color w:val="000000" w:themeColor="text1"/>
+                <w:sz w:val="20"/>
+                <w:szCs w:val="20"/>
+              </w:rPr>
+            </w:pPr>
+            <w:r>
+              <w:rPr>
+                <w:rFonts w:ascii="Arial Nova Cond" w:hAnsi="Arial Nova Cond" w:cs="Times New Roman"/>
+                <w:b/>
+                <w:bCs/>
+                <w:color w:val="000000" w:themeColor="text1"/>
                 <w:sz w:val="20"/>
                 <w:szCs w:val="20"/>
               </w:rPr>
@@ -11471,107 +11600,150 @@
         <w:tc>
           <w:tcPr>
             <w:tcW w:w="6169" w:type="dxa"/>
-            <w:tcBorders>
-              <w:top w:val="double" w:sz="4" w:space="0" w:color="47D459" w:themeColor="accent3" w:themeTint="99"/>
-              <w:left w:val="double" w:sz="4" w:space="0" w:color="47D459" w:themeColor="accent3" w:themeTint="99"/>
-              <w:bottom w:val="double" w:sz="4" w:space="0" w:color="47D459" w:themeColor="accent3" w:themeTint="99"/>
-              <w:right w:val="double" w:sz="4" w:space="0" w:color="47D459" w:themeColor="accent3" w:themeTint="99"/>
-            </w:tcBorders>
             <w:shd w:val="clear" w:color="auto" w:fill="C1F0C7" w:themeFill="accent3" w:themeFillTint="33"/>
             <w:vAlign w:val="center"/>
-            <w:hideMark/>
-          </w:tcPr>
-          <w:p>
-            <w:pPr>
-              <w:pStyle w:val="Sinespaciado"/>
-              <w:spacing w:line="276" w:lineRule="auto"/>
-              <w:rPr>
-                <w:rFonts w:ascii="Arial Nova Cond Light" w:hAnsi="Arial Nova Cond Light"/>
-                <w:b/>
-                <w:bCs/>
-                <w:sz w:val="20"/>
-                <w:szCs w:val="20"/>
-              </w:rPr>
-            </w:pPr>
-            <w:r>
-              <w:rPr>
-                <w:rFonts w:ascii="Arial Nova Cond Light" w:hAnsi="Arial Nova Cond Light"/>
-                <w:b/>
-                <w:bCs/>
-                <w:sz w:val="20"/>
-                <w:szCs w:val="20"/>
-              </w:rPr>
-              <w:t>SITUACIÓN SIGNIFICATIVA</w:t>
+          </w:tcPr>
+          <w:p>
+            <w:pPr>
+              <w:pStyle w:val="Prrafodelista"/>
+              <w:ind w:left="0"/>
+              <w:jc w:val="center"/>
+              <w:rPr>
+                <w:rFonts w:ascii="Arial Nova Cond" w:hAnsi="Arial Nova Cond" w:cs="Times New Roman"/>
+                <w:b/>
+                <w:bCs/>
+                <w:color w:val="000000" w:themeColor="text1"/>
+                <w:sz w:val="20"/>
+                <w:szCs w:val="20"/>
+              </w:rPr>
+            </w:pPr>
+            <w:r>
+              <w:rPr>
+                <w:rFonts w:ascii="Arial Nova Cond" w:hAnsi="Arial Nova Cond" w:cs="Times New Roman"/>
+                <w:b/>
+                <w:bCs/>
+                <w:color w:val="000000" w:themeColor="text1"/>
+                <w:sz w:val="20"/>
+                <w:szCs w:val="20"/>
+              </w:rPr>
+              <w:t>SITUACIÓN SIGNIF</w:t>
+            </w:r>
+            <w:r>
+              <w:rPr>
+                <w:rFonts w:ascii="Arial Nova Cond" w:hAnsi="Arial Nova Cond" w:cs="Times New Roman"/>
+                <w:b/>
+                <w:bCs/>
+                <w:color w:val="000000" w:themeColor="text1"/>
+                <w:sz w:val="20"/>
+                <w:szCs w:val="20"/>
+              </w:rPr>
+              <w:t>I</w:t>
+            </w:r>
+            <w:r>
+              <w:rPr>
+                <w:rFonts w:ascii="Arial Nova Cond" w:hAnsi="Arial Nova Cond" w:cs="Times New Roman"/>
+                <w:b/>
+                <w:bCs/>
+                <w:color w:val="000000" w:themeColor="text1"/>
+                <w:sz w:val="20"/>
+                <w:szCs w:val="20"/>
+              </w:rPr>
+              <w:t>CATIVA</w:t>
             </w:r>
           </w:p>
         </w:tc>
         <w:tc>
           <w:tcPr>
             <w:tcW w:w="2015" w:type="dxa"/>
-            <w:tcBorders>
-              <w:top w:val="double" w:sz="4" w:space="0" w:color="47D459" w:themeColor="accent3" w:themeTint="99"/>
-              <w:left w:val="double" w:sz="4" w:space="0" w:color="47D459" w:themeColor="accent3" w:themeTint="99"/>
-              <w:bottom w:val="double" w:sz="4" w:space="0" w:color="47D459" w:themeColor="accent3" w:themeTint="99"/>
-              <w:right w:val="double" w:sz="4" w:space="0" w:color="47D459" w:themeColor="accent3" w:themeTint="99"/>
-            </w:tcBorders>
             <w:shd w:val="clear" w:color="auto" w:fill="C1F0C7" w:themeFill="accent3" w:themeFillTint="33"/>
             <w:vAlign w:val="center"/>
-            <w:hideMark/>
-          </w:tcPr>
-          <w:p>
-            <w:pPr>
-              <w:pStyle w:val="Sinespaciado"/>
-              <w:spacing w:line="276" w:lineRule="auto"/>
-              <w:rPr>
-                <w:rFonts w:ascii="Arial Nova Cond Light" w:hAnsi="Arial Nova Cond Light"/>
-                <w:b/>
-                <w:bCs/>
-                <w:sz w:val="20"/>
-                <w:szCs w:val="20"/>
-              </w:rPr>
-            </w:pPr>
-            <w:r>
-              <w:rPr>
-                <w:rFonts w:ascii="Arial Nova Cond Light" w:hAnsi="Arial Nova Cond Light"/>
-                <w:b/>
-                <w:bCs/>
-                <w:sz w:val="20"/>
-                <w:szCs w:val="20"/>
-              </w:rPr>
-              <w:t>TÍTULO DE LA UNIDAD DIDÁCTICA.</w:t>
+          </w:tcPr>
+          <w:p>
+            <w:pPr>
+              <w:pStyle w:val="Prrafodelista"/>
+              <w:ind w:left="0"/>
+              <w:jc w:val="center"/>
+              <w:rPr>
+                <w:rFonts w:ascii="Arial Nova Cond" w:hAnsi="Arial Nova Cond" w:cs="Times New Roman"/>
+                <w:b/>
+                <w:bCs/>
+                <w:color w:val="000000" w:themeColor="text1"/>
+                <w:sz w:val="20"/>
+                <w:szCs w:val="20"/>
+              </w:rPr>
+            </w:pPr>
+            <w:r>
+              <w:rPr>
+                <w:rFonts w:ascii="Arial Nova Cond" w:hAnsi="Arial Nova Cond" w:cs="Times New Roman"/>
+                <w:b/>
+                <w:bCs/>
+                <w:color w:val="000000" w:themeColor="text1"/>
+                <w:sz w:val="20"/>
+                <w:szCs w:val="20"/>
+              </w:rPr>
+              <w:t>TÍTULO DE LA UNIDAD DID</w:t>
+            </w:r>
+            <w:r>
+              <w:rPr>
+                <w:rFonts w:ascii="Arial Nova Cond" w:hAnsi="Arial Nova Cond" w:cs="Times New Roman"/>
+                <w:b/>
+                <w:bCs/>
+                <w:color w:val="000000" w:themeColor="text1"/>
+                <w:sz w:val="20"/>
+                <w:szCs w:val="20"/>
+              </w:rPr>
+              <w:t>Á</w:t>
+            </w:r>
+            <w:r>
+              <w:rPr>
+                <w:rFonts w:ascii="Arial Nova Cond" w:hAnsi="Arial Nova Cond" w:cs="Times New Roman"/>
+                <w:b/>
+                <w:bCs/>
+                <w:color w:val="000000" w:themeColor="text1"/>
+                <w:sz w:val="20"/>
+                <w:szCs w:val="20"/>
+              </w:rPr>
+              <w:t>CTICA</w:t>
+            </w:r>
+            <w:r>
+              <w:rPr>
+                <w:rFonts w:ascii="Arial Nova Cond" w:hAnsi="Arial Nova Cond" w:cs="Times New Roman"/>
+                <w:b/>
+                <w:bCs/>
+                <w:color w:val="000000" w:themeColor="text1"/>
+                <w:sz w:val="20"/>
+                <w:szCs w:val="20"/>
+              </w:rPr>
+              <w:t>.</w:t>
             </w:r>
           </w:p>
         </w:tc>
         <w:tc>
           <w:tcPr>
             <w:tcW w:w="1634" w:type="dxa"/>
-            <w:tcBorders>
-              <w:top w:val="double" w:sz="4" w:space="0" w:color="47D459" w:themeColor="accent3" w:themeTint="99"/>
-              <w:left w:val="double" w:sz="4" w:space="0" w:color="47D459" w:themeColor="accent3" w:themeTint="99"/>
-              <w:bottom w:val="double" w:sz="4" w:space="0" w:color="47D459" w:themeColor="accent3" w:themeTint="99"/>
-              <w:right w:val="double" w:sz="4" w:space="0" w:color="47D459" w:themeColor="accent3" w:themeTint="99"/>
-            </w:tcBorders>
             <w:shd w:val="clear" w:color="auto" w:fill="C1F0C7" w:themeFill="accent3" w:themeFillTint="33"/>
             <w:vAlign w:val="center"/>
-            <w:hideMark/>
-          </w:tcPr>
-          <w:p>
-            <w:pPr>
-              <w:pStyle w:val="Sinespaciado"/>
-              <w:spacing w:line="276" w:lineRule="auto"/>
-              <w:rPr>
-                <w:rFonts w:ascii="Arial Nova Cond Light" w:hAnsi="Arial Nova Cond Light"/>
-                <w:b/>
-                <w:bCs/>
-                <w:sz w:val="20"/>
-                <w:szCs w:val="20"/>
-              </w:rPr>
-            </w:pPr>
-            <w:r>
-              <w:rPr>
-                <w:rFonts w:ascii="Arial Nova Cond Light" w:hAnsi="Arial Nova Cond Light"/>
-                <w:b/>
-                <w:bCs/>
+          </w:tcPr>
+          <w:p>
+            <w:pPr>
+              <w:pStyle w:val="Prrafodelista"/>
+              <w:ind w:left="0"/>
+              <w:jc w:val="center"/>
+              <w:rPr>
+                <w:rFonts w:ascii="Arial Nova Cond" w:hAnsi="Arial Nova Cond" w:cs="Times New Roman"/>
+                <w:b/>
+                <w:bCs/>
+                <w:color w:val="000000" w:themeColor="text1"/>
+                <w:sz w:val="20"/>
+                <w:szCs w:val="20"/>
+              </w:rPr>
+            </w:pPr>
+            <w:r>
+              <w:rPr>
+                <w:rFonts w:ascii="Arial Nova Cond" w:hAnsi="Arial Nova Cond" w:cs="Times New Roman"/>
+                <w:b/>
+                <w:bCs/>
+                <w:color w:val="000000" w:themeColor="text1"/>
                 <w:sz w:val="20"/>
                 <w:szCs w:val="20"/>
               </w:rPr>
@@ -11582,33 +11754,29 @@
         <w:tc>
           <w:tcPr>
             <w:tcW w:w="1337" w:type="dxa"/>
-            <w:tcBorders>
-              <w:top w:val="double" w:sz="4" w:space="0" w:color="47D459" w:themeColor="accent3" w:themeTint="99"/>
-              <w:left w:val="double" w:sz="4" w:space="0" w:color="47D459" w:themeColor="accent3" w:themeTint="99"/>
-              <w:bottom w:val="double" w:sz="4" w:space="0" w:color="47D459" w:themeColor="accent3" w:themeTint="99"/>
-              <w:right w:val="double" w:sz="4" w:space="0" w:color="47D459" w:themeColor="accent3" w:themeTint="99"/>
-            </w:tcBorders>
             <w:shd w:val="clear" w:color="auto" w:fill="C1F0C7" w:themeFill="accent3" w:themeFillTint="33"/>
             <w:vAlign w:val="center"/>
-            <w:hideMark/>
-          </w:tcPr>
-          <w:p>
-            <w:pPr>
-              <w:pStyle w:val="Sinespaciado"/>
-              <w:spacing w:line="276" w:lineRule="auto"/>
-              <w:rPr>
-                <w:rFonts w:ascii="Arial Nova Cond Light" w:hAnsi="Arial Nova Cond Light"/>
-                <w:b/>
-                <w:bCs/>
-                <w:sz w:val="20"/>
-                <w:szCs w:val="20"/>
-              </w:rPr>
-            </w:pPr>
-            <w:r>
-              <w:rPr>
-                <w:rFonts w:ascii="Arial Nova Cond Light" w:hAnsi="Arial Nova Cond Light"/>
-                <w:b/>
-                <w:bCs/>
+          </w:tcPr>
+          <w:p>
+            <w:pPr>
+              <w:pStyle w:val="Prrafodelista"/>
+              <w:ind w:left="0"/>
+              <w:jc w:val="center"/>
+              <w:rPr>
+                <w:rFonts w:ascii="Arial Nova Cond" w:hAnsi="Arial Nova Cond" w:cs="Times New Roman"/>
+                <w:b/>
+                <w:bCs/>
+                <w:color w:val="000000" w:themeColor="text1"/>
+                <w:sz w:val="20"/>
+                <w:szCs w:val="20"/>
+              </w:rPr>
+            </w:pPr>
+            <w:r>
+              <w:rPr>
+                <w:rFonts w:ascii="Arial Nova Cond" w:hAnsi="Arial Nova Cond" w:cs="Times New Roman"/>
+                <w:b/>
+                <w:bCs/>
+                <w:color w:val="000000" w:themeColor="text1"/>
                 <w:sz w:val="20"/>
                 <w:szCs w:val="20"/>
               </w:rPr>
@@ -11626,20 +11794,21 @@
           <w:tcPr>
             <w:tcW w:w="875" w:type="dxa"/>
             <w:vMerge w:val="restart"/>
-            <w:tcBorders>
-              <w:top w:val="double" w:sz="4" w:space="0" w:color="47D459" w:themeColor="accent3" w:themeTint="99"/>
-              <w:left w:val="double" w:sz="4" w:space="0" w:color="47D459" w:themeColor="accent3" w:themeTint="99"/>
-              <w:bottom w:val="double" w:sz="4" w:space="0" w:color="47D459" w:themeColor="accent3" w:themeTint="99"/>
-              <w:right w:val="double" w:sz="4" w:space="0" w:color="47D459" w:themeColor="accent3" w:themeTint="99"/>
-            </w:tcBorders>
-            <w:vAlign w:val="center"/>
-            <w:hideMark/>
-          </w:tcPr>
-          <w:p>
-            <w:pPr>
-              <w:pStyle w:val="Sinespaciado"/>
-              <w:rPr>
-                <w:rFonts w:ascii="Arial Nova Cond Light" w:hAnsi="Arial Nova Cond Light"/>
+            <w:vAlign w:val="center"/>
+          </w:tcPr>
+          <w:p>
+            <w:pPr>
+              <w:pStyle w:val="Prrafodelista"/>
+              <w:tabs>
+                <w:tab w:val="left" w:pos="0"/>
+                <w:tab w:val="left" w:pos="142"/>
+                <w:tab w:val="left" w:pos="284"/>
+              </w:tabs>
+              <w:spacing w:line="276" w:lineRule="auto"/>
+              <w:ind w:left="0"/>
+              <w:jc w:val="center"/>
+              <w:rPr>
+                <w:rFonts w:ascii="Arial Nova Cond" w:eastAsia="Calibri" w:hAnsi="Arial Nova Cond" w:cs="Times New Roman"/>
                 <w:b/>
                 <w:bCs/>
                 <w:sz w:val="20"/>
@@ -11649,7 +11818,7 @@
             </w:pPr>
             <w:r>
               <w:rPr>
-                <w:rFonts w:ascii="Arial Nova Cond Light" w:hAnsi="Arial Nova Cond Light"/>
+                <w:rFonts w:ascii="Arial Nova Cond" w:eastAsia="Calibri" w:hAnsi="Arial Nova Cond" w:cs="Times New Roman"/>
                 <w:b/>
                 <w:bCs/>
                 <w:sz w:val="20"/>
@@ -11663,20 +11832,21 @@
         <w:tc>
           <w:tcPr>
             <w:tcW w:w="1095" w:type="dxa"/>
-            <w:tcBorders>
-              <w:top w:val="double" w:sz="4" w:space="0" w:color="47D459" w:themeColor="accent3" w:themeTint="99"/>
-              <w:left w:val="double" w:sz="4" w:space="0" w:color="47D459" w:themeColor="accent3" w:themeTint="99"/>
-              <w:bottom w:val="double" w:sz="4" w:space="0" w:color="47D459" w:themeColor="accent3" w:themeTint="99"/>
-              <w:right w:val="double" w:sz="4" w:space="0" w:color="47D459" w:themeColor="accent3" w:themeTint="99"/>
-            </w:tcBorders>
-            <w:vAlign w:val="center"/>
-            <w:hideMark/>
-          </w:tcPr>
-          <w:p>
-            <w:pPr>
-              <w:pStyle w:val="Sinespaciado"/>
-              <w:rPr>
-                <w:rFonts w:ascii="Arial Nova Cond Light" w:hAnsi="Arial Nova Cond Light"/>
+            <w:vAlign w:val="center"/>
+          </w:tcPr>
+          <w:p>
+            <w:pPr>
+              <w:pStyle w:val="Prrafodelista"/>
+              <w:tabs>
+                <w:tab w:val="left" w:pos="0"/>
+                <w:tab w:val="left" w:pos="142"/>
+                <w:tab w:val="left" w:pos="284"/>
+              </w:tabs>
+              <w:spacing w:line="276" w:lineRule="auto"/>
+              <w:ind w:left="0"/>
+              <w:jc w:val="center"/>
+              <w:rPr>
+                <w:rFonts w:ascii="Arial Nova Cond" w:eastAsia="Calibri" w:hAnsi="Arial Nova Cond" w:cs="Times New Roman"/>
                 <w:b/>
                 <w:bCs/>
                 <w:sz w:val="20"/>
@@ -11686,7 +11856,7 @@
             </w:pPr>
             <w:r>
               <w:rPr>
-                <w:rFonts w:ascii="Arial Nova Cond Light" w:hAnsi="Arial Nova Cond Light"/>
+                <w:rFonts w:ascii="Arial Nova Cond" w:eastAsia="Calibri" w:hAnsi="Arial Nova Cond" w:cs="Times New Roman"/>
                 <w:b/>
                 <w:bCs/>
                 <w:sz w:val="20"/>
@@ -11700,20 +11870,21 @@
         <w:tc>
           <w:tcPr>
             <w:tcW w:w="1726" w:type="dxa"/>
-            <w:tcBorders>
-              <w:top w:val="double" w:sz="4" w:space="0" w:color="47D459" w:themeColor="accent3" w:themeTint="99"/>
-              <w:left w:val="double" w:sz="4" w:space="0" w:color="47D459" w:themeColor="accent3" w:themeTint="99"/>
-              <w:bottom w:val="double" w:sz="4" w:space="0" w:color="47D459" w:themeColor="accent3" w:themeTint="99"/>
-              <w:right w:val="double" w:sz="4" w:space="0" w:color="47D459" w:themeColor="accent3" w:themeTint="99"/>
-            </w:tcBorders>
-            <w:vAlign w:val="center"/>
-            <w:hideMark/>
-          </w:tcPr>
-          <w:p>
-            <w:pPr>
-              <w:pStyle w:val="Sinespaciado"/>
-              <w:rPr>
-                <w:rFonts w:ascii="Arial Nova Cond Light" w:hAnsi="Arial Nova Cond Light"/>
+            <w:vAlign w:val="center"/>
+          </w:tcPr>
+          <w:p>
+            <w:pPr>
+              <w:pStyle w:val="Prrafodelista"/>
+              <w:tabs>
+                <w:tab w:val="left" w:pos="0"/>
+                <w:tab w:val="left" w:pos="142"/>
+                <w:tab w:val="left" w:pos="284"/>
+              </w:tabs>
+              <w:spacing w:line="276" w:lineRule="auto"/>
+              <w:ind w:left="0"/>
+              <w:jc w:val="both"/>
+              <w:rPr>
+                <w:rFonts w:ascii="Arial Nova Cond" w:eastAsia="Calibri" w:hAnsi="Arial Nova Cond" w:cs="Times New Roman"/>
                 <w:sz w:val="20"/>
                 <w:szCs w:val="20"/>
                 <w:lang w:val="es-ES_tradnl"/>
@@ -11721,7 +11892,7 @@
             </w:pPr>
             <w:r>
               <w:rPr>
-                <w:rFonts w:ascii="Arial Nova Cond Light" w:hAnsi="Arial Nova Cond Light"/>
+                <w:rFonts w:ascii="Arial Nova Cond" w:eastAsia="Calibri" w:hAnsi="Arial Nova Cond" w:cs="Times New Roman"/>
                 <w:sz w:val="20"/>
                 <w:szCs w:val="20"/>
                 <w:lang w:val="es-ES_tradnl"/>
@@ -11733,20 +11904,21 @@
         <w:tc>
           <w:tcPr>
             <w:tcW w:w="6169" w:type="dxa"/>
-            <w:tcBorders>
-              <w:top w:val="double" w:sz="4" w:space="0" w:color="47D459" w:themeColor="accent3" w:themeTint="99"/>
-              <w:left w:val="double" w:sz="4" w:space="0" w:color="47D459" w:themeColor="accent3" w:themeTint="99"/>
-              <w:bottom w:val="double" w:sz="4" w:space="0" w:color="47D459" w:themeColor="accent3" w:themeTint="99"/>
-              <w:right w:val="double" w:sz="4" w:space="0" w:color="47D459" w:themeColor="accent3" w:themeTint="99"/>
-            </w:tcBorders>
-            <w:vAlign w:val="center"/>
-            <w:hideMark/>
-          </w:tcPr>
-          <w:p>
-            <w:pPr>
-              <w:pStyle w:val="Sinespaciado"/>
-              <w:rPr>
-                <w:rFonts w:ascii="Arial Nova Cond Light" w:hAnsi="Arial Nova Cond Light"/>
+            <w:vAlign w:val="center"/>
+          </w:tcPr>
+          <w:p>
+            <w:pPr>
+              <w:pStyle w:val="Prrafodelista"/>
+              <w:tabs>
+                <w:tab w:val="left" w:pos="0"/>
+                <w:tab w:val="left" w:pos="142"/>
+                <w:tab w:val="left" w:pos="284"/>
+              </w:tabs>
+              <w:spacing w:line="276" w:lineRule="auto"/>
+              <w:ind w:left="0"/>
+              <w:jc w:val="both"/>
+              <w:rPr>
+                <w:rFonts w:ascii="Arial Nova Cond" w:eastAsia="Calibri" w:hAnsi="Arial Nova Cond" w:cs="Times New Roman"/>
                 <w:sz w:val="20"/>
                 <w:szCs w:val="20"/>
                 <w:lang w:val="es-ES_tradnl"/>
@@ -11754,7 +11926,7 @@
             </w:pPr>
             <w:r>
               <w:rPr>
-                <w:rFonts w:ascii="Arial Nova Cond Light" w:hAnsi="Arial Nova Cond Light"/>
+                <w:rFonts w:ascii="Arial Nova Cond" w:eastAsia="Calibri" w:hAnsi="Arial Nova Cond" w:cs="Times New Roman"/>
                 <w:sz w:val="20"/>
                 <w:szCs w:val="20"/>
                 <w:lang w:val="es-ES_tradnl"/>
@@ -11766,28 +11938,27 @@
         <w:tc>
           <w:tcPr>
             <w:tcW w:w="2015" w:type="dxa"/>
-            <w:tcBorders>
-              <w:top w:val="double" w:sz="4" w:space="0" w:color="47D459" w:themeColor="accent3" w:themeTint="99"/>
-              <w:left w:val="double" w:sz="4" w:space="0" w:color="47D459" w:themeColor="accent3" w:themeTint="99"/>
-              <w:bottom w:val="double" w:sz="4" w:space="0" w:color="47D459" w:themeColor="accent3" w:themeTint="99"/>
-              <w:right w:val="double" w:sz="4" w:space="0" w:color="47D459" w:themeColor="accent3" w:themeTint="99"/>
-            </w:tcBorders>
-            <w:vAlign w:val="center"/>
-            <w:hideMark/>
-          </w:tcPr>
-          <w:p>
-            <w:pPr>
-              <w:pStyle w:val="Sinespaciado"/>
-              <w:spacing w:line="276" w:lineRule="auto"/>
-              <w:rPr>
-                <w:rFonts w:ascii="Arial Nova Cond Light" w:hAnsi="Arial Nova Cond Light"/>
-                <w:sz w:val="20"/>
-                <w:szCs w:val="20"/>
-              </w:rPr>
-            </w:pPr>
-            <w:r>
-              <w:rPr>
-                <w:rFonts w:ascii="Arial Nova Cond Light" w:hAnsi="Arial Nova Cond Light"/>
+            <w:vAlign w:val="center"/>
+          </w:tcPr>
+          <w:p>
+            <w:pPr>
+              <w:autoSpaceDE w:val="0"/>
+              <w:autoSpaceDN w:val="0"/>
+              <w:adjustRightInd w:val="0"/>
+              <w:jc w:val="center"/>
+              <w:rPr>
+                <w:rFonts w:ascii="Arial Nova Cond" w:hAnsi="Arial Nova Cond" w:cs="Arial"/>
+                <w:color w:val="000000"/>
+                <w:kern w:val="0"/>
+                <w:sz w:val="20"/>
+                <w:szCs w:val="20"/>
+              </w:rPr>
+            </w:pPr>
+            <w:r>
+              <w:rPr>
+                <w:rFonts w:ascii="Arial Nova Cond" w:hAnsi="Arial Nova Cond" w:cs="Arial"/>
+                <w:color w:val="000000"/>
+                <w:kern w:val="0"/>
                 <w:sz w:val="20"/>
                 <w:szCs w:val="20"/>
               </w:rPr>
@@ -11798,28 +11969,27 @@
         <w:tc>
           <w:tcPr>
             <w:tcW w:w="1634" w:type="dxa"/>
-            <w:tcBorders>
-              <w:top w:val="double" w:sz="4" w:space="0" w:color="47D459" w:themeColor="accent3" w:themeTint="99"/>
-              <w:left w:val="double" w:sz="4" w:space="0" w:color="47D459" w:themeColor="accent3" w:themeTint="99"/>
-              <w:bottom w:val="double" w:sz="4" w:space="0" w:color="47D459" w:themeColor="accent3" w:themeTint="99"/>
-              <w:right w:val="double" w:sz="4" w:space="0" w:color="47D459" w:themeColor="accent3" w:themeTint="99"/>
-            </w:tcBorders>
-            <w:vAlign w:val="center"/>
-            <w:hideMark/>
-          </w:tcPr>
-          <w:p>
-            <w:pPr>
-              <w:pStyle w:val="Sinespaciado"/>
-              <w:spacing w:line="276" w:lineRule="auto"/>
-              <w:rPr>
-                <w:rFonts w:ascii="Arial Nova Cond Light" w:hAnsi="Arial Nova Cond Light"/>
-                <w:sz w:val="20"/>
-                <w:szCs w:val="20"/>
-              </w:rPr>
-            </w:pPr>
-            <w:r>
-              <w:rPr>
-                <w:rFonts w:ascii="Arial Nova Cond Light" w:hAnsi="Arial Nova Cond Light"/>
+            <w:vAlign w:val="center"/>
+          </w:tcPr>
+          <w:p>
+            <w:pPr>
+              <w:autoSpaceDE w:val="0"/>
+              <w:autoSpaceDN w:val="0"/>
+              <w:adjustRightInd w:val="0"/>
+              <w:jc w:val="both"/>
+              <w:rPr>
+                <w:rFonts w:ascii="Arial Nova Cond" w:hAnsi="Arial Nova Cond" w:cs="Arial"/>
+                <w:color w:val="000000"/>
+                <w:kern w:val="0"/>
+                <w:sz w:val="20"/>
+                <w:szCs w:val="20"/>
+              </w:rPr>
+            </w:pPr>
+            <w:r>
+              <w:rPr>
+                <w:rFonts w:ascii="Arial Nova Cond" w:hAnsi="Arial Nova Cond" w:cs="Arial"/>
+                <w:color w:val="000000"/>
+                <w:kern w:val="0"/>
                 <w:sz w:val="20"/>
                 <w:szCs w:val="20"/>
               </w:rPr>
@@ -11830,28 +12000,27 @@
         <w:tc>
           <w:tcPr>
             <w:tcW w:w="1337" w:type="dxa"/>
-            <w:tcBorders>
-              <w:top w:val="double" w:sz="4" w:space="0" w:color="47D459" w:themeColor="accent3" w:themeTint="99"/>
-              <w:left w:val="double" w:sz="4" w:space="0" w:color="47D459" w:themeColor="accent3" w:themeTint="99"/>
-              <w:bottom w:val="double" w:sz="4" w:space="0" w:color="47D459" w:themeColor="accent3" w:themeTint="99"/>
-              <w:right w:val="double" w:sz="4" w:space="0" w:color="47D459" w:themeColor="accent3" w:themeTint="99"/>
-            </w:tcBorders>
-            <w:vAlign w:val="center"/>
-            <w:hideMark/>
-          </w:tcPr>
-          <w:p>
-            <w:pPr>
-              <w:pStyle w:val="Sinespaciado"/>
-              <w:spacing w:line="276" w:lineRule="auto"/>
-              <w:rPr>
-                <w:rFonts w:ascii="Arial Nova Cond Light" w:hAnsi="Arial Nova Cond Light"/>
-                <w:sz w:val="20"/>
-                <w:szCs w:val="20"/>
-              </w:rPr>
-            </w:pPr>
-            <w:r>
-              <w:rPr>
-                <w:rFonts w:ascii="Arial Nova Cond Light" w:hAnsi="Arial Nova Cond Light"/>
+            <w:vAlign w:val="center"/>
+          </w:tcPr>
+          <w:p>
+            <w:pPr>
+              <w:autoSpaceDE w:val="0"/>
+              <w:autoSpaceDN w:val="0"/>
+              <w:adjustRightInd w:val="0"/>
+              <w:jc w:val="center"/>
+              <w:rPr>
+                <w:rFonts w:ascii="Arial Nova Cond" w:hAnsi="Arial Nova Cond" w:cs="Arial"/>
+                <w:color w:val="000000"/>
+                <w:kern w:val="0"/>
+                <w:sz w:val="20"/>
+                <w:szCs w:val="20"/>
+              </w:rPr>
+            </w:pPr>
+            <w:r>
+              <w:rPr>
+                <w:rFonts w:ascii="Arial Nova Cond" w:hAnsi="Arial Nova Cond" w:cs="Arial"/>
+                <w:color w:val="000000"/>
+                <w:kern w:val="0"/>
                 <w:sz w:val="20"/>
                 <w:szCs w:val="20"/>
               </w:rPr>
@@ -11869,21 +12038,21 @@
           <w:tcPr>
             <w:tcW w:w="875" w:type="dxa"/>
             <w:vMerge/>
-            <w:tcBorders>
-              <w:top w:val="double" w:sz="4" w:space="0" w:color="47D459" w:themeColor="accent3" w:themeTint="99"/>
-              <w:left w:val="double" w:sz="4" w:space="0" w:color="47D459" w:themeColor="accent3" w:themeTint="99"/>
-              <w:bottom w:val="double" w:sz="4" w:space="0" w:color="47D459" w:themeColor="accent3" w:themeTint="99"/>
-              <w:right w:val="double" w:sz="4" w:space="0" w:color="47D459" w:themeColor="accent3" w:themeTint="99"/>
-            </w:tcBorders>
-            <w:vAlign w:val="center"/>
-            <w:hideMark/>
-          </w:tcPr>
-          <w:p>
-            <w:pPr>
-              <w:pStyle w:val="Sinespaciado"/>
-              <w:spacing w:line="276" w:lineRule="auto"/>
-              <w:rPr>
-                <w:rFonts w:ascii="Arial Nova Cond Light" w:hAnsi="Arial Nova Cond Light"/>
+            <w:vAlign w:val="center"/>
+          </w:tcPr>
+          <w:p>
+            <w:pPr>
+              <w:pStyle w:val="Prrafodelista"/>
+              <w:tabs>
+                <w:tab w:val="left" w:pos="0"/>
+                <w:tab w:val="left" w:pos="142"/>
+                <w:tab w:val="left" w:pos="284"/>
+              </w:tabs>
+              <w:spacing w:line="276" w:lineRule="auto"/>
+              <w:ind w:left="0"/>
+              <w:jc w:val="center"/>
+              <w:rPr>
+                <w:rFonts w:ascii="Arial Nova Cond" w:eastAsia="Calibri" w:hAnsi="Arial Nova Cond" w:cs="Times New Roman"/>
                 <w:b/>
                 <w:bCs/>
                 <w:sz w:val="20"/>
@@ -11896,20 +12065,21 @@
         <w:tc>
           <w:tcPr>
             <w:tcW w:w="1095" w:type="dxa"/>
-            <w:tcBorders>
-              <w:top w:val="double" w:sz="4" w:space="0" w:color="47D459" w:themeColor="accent3" w:themeTint="99"/>
-              <w:left w:val="double" w:sz="4" w:space="0" w:color="47D459" w:themeColor="accent3" w:themeTint="99"/>
-              <w:bottom w:val="double" w:sz="4" w:space="0" w:color="47D459" w:themeColor="accent3" w:themeTint="99"/>
-              <w:right w:val="double" w:sz="4" w:space="0" w:color="47D459" w:themeColor="accent3" w:themeTint="99"/>
-            </w:tcBorders>
-            <w:vAlign w:val="center"/>
-            <w:hideMark/>
-          </w:tcPr>
-          <w:p>
-            <w:pPr>
-              <w:pStyle w:val="Sinespaciado"/>
-              <w:rPr>
-                <w:rFonts w:ascii="Arial Nova Cond Light" w:hAnsi="Arial Nova Cond Light"/>
+            <w:vAlign w:val="center"/>
+          </w:tcPr>
+          <w:p>
+            <w:pPr>
+              <w:pStyle w:val="Prrafodelista"/>
+              <w:tabs>
+                <w:tab w:val="left" w:pos="0"/>
+                <w:tab w:val="left" w:pos="142"/>
+                <w:tab w:val="left" w:pos="284"/>
+              </w:tabs>
+              <w:spacing w:line="276" w:lineRule="auto"/>
+              <w:ind w:left="0"/>
+              <w:jc w:val="center"/>
+              <w:rPr>
+                <w:rFonts w:ascii="Arial Nova Cond" w:eastAsia="Calibri" w:hAnsi="Arial Nova Cond" w:cs="Times New Roman"/>
                 <w:b/>
                 <w:bCs/>
                 <w:sz w:val="20"/>
@@ -11919,7 +12089,7 @@
             </w:pPr>
             <w:r>
               <w:rPr>
-                <w:rFonts w:ascii="Arial Nova Cond Light" w:hAnsi="Arial Nova Cond Light"/>
+                <w:rFonts w:ascii="Arial Nova Cond" w:eastAsia="Calibri" w:hAnsi="Arial Nova Cond" w:cs="Times New Roman"/>
                 <w:b/>
                 <w:bCs/>
                 <w:sz w:val="20"/>
@@ -11933,28 +12103,21 @@
         <w:tc>
           <w:tcPr>
             <w:tcW w:w="1726" w:type="dxa"/>
-            <w:tcBorders>
-              <w:top w:val="double" w:sz="4" w:space="0" w:color="47D459" w:themeColor="accent3" w:themeTint="99"/>
-              <w:left w:val="double" w:sz="4" w:space="0" w:color="47D459" w:themeColor="accent3" w:themeTint="99"/>
-              <w:bottom w:val="double" w:sz="4" w:space="0" w:color="47D459" w:themeColor="accent3" w:themeTint="99"/>
-              <w:right w:val="double" w:sz="4" w:space="0" w:color="47D459" w:themeColor="accent3" w:themeTint="99"/>
-            </w:tcBorders>
-            <w:vAlign w:val="center"/>
-            <w:hideMark/>
-          </w:tcPr>
-          <w:p>
-            <w:pPr>
-              <w:pStyle w:val="Sinespaciado"/>
-              <w:spacing w:line="276" w:lineRule="auto"/>
-              <w:rPr>
-                <w:rFonts w:ascii="Arial Nova Cond Light" w:hAnsi="Arial Nova Cond Light"/>
-                <w:sz w:val="20"/>
-                <w:szCs w:val="20"/>
-              </w:rPr>
-            </w:pPr>
-            <w:r>
-              <w:rPr>
-                <w:rFonts w:ascii="Arial Nova Cond Light" w:hAnsi="Arial Nova Cond Light"/>
+            <w:vAlign w:val="center"/>
+          </w:tcPr>
+          <w:p>
+            <w:pPr>
+              <w:pStyle w:val="NormalWeb"/>
+              <w:jc w:val="both"/>
+              <w:rPr>
+                <w:rFonts w:ascii="Arial Nova Cond" w:hAnsi="Arial Nova Cond"/>
+                <w:sz w:val="20"/>
+                <w:szCs w:val="20"/>
+              </w:rPr>
+            </w:pPr>
+            <w:r>
+              <w:rPr>
+                <w:rFonts w:ascii="Arial Nova Cond" w:eastAsia="Calibri" w:hAnsi="Arial Nova Cond"/>
                 <w:sz w:val="20"/>
                 <w:szCs w:val="20"/>
                 <w:lang w:val="es-ES_tradnl"/>
@@ -11966,20 +12129,21 @@
         <w:tc>
           <w:tcPr>
             <w:tcW w:w="6169" w:type="dxa"/>
-            <w:tcBorders>
-              <w:top w:val="double" w:sz="4" w:space="0" w:color="47D459" w:themeColor="accent3" w:themeTint="99"/>
-              <w:left w:val="double" w:sz="4" w:space="0" w:color="47D459" w:themeColor="accent3" w:themeTint="99"/>
-              <w:bottom w:val="double" w:sz="4" w:space="0" w:color="47D459" w:themeColor="accent3" w:themeTint="99"/>
-              <w:right w:val="double" w:sz="4" w:space="0" w:color="47D459" w:themeColor="accent3" w:themeTint="99"/>
-            </w:tcBorders>
-            <w:vAlign w:val="center"/>
-            <w:hideMark/>
-          </w:tcPr>
-          <w:p>
-            <w:pPr>
-              <w:pStyle w:val="Sinespaciado"/>
-              <w:rPr>
-                <w:rFonts w:ascii="Arial Nova Cond Light" w:hAnsi="Arial Nova Cond Light"/>
+            <w:vAlign w:val="center"/>
+          </w:tcPr>
+          <w:p>
+            <w:pPr>
+              <w:pStyle w:val="Prrafodelista"/>
+              <w:tabs>
+                <w:tab w:val="left" w:pos="0"/>
+                <w:tab w:val="left" w:pos="142"/>
+                <w:tab w:val="left" w:pos="284"/>
+              </w:tabs>
+              <w:spacing w:line="276" w:lineRule="auto"/>
+              <w:ind w:left="0"/>
+              <w:jc w:val="both"/>
+              <w:rPr>
+                <w:rFonts w:ascii="Arial Nova Cond" w:eastAsia="Calibri" w:hAnsi="Arial Nova Cond" w:cs="Times New Roman"/>
                 <w:sz w:val="20"/>
                 <w:szCs w:val="20"/>
                 <w:lang w:val="es-ES_tradnl"/>
@@ -11987,7 +12151,7 @@
             </w:pPr>
             <w:r>
               <w:rPr>
-                <w:rFonts w:ascii="Arial Nova Cond Light" w:hAnsi="Arial Nova Cond Light"/>
+                <w:rFonts w:ascii="Arial Nova Cond" w:eastAsia="Calibri" w:hAnsi="Arial Nova Cond" w:cs="Times New Roman"/>
                 <w:sz w:val="20"/>
                 <w:szCs w:val="20"/>
                 <w:lang w:val="es-ES_tradnl"/>
@@ -11999,28 +12163,27 @@
         <w:tc>
           <w:tcPr>
             <w:tcW w:w="2015" w:type="dxa"/>
-            <w:tcBorders>
-              <w:top w:val="double" w:sz="4" w:space="0" w:color="47D459" w:themeColor="accent3" w:themeTint="99"/>
-              <w:left w:val="double" w:sz="4" w:space="0" w:color="47D459" w:themeColor="accent3" w:themeTint="99"/>
-              <w:bottom w:val="double" w:sz="4" w:space="0" w:color="47D459" w:themeColor="accent3" w:themeTint="99"/>
-              <w:right w:val="double" w:sz="4" w:space="0" w:color="47D459" w:themeColor="accent3" w:themeTint="99"/>
-            </w:tcBorders>
-            <w:vAlign w:val="center"/>
-            <w:hideMark/>
-          </w:tcPr>
-          <w:p>
-            <w:pPr>
-              <w:pStyle w:val="Sinespaciado"/>
-              <w:spacing w:line="276" w:lineRule="auto"/>
-              <w:rPr>
-                <w:rFonts w:ascii="Arial Nova Cond Light" w:hAnsi="Arial Nova Cond Light"/>
-                <w:sz w:val="20"/>
-                <w:szCs w:val="20"/>
-              </w:rPr>
-            </w:pPr>
-            <w:r>
-              <w:rPr>
-                <w:rFonts w:ascii="Arial Nova Cond Light" w:hAnsi="Arial Nova Cond Light"/>
+            <w:vAlign w:val="center"/>
+          </w:tcPr>
+          <w:p>
+            <w:pPr>
+              <w:autoSpaceDE w:val="0"/>
+              <w:autoSpaceDN w:val="0"/>
+              <w:adjustRightInd w:val="0"/>
+              <w:jc w:val="center"/>
+              <w:rPr>
+                <w:rFonts w:ascii="Arial Nova Cond" w:hAnsi="Arial Nova Cond" w:cs="Arial"/>
+                <w:color w:val="000000" w:themeColor="text1"/>
+                <w:kern w:val="0"/>
+                <w:sz w:val="20"/>
+                <w:szCs w:val="20"/>
+              </w:rPr>
+            </w:pPr>
+            <w:r>
+              <w:rPr>
+                <w:rFonts w:ascii="Arial Nova Cond" w:hAnsi="Arial Nova Cond" w:cs="Arial"/>
+                <w:color w:val="000000"/>
+                <w:kern w:val="0"/>
                 <w:sz w:val="20"/>
                 <w:szCs w:val="20"/>
               </w:rPr>
@@ -12031,28 +12194,27 @@
         <w:tc>
           <w:tcPr>
             <w:tcW w:w="1634" w:type="dxa"/>
-            <w:tcBorders>
-              <w:top w:val="double" w:sz="4" w:space="0" w:color="47D459" w:themeColor="accent3" w:themeTint="99"/>
-              <w:left w:val="double" w:sz="4" w:space="0" w:color="47D459" w:themeColor="accent3" w:themeTint="99"/>
-              <w:bottom w:val="double" w:sz="4" w:space="0" w:color="47D459" w:themeColor="accent3" w:themeTint="99"/>
-              <w:right w:val="double" w:sz="4" w:space="0" w:color="47D459" w:themeColor="accent3" w:themeTint="99"/>
-            </w:tcBorders>
-            <w:vAlign w:val="center"/>
-            <w:hideMark/>
-          </w:tcPr>
-          <w:p>
-            <w:pPr>
-              <w:pStyle w:val="Sinespaciado"/>
-              <w:spacing w:line="276" w:lineRule="auto"/>
-              <w:rPr>
-                <w:rFonts w:ascii="Arial Nova Cond Light" w:hAnsi="Arial Nova Cond Light"/>
-                <w:sz w:val="20"/>
-                <w:szCs w:val="20"/>
-              </w:rPr>
-            </w:pPr>
-            <w:r>
-              <w:rPr>
-                <w:rFonts w:ascii="Arial Nova Cond Light" w:hAnsi="Arial Nova Cond Light"/>
+            <w:vAlign w:val="center"/>
+          </w:tcPr>
+          <w:p>
+            <w:pPr>
+              <w:autoSpaceDE w:val="0"/>
+              <w:autoSpaceDN w:val="0"/>
+              <w:adjustRightInd w:val="0"/>
+              <w:jc w:val="both"/>
+              <w:rPr>
+                <w:rFonts w:ascii="Arial Nova Cond" w:hAnsi="Arial Nova Cond" w:cs="Arial"/>
+                <w:color w:val="000000"/>
+                <w:kern w:val="0"/>
+                <w:sz w:val="20"/>
+                <w:szCs w:val="20"/>
+              </w:rPr>
+            </w:pPr>
+            <w:r>
+              <w:rPr>
+                <w:rFonts w:ascii="Arial Nova Cond" w:hAnsi="Arial Nova Cond" w:cs="Arial"/>
+                <w:color w:val="000000"/>
+                <w:kern w:val="0"/>
                 <w:sz w:val="20"/>
                 <w:szCs w:val="20"/>
               </w:rPr>
@@ -12063,28 +12225,27 @@
         <w:tc>
           <w:tcPr>
             <w:tcW w:w="1337" w:type="dxa"/>
-            <w:tcBorders>
-              <w:top w:val="double" w:sz="4" w:space="0" w:color="47D459" w:themeColor="accent3" w:themeTint="99"/>
-              <w:left w:val="double" w:sz="4" w:space="0" w:color="47D459" w:themeColor="accent3" w:themeTint="99"/>
-              <w:bottom w:val="double" w:sz="4" w:space="0" w:color="47D459" w:themeColor="accent3" w:themeTint="99"/>
-              <w:right w:val="double" w:sz="4" w:space="0" w:color="47D459" w:themeColor="accent3" w:themeTint="99"/>
-            </w:tcBorders>
-            <w:vAlign w:val="center"/>
-            <w:hideMark/>
-          </w:tcPr>
-          <w:p>
-            <w:pPr>
-              <w:pStyle w:val="Sinespaciado"/>
-              <w:spacing w:line="276" w:lineRule="auto"/>
-              <w:rPr>
-                <w:rFonts w:ascii="Arial Nova Cond Light" w:hAnsi="Arial Nova Cond Light"/>
-                <w:sz w:val="20"/>
-                <w:szCs w:val="20"/>
-              </w:rPr>
-            </w:pPr>
-            <w:r>
-              <w:rPr>
-                <w:rFonts w:ascii="Arial Nova Cond Light" w:hAnsi="Arial Nova Cond Light"/>
+            <w:vAlign w:val="center"/>
+          </w:tcPr>
+          <w:p>
+            <w:pPr>
+              <w:autoSpaceDE w:val="0"/>
+              <w:autoSpaceDN w:val="0"/>
+              <w:adjustRightInd w:val="0"/>
+              <w:jc w:val="center"/>
+              <w:rPr>
+                <w:rFonts w:ascii="Arial Nova Cond" w:hAnsi="Arial Nova Cond" w:cs="Arial"/>
+                <w:color w:val="000000"/>
+                <w:kern w:val="0"/>
+                <w:sz w:val="20"/>
+                <w:szCs w:val="20"/>
+              </w:rPr>
+            </w:pPr>
+            <w:r>
+              <w:rPr>
+                <w:rFonts w:ascii="Arial Nova Cond" w:hAnsi="Arial Nova Cond" w:cs="Arial"/>
+                <w:color w:val="000000"/>
+                <w:kern w:val="0"/>
                 <w:sz w:val="20"/>
                 <w:szCs w:val="20"/>
               </w:rPr>
@@ -12102,21 +12263,21 @@
           <w:tcPr>
             <w:tcW w:w="875" w:type="dxa"/>
             <w:vMerge/>
-            <w:tcBorders>
-              <w:top w:val="double" w:sz="4" w:space="0" w:color="47D459" w:themeColor="accent3" w:themeTint="99"/>
-              <w:left w:val="double" w:sz="4" w:space="0" w:color="47D459" w:themeColor="accent3" w:themeTint="99"/>
-              <w:bottom w:val="double" w:sz="4" w:space="0" w:color="47D459" w:themeColor="accent3" w:themeTint="99"/>
-              <w:right w:val="double" w:sz="4" w:space="0" w:color="47D459" w:themeColor="accent3" w:themeTint="99"/>
-            </w:tcBorders>
-            <w:vAlign w:val="center"/>
-            <w:hideMark/>
-          </w:tcPr>
-          <w:p>
-            <w:pPr>
-              <w:pStyle w:val="Sinespaciado"/>
-              <w:spacing w:line="276" w:lineRule="auto"/>
-              <w:rPr>
-                <w:rFonts w:ascii="Arial Nova Cond Light" w:hAnsi="Arial Nova Cond Light"/>
+            <w:vAlign w:val="center"/>
+          </w:tcPr>
+          <w:p>
+            <w:pPr>
+              <w:pStyle w:val="Prrafodelista"/>
+              <w:tabs>
+                <w:tab w:val="left" w:pos="0"/>
+                <w:tab w:val="left" w:pos="142"/>
+                <w:tab w:val="left" w:pos="284"/>
+              </w:tabs>
+              <w:spacing w:line="276" w:lineRule="auto"/>
+              <w:ind w:left="0"/>
+              <w:jc w:val="center"/>
+              <w:rPr>
+                <w:rFonts w:ascii="Arial Nova Cond" w:eastAsia="Calibri" w:hAnsi="Arial Nova Cond" w:cs="Times New Roman"/>
                 <w:b/>
                 <w:bCs/>
                 <w:sz w:val="20"/>
@@ -12129,20 +12290,21 @@
         <w:tc>
           <w:tcPr>
             <w:tcW w:w="1095" w:type="dxa"/>
-            <w:tcBorders>
-              <w:top w:val="double" w:sz="4" w:space="0" w:color="47D459" w:themeColor="accent3" w:themeTint="99"/>
-              <w:left w:val="double" w:sz="4" w:space="0" w:color="47D459" w:themeColor="accent3" w:themeTint="99"/>
-              <w:bottom w:val="double" w:sz="4" w:space="0" w:color="47D459" w:themeColor="accent3" w:themeTint="99"/>
-              <w:right w:val="double" w:sz="4" w:space="0" w:color="47D459" w:themeColor="accent3" w:themeTint="99"/>
-            </w:tcBorders>
-            <w:vAlign w:val="center"/>
-            <w:hideMark/>
-          </w:tcPr>
-          <w:p>
-            <w:pPr>
-              <w:pStyle w:val="Sinespaciado"/>
-              <w:rPr>
-                <w:rFonts w:ascii="Arial Nova Cond Light" w:hAnsi="Arial Nova Cond Light"/>
+            <w:vAlign w:val="center"/>
+          </w:tcPr>
+          <w:p>
+            <w:pPr>
+              <w:pStyle w:val="Prrafodelista"/>
+              <w:tabs>
+                <w:tab w:val="left" w:pos="0"/>
+                <w:tab w:val="left" w:pos="142"/>
+                <w:tab w:val="left" w:pos="284"/>
+              </w:tabs>
+              <w:spacing w:line="276" w:lineRule="auto"/>
+              <w:ind w:left="0"/>
+              <w:jc w:val="center"/>
+              <w:rPr>
+                <w:rFonts w:ascii="Arial Nova Cond" w:eastAsia="Calibri" w:hAnsi="Arial Nova Cond" w:cs="Times New Roman"/>
                 <w:b/>
                 <w:bCs/>
                 <w:sz w:val="20"/>
@@ -12152,7 +12314,7 @@
             </w:pPr>
             <w:r>
               <w:rPr>
-                <w:rFonts w:ascii="Arial Nova Cond Light" w:hAnsi="Arial Nova Cond Light"/>
+                <w:rFonts w:ascii="Arial Nova Cond" w:eastAsia="Calibri" w:hAnsi="Arial Nova Cond" w:cs="Times New Roman"/>
                 <w:b/>
                 <w:bCs/>
                 <w:sz w:val="20"/>
@@ -12166,28 +12328,21 @@
         <w:tc>
           <w:tcPr>
             <w:tcW w:w="1726" w:type="dxa"/>
-            <w:tcBorders>
-              <w:top w:val="double" w:sz="4" w:space="0" w:color="47D459" w:themeColor="accent3" w:themeTint="99"/>
-              <w:left w:val="double" w:sz="4" w:space="0" w:color="47D459" w:themeColor="accent3" w:themeTint="99"/>
-              <w:bottom w:val="double" w:sz="4" w:space="0" w:color="47D459" w:themeColor="accent3" w:themeTint="99"/>
-              <w:right w:val="double" w:sz="4" w:space="0" w:color="47D459" w:themeColor="accent3" w:themeTint="99"/>
-            </w:tcBorders>
-            <w:vAlign w:val="center"/>
-            <w:hideMark/>
-          </w:tcPr>
-          <w:p>
-            <w:pPr>
-              <w:pStyle w:val="Sinespaciado"/>
-              <w:spacing w:line="276" w:lineRule="auto"/>
-              <w:rPr>
-                <w:rFonts w:ascii="Arial Nova Cond Light" w:hAnsi="Arial Nova Cond Light"/>
-                <w:sz w:val="20"/>
-                <w:szCs w:val="20"/>
-              </w:rPr>
-            </w:pPr>
-            <w:r>
-              <w:rPr>
-                <w:rFonts w:ascii="Arial Nova Cond Light" w:hAnsi="Arial Nova Cond Light"/>
+            <w:vAlign w:val="center"/>
+          </w:tcPr>
+          <w:p>
+            <w:pPr>
+              <w:pStyle w:val="NormalWeb"/>
+              <w:jc w:val="both"/>
+              <w:rPr>
+                <w:rFonts w:ascii="Arial Nova Cond" w:eastAsia="Calibri" w:hAnsi="Arial Nova Cond"/>
+                <w:sz w:val="20"/>
+                <w:szCs w:val="20"/>
+              </w:rPr>
+            </w:pPr>
+            <w:r>
+              <w:rPr>
+                <w:rFonts w:ascii="Arial Nova Cond" w:eastAsia="Calibri" w:hAnsi="Arial Nova Cond"/>
                 <w:sz w:val="20"/>
                 <w:szCs w:val="20"/>
                 <w:lang w:val="es-ES_tradnl"/>
@@ -12199,20 +12354,21 @@
         <w:tc>
           <w:tcPr>
             <w:tcW w:w="6169" w:type="dxa"/>
-            <w:tcBorders>
-              <w:top w:val="double" w:sz="4" w:space="0" w:color="47D459" w:themeColor="accent3" w:themeTint="99"/>
-              <w:left w:val="double" w:sz="4" w:space="0" w:color="47D459" w:themeColor="accent3" w:themeTint="99"/>
-              <w:bottom w:val="double" w:sz="4" w:space="0" w:color="47D459" w:themeColor="accent3" w:themeTint="99"/>
-              <w:right w:val="double" w:sz="4" w:space="0" w:color="47D459" w:themeColor="accent3" w:themeTint="99"/>
-            </w:tcBorders>
-            <w:vAlign w:val="center"/>
-            <w:hideMark/>
-          </w:tcPr>
-          <w:p>
-            <w:pPr>
-              <w:pStyle w:val="Sinespaciado"/>
-              <w:rPr>
-                <w:rFonts w:ascii="Arial Nova Cond Light" w:hAnsi="Arial Nova Cond Light"/>
+            <w:vAlign w:val="center"/>
+          </w:tcPr>
+          <w:p>
+            <w:pPr>
+              <w:pStyle w:val="Prrafodelista"/>
+              <w:tabs>
+                <w:tab w:val="left" w:pos="0"/>
+                <w:tab w:val="left" w:pos="142"/>
+                <w:tab w:val="left" w:pos="284"/>
+              </w:tabs>
+              <w:spacing w:line="276" w:lineRule="auto"/>
+              <w:ind w:left="0"/>
+              <w:jc w:val="both"/>
+              <w:rPr>
+                <w:rFonts w:ascii="Arial Nova Cond" w:eastAsia="Calibri" w:hAnsi="Arial Nova Cond" w:cs="Times New Roman"/>
                 <w:sz w:val="20"/>
                 <w:szCs w:val="20"/>
                 <w:lang w:val="es-ES_tradnl"/>
@@ -12220,7 +12376,7 @@
             </w:pPr>
             <w:r>
               <w:rPr>
-                <w:rFonts w:ascii="Arial Nova Cond Light" w:hAnsi="Arial Nova Cond Light"/>
+                <w:rFonts w:ascii="Arial Nova Cond" w:eastAsia="Calibri" w:hAnsi="Arial Nova Cond" w:cs="Times New Roman"/>
                 <w:sz w:val="20"/>
                 <w:szCs w:val="20"/>
                 <w:lang w:val="es-ES_tradnl"/>
@@ -12232,28 +12388,27 @@
         <w:tc>
           <w:tcPr>
             <w:tcW w:w="2015" w:type="dxa"/>
-            <w:tcBorders>
-              <w:top w:val="double" w:sz="4" w:space="0" w:color="47D459" w:themeColor="accent3" w:themeTint="99"/>
-              <w:left w:val="double" w:sz="4" w:space="0" w:color="47D459" w:themeColor="accent3" w:themeTint="99"/>
-              <w:bottom w:val="double" w:sz="4" w:space="0" w:color="47D459" w:themeColor="accent3" w:themeTint="99"/>
-              <w:right w:val="double" w:sz="4" w:space="0" w:color="47D459" w:themeColor="accent3" w:themeTint="99"/>
-            </w:tcBorders>
-            <w:vAlign w:val="center"/>
-            <w:hideMark/>
-          </w:tcPr>
-          <w:p>
-            <w:pPr>
-              <w:pStyle w:val="Sinespaciado"/>
-              <w:spacing w:line="276" w:lineRule="auto"/>
-              <w:rPr>
-                <w:rFonts w:ascii="Arial Nova Cond Light" w:hAnsi="Arial Nova Cond Light"/>
-                <w:sz w:val="20"/>
-                <w:szCs w:val="20"/>
-              </w:rPr>
-            </w:pPr>
-            <w:r>
-              <w:rPr>
-                <w:rFonts w:ascii="Arial Nova Cond Light" w:hAnsi="Arial Nova Cond Light"/>
+            <w:vAlign w:val="center"/>
+          </w:tcPr>
+          <w:p>
+            <w:pPr>
+              <w:autoSpaceDE w:val="0"/>
+              <w:autoSpaceDN w:val="0"/>
+              <w:adjustRightInd w:val="0"/>
+              <w:jc w:val="center"/>
+              <w:rPr>
+                <w:rFonts w:ascii="Arial Nova Cond" w:hAnsi="Arial Nova Cond" w:cs="Arial"/>
+                <w:color w:val="000000"/>
+                <w:kern w:val="0"/>
+                <w:sz w:val="20"/>
+                <w:szCs w:val="20"/>
+              </w:rPr>
+            </w:pPr>
+            <w:r>
+              <w:rPr>
+                <w:rFonts w:ascii="Arial Nova Cond" w:hAnsi="Arial Nova Cond" w:cs="Arial"/>
+                <w:color w:val="000000"/>
+                <w:kern w:val="0"/>
                 <w:sz w:val="20"/>
                 <w:szCs w:val="20"/>
               </w:rPr>
@@ -12264,28 +12419,27 @@
         <w:tc>
           <w:tcPr>
             <w:tcW w:w="1634" w:type="dxa"/>
-            <w:tcBorders>
-              <w:top w:val="double" w:sz="4" w:space="0" w:color="47D459" w:themeColor="accent3" w:themeTint="99"/>
-              <w:left w:val="double" w:sz="4" w:space="0" w:color="47D459" w:themeColor="accent3" w:themeTint="99"/>
-              <w:bottom w:val="double" w:sz="4" w:space="0" w:color="47D459" w:themeColor="accent3" w:themeTint="99"/>
-              <w:right w:val="double" w:sz="4" w:space="0" w:color="47D459" w:themeColor="accent3" w:themeTint="99"/>
-            </w:tcBorders>
-            <w:vAlign w:val="center"/>
-            <w:hideMark/>
-          </w:tcPr>
-          <w:p>
-            <w:pPr>
-              <w:pStyle w:val="Sinespaciado"/>
-              <w:spacing w:line="276" w:lineRule="auto"/>
-              <w:rPr>
-                <w:rFonts w:ascii="Arial Nova Cond Light" w:hAnsi="Arial Nova Cond Light"/>
-                <w:sz w:val="20"/>
-                <w:szCs w:val="20"/>
-              </w:rPr>
-            </w:pPr>
-            <w:r>
-              <w:rPr>
-                <w:rFonts w:ascii="Arial Nova Cond Light" w:hAnsi="Arial Nova Cond Light"/>
+            <w:vAlign w:val="center"/>
+          </w:tcPr>
+          <w:p>
+            <w:pPr>
+              <w:autoSpaceDE w:val="0"/>
+              <w:autoSpaceDN w:val="0"/>
+              <w:adjustRightInd w:val="0"/>
+              <w:jc w:val="both"/>
+              <w:rPr>
+                <w:rFonts w:ascii="Arial Nova Cond" w:hAnsi="Arial Nova Cond" w:cs="Arial"/>
+                <w:color w:val="000000"/>
+                <w:kern w:val="0"/>
+                <w:sz w:val="20"/>
+                <w:szCs w:val="20"/>
+              </w:rPr>
+            </w:pPr>
+            <w:r>
+              <w:rPr>
+                <w:rFonts w:ascii="Arial Nova Cond" w:hAnsi="Arial Nova Cond" w:cs="Arial"/>
+                <w:color w:val="000000"/>
+                <w:kern w:val="0"/>
                 <w:sz w:val="20"/>
                 <w:szCs w:val="20"/>
               </w:rPr>
@@ -12296,28 +12450,27 @@
         <w:tc>
           <w:tcPr>
             <w:tcW w:w="1337" w:type="dxa"/>
-            <w:tcBorders>
-              <w:top w:val="double" w:sz="4" w:space="0" w:color="47D459" w:themeColor="accent3" w:themeTint="99"/>
-              <w:left w:val="double" w:sz="4" w:space="0" w:color="47D459" w:themeColor="accent3" w:themeTint="99"/>
-              <w:bottom w:val="double" w:sz="4" w:space="0" w:color="47D459" w:themeColor="accent3" w:themeTint="99"/>
-              <w:right w:val="double" w:sz="4" w:space="0" w:color="47D459" w:themeColor="accent3" w:themeTint="99"/>
-            </w:tcBorders>
-            <w:vAlign w:val="center"/>
-            <w:hideMark/>
-          </w:tcPr>
-          <w:p>
-            <w:pPr>
-              <w:pStyle w:val="Sinespaciado"/>
-              <w:spacing w:line="276" w:lineRule="auto"/>
-              <w:rPr>
-                <w:rFonts w:ascii="Arial Nova Cond Light" w:hAnsi="Arial Nova Cond Light"/>
-                <w:sz w:val="20"/>
-                <w:szCs w:val="20"/>
-              </w:rPr>
-            </w:pPr>
-            <w:r>
-              <w:rPr>
-                <w:rFonts w:ascii="Arial Nova Cond Light" w:hAnsi="Arial Nova Cond Light"/>
+            <w:vAlign w:val="center"/>
+          </w:tcPr>
+          <w:p>
+            <w:pPr>
+              <w:autoSpaceDE w:val="0"/>
+              <w:autoSpaceDN w:val="0"/>
+              <w:adjustRightInd w:val="0"/>
+              <w:jc w:val="center"/>
+              <w:rPr>
+                <w:rFonts w:ascii="Arial Nova Cond" w:hAnsi="Arial Nova Cond" w:cs="Arial"/>
+                <w:color w:val="000000"/>
+                <w:kern w:val="0"/>
+                <w:sz w:val="20"/>
+                <w:szCs w:val="20"/>
+              </w:rPr>
+            </w:pPr>
+            <w:r>
+              <w:rPr>
+                <w:rFonts w:ascii="Arial Nova Cond" w:hAnsi="Arial Nova Cond" w:cs="Arial"/>
+                <w:color w:val="000000"/>
+                <w:kern w:val="0"/>
                 <w:sz w:val="20"/>
                 <w:szCs w:val="20"/>
               </w:rPr>
@@ -12335,139 +12488,136 @@
           <w:tcPr>
             <w:tcW w:w="875" w:type="dxa"/>
             <w:vMerge w:val="restart"/>
-            <w:tcBorders>
-              <w:top w:val="double" w:sz="4" w:space="0" w:color="47D459" w:themeColor="accent3" w:themeTint="99"/>
-              <w:left w:val="double" w:sz="4" w:space="0" w:color="47D459" w:themeColor="accent3" w:themeTint="99"/>
-              <w:bottom w:val="double" w:sz="4" w:space="0" w:color="47D459" w:themeColor="accent3" w:themeTint="99"/>
-              <w:right w:val="double" w:sz="4" w:space="0" w:color="47D459" w:themeColor="accent3" w:themeTint="99"/>
-            </w:tcBorders>
-            <w:vAlign w:val="center"/>
-            <w:hideMark/>
+            <w:vAlign w:val="center"/>
+          </w:tcPr>
+          <w:p>
+            <w:pPr>
+              <w:pStyle w:val="Prrafodelista"/>
+              <w:tabs>
+                <w:tab w:val="left" w:pos="0"/>
+                <w:tab w:val="left" w:pos="142"/>
+                <w:tab w:val="left" w:pos="284"/>
+              </w:tabs>
+              <w:spacing w:line="276" w:lineRule="auto"/>
+              <w:ind w:left="0"/>
+              <w:jc w:val="center"/>
+              <w:rPr>
+                <w:rFonts w:ascii="Arial Nova Cond" w:eastAsia="Calibri" w:hAnsi="Arial Nova Cond" w:cs="Times New Roman"/>
+                <w:b/>
+                <w:bCs/>
+                <w:sz w:val="20"/>
+                <w:szCs w:val="20"/>
+                <w:lang w:val="es-ES_tradnl"/>
+              </w:rPr>
+            </w:pPr>
+            <w:r>
+              <w:rPr>
+                <w:rFonts w:ascii="Arial Nova Cond" w:eastAsia="Calibri" w:hAnsi="Arial Nova Cond" w:cs="Times New Roman"/>
+                <w:b/>
+                <w:bCs/>
+                <w:sz w:val="20"/>
+                <w:szCs w:val="20"/>
+                <w:lang w:val="es-ES_tradnl"/>
+              </w:rPr>
+              <w:t>II</w:t>
+            </w:r>
+          </w:p>
+        </w:tc>
+        <w:tc>
+          <w:tcPr>
+            <w:tcW w:w="1095" w:type="dxa"/>
+            <w:vAlign w:val="center"/>
+          </w:tcPr>
+          <w:p>
+            <w:pPr>
+              <w:pStyle w:val="Prrafodelista"/>
+              <w:tabs>
+                <w:tab w:val="left" w:pos="0"/>
+                <w:tab w:val="left" w:pos="142"/>
+                <w:tab w:val="left" w:pos="284"/>
+              </w:tabs>
+              <w:spacing w:line="276" w:lineRule="auto"/>
+              <w:ind w:left="0"/>
+              <w:jc w:val="center"/>
+              <w:rPr>
+                <w:rFonts w:ascii="Arial Nova Cond" w:eastAsia="Calibri" w:hAnsi="Arial Nova Cond" w:cs="Times New Roman"/>
+                <w:b/>
+                <w:bCs/>
+                <w:sz w:val="20"/>
+                <w:szCs w:val="20"/>
+                <w:lang w:val="es-ES_tradnl"/>
+              </w:rPr>
+            </w:pPr>
+            <w:r>
+              <w:rPr>
+                <w:rFonts w:ascii="Arial Nova Cond" w:eastAsia="Calibri" w:hAnsi="Arial Nova Cond" w:cs="Times New Roman"/>
+                <w:b/>
+                <w:bCs/>
+                <w:sz w:val="20"/>
+                <w:szCs w:val="20"/>
+                <w:lang w:val="es-ES_tradnl"/>
+              </w:rPr>
+              <w:t>U 3</w:t>
+            </w:r>
+          </w:p>
+        </w:tc>
+        <w:tc>
+          <w:tcPr>
+            <w:tcW w:w="1726" w:type="dxa"/>
+            <w:vAlign w:val="center"/>
           </w:tcPr>
           <w:p>
             <w:pPr>
               <w:pStyle w:val="Sinespaciado"/>
-              <w:rPr>
-                <w:rFonts w:ascii="Arial Nova Cond Light" w:hAnsi="Arial Nova Cond Light"/>
-                <w:b/>
-                <w:bCs/>
+              <w:jc w:val="both"/>
+              <w:rPr>
+                <w:rFonts w:ascii="Arial Nova Cond" w:eastAsia="Times New Roman" w:hAnsi="Arial Nova Cond" w:cs="Times New Roman"/>
+                <w:sz w:val="20"/>
+                <w:szCs w:val="20"/>
+              </w:rPr>
+            </w:pPr>
+            <w:r>
+              <w:rPr>
+                <w:rFonts w:ascii="Arial Nova Cond" w:eastAsia="Calibri" w:hAnsi="Arial Nova Cond" w:cs="Times New Roman"/>
                 <w:sz w:val="20"/>
                 <w:szCs w:val="20"/>
                 <w:lang w:val="es-ES_tradnl"/>
               </w:rPr>
-            </w:pPr>
-            <w:r>
-              <w:rPr>
-                <w:rFonts w:ascii="Arial Nova Cond Light" w:hAnsi="Arial Nova Cond Light"/>
-                <w:b/>
-                <w:bCs/>
+              <w:t>{{problemapotencialidad3}}</w:t>
+            </w:r>
+          </w:p>
+        </w:tc>
+        <w:tc>
+          <w:tcPr>
+            <w:tcW w:w="6169" w:type="dxa"/>
+            <w:vAlign w:val="center"/>
+          </w:tcPr>
+          <w:p>
+            <w:pPr>
+              <w:pStyle w:val="Prrafodelista"/>
+              <w:tabs>
+                <w:tab w:val="left" w:pos="0"/>
+                <w:tab w:val="left" w:pos="142"/>
+                <w:tab w:val="left" w:pos="284"/>
+              </w:tabs>
+              <w:spacing w:line="276" w:lineRule="auto"/>
+              <w:ind w:left="0"/>
+              <w:jc w:val="both"/>
+              <w:rPr>
+                <w:rFonts w:ascii="Arial Nova Cond" w:eastAsia="Calibri" w:hAnsi="Arial Nova Cond" w:cs="Times New Roman"/>
+                <w:color w:val="000000" w:themeColor="text1"/>
                 <w:sz w:val="20"/>
                 <w:szCs w:val="20"/>
                 <w:lang w:val="es-ES_tradnl"/>
               </w:rPr>
-              <w:t>II</w:t>
-            </w:r>
-          </w:p>
-        </w:tc>
-        <w:tc>
-          <w:tcPr>
-            <w:tcW w:w="1095" w:type="dxa"/>
-            <w:tcBorders>
-              <w:top w:val="double" w:sz="4" w:space="0" w:color="47D459" w:themeColor="accent3" w:themeTint="99"/>
-              <w:left w:val="double" w:sz="4" w:space="0" w:color="47D459" w:themeColor="accent3" w:themeTint="99"/>
-              <w:bottom w:val="double" w:sz="4" w:space="0" w:color="47D459" w:themeColor="accent3" w:themeTint="99"/>
-              <w:right w:val="double" w:sz="4" w:space="0" w:color="47D459" w:themeColor="accent3" w:themeTint="99"/>
-            </w:tcBorders>
-            <w:vAlign w:val="center"/>
-            <w:hideMark/>
-          </w:tcPr>
-          <w:p>
-            <w:pPr>
-              <w:pStyle w:val="Sinespaciado"/>
-              <w:rPr>
-                <w:rFonts w:ascii="Arial Nova Cond Light" w:hAnsi="Arial Nova Cond Light"/>
-                <w:b/>
-                <w:bCs/>
+            </w:pPr>
+            <w:r>
+              <w:rPr>
+                <w:rFonts w:ascii="Arial Nova Cond" w:eastAsia="Calibri" w:hAnsi="Arial Nova Cond" w:cs="Times New Roman"/>
                 <w:sz w:val="20"/>
                 <w:szCs w:val="20"/>
                 <w:lang w:val="es-ES_tradnl"/>
               </w:rPr>
-            </w:pPr>
-            <w:r>
-              <w:rPr>
-                <w:rFonts w:ascii="Arial Nova Cond Light" w:hAnsi="Arial Nova Cond Light"/>
-                <w:b/>
-                <w:bCs/>
-                <w:sz w:val="20"/>
-                <w:szCs w:val="20"/>
-                <w:lang w:val="es-ES_tradnl"/>
-              </w:rPr>
-              <w:t>U 3</w:t>
-            </w:r>
-          </w:p>
-        </w:tc>
-        <w:tc>
-          <w:tcPr>
-            <w:tcW w:w="1726" w:type="dxa"/>
-            <w:tcBorders>
-              <w:top w:val="double" w:sz="4" w:space="0" w:color="47D459" w:themeColor="accent3" w:themeTint="99"/>
-              <w:left w:val="double" w:sz="4" w:space="0" w:color="47D459" w:themeColor="accent3" w:themeTint="99"/>
-              <w:bottom w:val="double" w:sz="4" w:space="0" w:color="47D459" w:themeColor="accent3" w:themeTint="99"/>
-              <w:right w:val="double" w:sz="4" w:space="0" w:color="47D459" w:themeColor="accent3" w:themeTint="99"/>
-            </w:tcBorders>
-            <w:vAlign w:val="center"/>
-            <w:hideMark/>
-          </w:tcPr>
-          <w:p>
-            <w:pPr>
-              <w:pStyle w:val="Sinespaciado"/>
-              <w:spacing w:line="276" w:lineRule="auto"/>
-              <w:rPr>
-                <w:rFonts w:ascii="Arial Nova Cond Light" w:hAnsi="Arial Nova Cond Light"/>
-                <w:sz w:val="20"/>
-                <w:szCs w:val="20"/>
-              </w:rPr>
-            </w:pPr>
-            <w:r>
-              <w:rPr>
-                <w:rFonts w:ascii="Arial Nova Cond Light" w:hAnsi="Arial Nova Cond Light"/>
-                <w:sz w:val="20"/>
-                <w:szCs w:val="20"/>
-                <w:lang w:val="es-ES_tradnl"/>
-              </w:rPr>
-              <w:t>{{problemapotencialidad3}}</w:t>
-            </w:r>
-          </w:p>
-        </w:tc>
-        <w:tc>
-          <w:tcPr>
-            <w:tcW w:w="6169" w:type="dxa"/>
-            <w:tcBorders>
-              <w:top w:val="double" w:sz="4" w:space="0" w:color="47D459" w:themeColor="accent3" w:themeTint="99"/>
-              <w:left w:val="double" w:sz="4" w:space="0" w:color="47D459" w:themeColor="accent3" w:themeTint="99"/>
-              <w:bottom w:val="double" w:sz="4" w:space="0" w:color="47D459" w:themeColor="accent3" w:themeTint="99"/>
-              <w:right w:val="double" w:sz="4" w:space="0" w:color="47D459" w:themeColor="accent3" w:themeTint="99"/>
-            </w:tcBorders>
-            <w:vAlign w:val="center"/>
-            <w:hideMark/>
-          </w:tcPr>
-          <w:p>
-            <w:pPr>
-              <w:pStyle w:val="Sinespaciado"/>
-              <w:rPr>
-                <w:rFonts w:ascii="Arial Nova Cond Light" w:hAnsi="Arial Nova Cond Light"/>
-                <w:sz w:val="20"/>
-                <w:szCs w:val="20"/>
-                <w:lang w:val="es-ES_tradnl"/>
-              </w:rPr>
-            </w:pPr>
-            <w:r>
-              <w:rPr>
-                <w:rFonts w:ascii="Arial Nova Cond Light" w:hAnsi="Arial Nova Cond Light"/>
-                <w:sz w:val="20"/>
-                <w:szCs w:val="20"/>
-                <w:lang w:val="es-ES_tradnl"/>
-              </w:rPr>
               <w:t>{{situacionsignificativa3}}</w:t>
             </w:r>
           </w:p>
@@ -12475,28 +12625,27 @@
         <w:tc>
           <w:tcPr>
             <w:tcW w:w="2015" w:type="dxa"/>
-            <w:tcBorders>
-              <w:top w:val="double" w:sz="4" w:space="0" w:color="47D459" w:themeColor="accent3" w:themeTint="99"/>
-              <w:left w:val="double" w:sz="4" w:space="0" w:color="47D459" w:themeColor="accent3" w:themeTint="99"/>
-              <w:bottom w:val="double" w:sz="4" w:space="0" w:color="47D459" w:themeColor="accent3" w:themeTint="99"/>
-              <w:right w:val="double" w:sz="4" w:space="0" w:color="47D459" w:themeColor="accent3" w:themeTint="99"/>
-            </w:tcBorders>
-            <w:vAlign w:val="center"/>
-            <w:hideMark/>
-          </w:tcPr>
-          <w:p>
-            <w:pPr>
-              <w:pStyle w:val="Sinespaciado"/>
-              <w:spacing w:line="276" w:lineRule="auto"/>
-              <w:rPr>
-                <w:rFonts w:ascii="Arial Nova Cond Light" w:hAnsi="Arial Nova Cond Light"/>
-                <w:sz w:val="20"/>
-                <w:szCs w:val="20"/>
-              </w:rPr>
-            </w:pPr>
-            <w:r>
-              <w:rPr>
-                <w:rFonts w:ascii="Arial Nova Cond Light" w:hAnsi="Arial Nova Cond Light"/>
+            <w:vAlign w:val="center"/>
+          </w:tcPr>
+          <w:p>
+            <w:pPr>
+              <w:autoSpaceDE w:val="0"/>
+              <w:autoSpaceDN w:val="0"/>
+              <w:adjustRightInd w:val="0"/>
+              <w:jc w:val="center"/>
+              <w:rPr>
+                <w:rFonts w:ascii="Arial Nova Cond" w:hAnsi="Arial Nova Cond" w:cs="Arial"/>
+                <w:color w:val="215E99" w:themeColor="text2" w:themeTint="BF"/>
+                <w:kern w:val="0"/>
+                <w:sz w:val="20"/>
+                <w:szCs w:val="20"/>
+              </w:rPr>
+            </w:pPr>
+            <w:r>
+              <w:rPr>
+                <w:rFonts w:ascii="Arial Nova Cond" w:hAnsi="Arial Nova Cond" w:cs="Arial"/>
+                <w:color w:val="000000"/>
+                <w:kern w:val="0"/>
                 <w:sz w:val="20"/>
                 <w:szCs w:val="20"/>
               </w:rPr>
@@ -12507,28 +12656,27 @@
         <w:tc>
           <w:tcPr>
             <w:tcW w:w="1634" w:type="dxa"/>
-            <w:tcBorders>
-              <w:top w:val="double" w:sz="4" w:space="0" w:color="47D459" w:themeColor="accent3" w:themeTint="99"/>
-              <w:left w:val="double" w:sz="4" w:space="0" w:color="47D459" w:themeColor="accent3" w:themeTint="99"/>
-              <w:bottom w:val="double" w:sz="4" w:space="0" w:color="47D459" w:themeColor="accent3" w:themeTint="99"/>
-              <w:right w:val="double" w:sz="4" w:space="0" w:color="47D459" w:themeColor="accent3" w:themeTint="99"/>
-            </w:tcBorders>
-            <w:vAlign w:val="center"/>
-            <w:hideMark/>
-          </w:tcPr>
-          <w:p>
-            <w:pPr>
-              <w:pStyle w:val="Sinespaciado"/>
-              <w:spacing w:line="276" w:lineRule="auto"/>
-              <w:rPr>
-                <w:rFonts w:ascii="Arial Nova Cond Light" w:hAnsi="Arial Nova Cond Light"/>
-                <w:sz w:val="20"/>
-                <w:szCs w:val="20"/>
-              </w:rPr>
-            </w:pPr>
-            <w:r>
-              <w:rPr>
-                <w:rFonts w:ascii="Arial Nova Cond Light" w:hAnsi="Arial Nova Cond Light"/>
+            <w:vAlign w:val="center"/>
+          </w:tcPr>
+          <w:p>
+            <w:pPr>
+              <w:autoSpaceDE w:val="0"/>
+              <w:autoSpaceDN w:val="0"/>
+              <w:adjustRightInd w:val="0"/>
+              <w:jc w:val="both"/>
+              <w:rPr>
+                <w:rFonts w:ascii="Arial Nova Cond" w:hAnsi="Arial Nova Cond" w:cs="Arial"/>
+                <w:color w:val="000000"/>
+                <w:kern w:val="0"/>
+                <w:sz w:val="20"/>
+                <w:szCs w:val="20"/>
+              </w:rPr>
+            </w:pPr>
+            <w:r>
+              <w:rPr>
+                <w:rFonts w:ascii="Arial Nova Cond" w:hAnsi="Arial Nova Cond" w:cs="Arial"/>
+                <w:color w:val="000000"/>
+                <w:kern w:val="0"/>
                 <w:sz w:val="20"/>
                 <w:szCs w:val="20"/>
               </w:rPr>
@@ -12539,28 +12687,27 @@
         <w:tc>
           <w:tcPr>
             <w:tcW w:w="1337" w:type="dxa"/>
-            <w:tcBorders>
-              <w:top w:val="double" w:sz="4" w:space="0" w:color="47D459" w:themeColor="accent3" w:themeTint="99"/>
-              <w:left w:val="double" w:sz="4" w:space="0" w:color="47D459" w:themeColor="accent3" w:themeTint="99"/>
-              <w:bottom w:val="double" w:sz="4" w:space="0" w:color="47D459" w:themeColor="accent3" w:themeTint="99"/>
-              <w:right w:val="double" w:sz="4" w:space="0" w:color="47D459" w:themeColor="accent3" w:themeTint="99"/>
-            </w:tcBorders>
-            <w:vAlign w:val="center"/>
-            <w:hideMark/>
-          </w:tcPr>
-          <w:p>
-            <w:pPr>
-              <w:pStyle w:val="Sinespaciado"/>
-              <w:spacing w:line="276" w:lineRule="auto"/>
-              <w:rPr>
-                <w:rFonts w:ascii="Arial Nova Cond Light" w:hAnsi="Arial Nova Cond Light"/>
-                <w:sz w:val="20"/>
-                <w:szCs w:val="20"/>
-              </w:rPr>
-            </w:pPr>
-            <w:r>
-              <w:rPr>
-                <w:rFonts w:ascii="Arial Nova Cond Light" w:hAnsi="Arial Nova Cond Light"/>
+            <w:vAlign w:val="center"/>
+          </w:tcPr>
+          <w:p>
+            <w:pPr>
+              <w:autoSpaceDE w:val="0"/>
+              <w:autoSpaceDN w:val="0"/>
+              <w:adjustRightInd w:val="0"/>
+              <w:jc w:val="center"/>
+              <w:rPr>
+                <w:rFonts w:ascii="Arial Nova Cond" w:hAnsi="Arial Nova Cond" w:cs="Arial"/>
+                <w:color w:val="000000"/>
+                <w:kern w:val="0"/>
+                <w:sz w:val="20"/>
+                <w:szCs w:val="20"/>
+              </w:rPr>
+            </w:pPr>
+            <w:r>
+              <w:rPr>
+                <w:rFonts w:ascii="Arial Nova Cond" w:hAnsi="Arial Nova Cond" w:cs="Arial"/>
+                <w:color w:val="000000"/>
+                <w:kern w:val="0"/>
                 <w:sz w:val="20"/>
                 <w:szCs w:val="20"/>
               </w:rPr>
@@ -12578,49 +12725,113 @@
           <w:tcPr>
             <w:tcW w:w="875" w:type="dxa"/>
             <w:vMerge/>
-            <w:tcBorders>
-              <w:top w:val="double" w:sz="4" w:space="0" w:color="47D459" w:themeColor="accent3" w:themeTint="99"/>
-              <w:left w:val="double" w:sz="4" w:space="0" w:color="47D459" w:themeColor="accent3" w:themeTint="99"/>
-              <w:bottom w:val="double" w:sz="4" w:space="0" w:color="47D459" w:themeColor="accent3" w:themeTint="99"/>
-              <w:right w:val="double" w:sz="4" w:space="0" w:color="47D459" w:themeColor="accent3" w:themeTint="99"/>
-            </w:tcBorders>
-            <w:vAlign w:val="center"/>
-            <w:hideMark/>
+            <w:vAlign w:val="center"/>
+          </w:tcPr>
+          <w:p>
+            <w:pPr>
+              <w:pStyle w:val="Prrafodelista"/>
+              <w:tabs>
+                <w:tab w:val="left" w:pos="0"/>
+                <w:tab w:val="left" w:pos="142"/>
+                <w:tab w:val="left" w:pos="284"/>
+              </w:tabs>
+              <w:spacing w:line="276" w:lineRule="auto"/>
+              <w:ind w:left="0"/>
+              <w:jc w:val="center"/>
+              <w:rPr>
+                <w:rFonts w:ascii="Arial Nova Cond" w:eastAsia="Calibri" w:hAnsi="Arial Nova Cond" w:cs="Times New Roman"/>
+                <w:b/>
+                <w:bCs/>
+                <w:sz w:val="20"/>
+                <w:szCs w:val="20"/>
+                <w:lang w:val="es-ES_tradnl"/>
+              </w:rPr>
+            </w:pPr>
+          </w:p>
+        </w:tc>
+        <w:tc>
+          <w:tcPr>
+            <w:tcW w:w="1095" w:type="dxa"/>
+            <w:vAlign w:val="center"/>
+          </w:tcPr>
+          <w:p>
+            <w:pPr>
+              <w:pStyle w:val="Prrafodelista"/>
+              <w:tabs>
+                <w:tab w:val="left" w:pos="0"/>
+                <w:tab w:val="left" w:pos="142"/>
+                <w:tab w:val="left" w:pos="284"/>
+              </w:tabs>
+              <w:spacing w:line="276" w:lineRule="auto"/>
+              <w:ind w:left="0"/>
+              <w:jc w:val="center"/>
+              <w:rPr>
+                <w:rFonts w:ascii="Arial Nova Cond" w:eastAsia="Calibri" w:hAnsi="Arial Nova Cond" w:cs="Times New Roman"/>
+                <w:b/>
+                <w:bCs/>
+                <w:sz w:val="20"/>
+                <w:szCs w:val="20"/>
+                <w:lang w:val="es-ES_tradnl"/>
+              </w:rPr>
+            </w:pPr>
+            <w:r>
+              <w:rPr>
+                <w:rFonts w:ascii="Arial Nova Cond" w:eastAsia="Calibri" w:hAnsi="Arial Nova Cond" w:cs="Times New Roman"/>
+                <w:b/>
+                <w:bCs/>
+                <w:sz w:val="20"/>
+                <w:szCs w:val="20"/>
+                <w:lang w:val="es-ES_tradnl"/>
+              </w:rPr>
+              <w:t>U 4</w:t>
+            </w:r>
+          </w:p>
+        </w:tc>
+        <w:tc>
+          <w:tcPr>
+            <w:tcW w:w="1726" w:type="dxa"/>
+            <w:vAlign w:val="center"/>
           </w:tcPr>
           <w:p>
             <w:pPr>
               <w:pStyle w:val="Sinespaciado"/>
-              <w:spacing w:line="276" w:lineRule="auto"/>
-              <w:rPr>
-                <w:rFonts w:ascii="Arial Nova Cond Light" w:hAnsi="Arial Nova Cond Light"/>
-                <w:b/>
-                <w:bCs/>
+              <w:jc w:val="both"/>
+              <w:rPr>
+                <w:rFonts w:ascii="Arial Nova Cond" w:hAnsi="Arial Nova Cond"/>
+                <w:sz w:val="20"/>
+                <w:szCs w:val="20"/>
+              </w:rPr>
+            </w:pPr>
+            <w:r>
+              <w:rPr>
+                <w:rFonts w:ascii="Arial Nova Cond" w:eastAsia="Calibri" w:hAnsi="Arial Nova Cond" w:cs="Times New Roman"/>
                 <w:sz w:val="20"/>
                 <w:szCs w:val="20"/>
                 <w:lang w:val="es-ES_tradnl"/>
               </w:rPr>
-            </w:pPr>
-          </w:p>
-        </w:tc>
-        <w:tc>
-          <w:tcPr>
-            <w:tcW w:w="1095" w:type="dxa"/>
-            <w:tcBorders>
-              <w:top w:val="double" w:sz="4" w:space="0" w:color="47D459" w:themeColor="accent3" w:themeTint="99"/>
-              <w:left w:val="double" w:sz="4" w:space="0" w:color="47D459" w:themeColor="accent3" w:themeTint="99"/>
-              <w:bottom w:val="double" w:sz="4" w:space="0" w:color="47D459" w:themeColor="accent3" w:themeTint="99"/>
-              <w:right w:val="double" w:sz="4" w:space="0" w:color="47D459" w:themeColor="accent3" w:themeTint="99"/>
-            </w:tcBorders>
-            <w:vAlign w:val="center"/>
-            <w:hideMark/>
-          </w:tcPr>
-          <w:p>
-            <w:pPr>
-              <w:pStyle w:val="Sinespaciado"/>
-              <w:rPr>
-                <w:rFonts w:ascii="Arial Nova Cond Light" w:hAnsi="Arial Nova Cond Light"/>
-                <w:b/>
-                <w:bCs/>
+              <w:t>{{problemapotencialidad4}}</w:t>
+            </w:r>
+          </w:p>
+        </w:tc>
+        <w:tc>
+          <w:tcPr>
+            <w:tcW w:w="6169" w:type="dxa"/>
+            <w:vAlign w:val="center"/>
+          </w:tcPr>
+          <w:p>
+            <w:pPr>
+              <w:pStyle w:val="Prrafodelista"/>
+              <w:tabs>
+                <w:tab w:val="left" w:pos="0"/>
+                <w:tab w:val="left" w:pos="142"/>
+                <w:tab w:val="left" w:pos="284"/>
+              </w:tabs>
+              <w:spacing w:line="276" w:lineRule="auto"/>
+              <w:ind w:left="0"/>
+              <w:jc w:val="both"/>
+              <w:rPr>
+                <w:rFonts w:ascii="Arial Nova Cond" w:eastAsia="Calibri" w:hAnsi="Arial Nova Cond" w:cs="Times New Roman"/>
+                <w:color w:val="000000" w:themeColor="text1"/>
                 <w:sz w:val="20"/>
                 <w:szCs w:val="20"/>
                 <w:lang w:val="es-ES_tradnl"/>
@@ -12628,79 +12839,11 @@
             </w:pPr>
             <w:r>
               <w:rPr>
-                <w:rFonts w:ascii="Arial Nova Cond Light" w:hAnsi="Arial Nova Cond Light"/>
-                <w:b/>
-                <w:bCs/>
+                <w:rFonts w:ascii="Arial Nova Cond" w:eastAsia="Calibri" w:hAnsi="Arial Nova Cond" w:cs="Times New Roman"/>
                 <w:sz w:val="20"/>
                 <w:szCs w:val="20"/>
                 <w:lang w:val="es-ES_tradnl"/>
               </w:rPr>
-              <w:t>U 4</w:t>
-            </w:r>
-          </w:p>
-        </w:tc>
-        <w:tc>
-          <w:tcPr>
-            <w:tcW w:w="1726" w:type="dxa"/>
-            <w:tcBorders>
-              <w:top w:val="double" w:sz="4" w:space="0" w:color="47D459" w:themeColor="accent3" w:themeTint="99"/>
-              <w:left w:val="double" w:sz="4" w:space="0" w:color="47D459" w:themeColor="accent3" w:themeTint="99"/>
-              <w:bottom w:val="double" w:sz="4" w:space="0" w:color="47D459" w:themeColor="accent3" w:themeTint="99"/>
-              <w:right w:val="double" w:sz="4" w:space="0" w:color="47D459" w:themeColor="accent3" w:themeTint="99"/>
-            </w:tcBorders>
-            <w:vAlign w:val="center"/>
-            <w:hideMark/>
-          </w:tcPr>
-          <w:p>
-            <w:pPr>
-              <w:pStyle w:val="Sinespaciado"/>
-              <w:spacing w:line="276" w:lineRule="auto"/>
-              <w:rPr>
-                <w:rFonts w:ascii="Arial Nova Cond Light" w:hAnsi="Arial Nova Cond Light"/>
-                <w:sz w:val="20"/>
-                <w:szCs w:val="20"/>
-              </w:rPr>
-            </w:pPr>
-            <w:r>
-              <w:rPr>
-                <w:rFonts w:ascii="Arial Nova Cond Light" w:hAnsi="Arial Nova Cond Light"/>
-                <w:sz w:val="20"/>
-                <w:szCs w:val="20"/>
-                <w:lang w:val="es-ES_tradnl"/>
-              </w:rPr>
-              <w:t>{{problemapotencialidad4}}</w:t>
-            </w:r>
-          </w:p>
-        </w:tc>
-        <w:tc>
-          <w:tcPr>
-            <w:tcW w:w="6169" w:type="dxa"/>
-            <w:tcBorders>
-              <w:top w:val="double" w:sz="4" w:space="0" w:color="47D459" w:themeColor="accent3" w:themeTint="99"/>
-              <w:left w:val="double" w:sz="4" w:space="0" w:color="47D459" w:themeColor="accent3" w:themeTint="99"/>
-              <w:bottom w:val="double" w:sz="4" w:space="0" w:color="47D459" w:themeColor="accent3" w:themeTint="99"/>
-              <w:right w:val="double" w:sz="4" w:space="0" w:color="47D459" w:themeColor="accent3" w:themeTint="99"/>
-            </w:tcBorders>
-            <w:vAlign w:val="center"/>
-            <w:hideMark/>
-          </w:tcPr>
-          <w:p>
-            <w:pPr>
-              <w:pStyle w:val="Sinespaciado"/>
-              <w:rPr>
-                <w:rFonts w:ascii="Arial Nova Cond Light" w:hAnsi="Arial Nova Cond Light"/>
-                <w:sz w:val="20"/>
-                <w:szCs w:val="20"/>
-                <w:lang w:val="es-ES_tradnl"/>
-              </w:rPr>
-            </w:pPr>
-            <w:r>
-              <w:rPr>
-                <w:rFonts w:ascii="Arial Nova Cond Light" w:hAnsi="Arial Nova Cond Light"/>
-                <w:sz w:val="20"/>
-                <w:szCs w:val="20"/>
-                <w:lang w:val="es-ES_tradnl"/>
-              </w:rPr>
               <w:t>{{situacionsignificativa4}}</w:t>
             </w:r>
           </w:p>
@@ -12708,28 +12851,27 @@
         <w:tc>
           <w:tcPr>
             <w:tcW w:w="2015" w:type="dxa"/>
-            <w:tcBorders>
-              <w:top w:val="double" w:sz="4" w:space="0" w:color="47D459" w:themeColor="accent3" w:themeTint="99"/>
-              <w:left w:val="double" w:sz="4" w:space="0" w:color="47D459" w:themeColor="accent3" w:themeTint="99"/>
-              <w:bottom w:val="double" w:sz="4" w:space="0" w:color="47D459" w:themeColor="accent3" w:themeTint="99"/>
-              <w:right w:val="double" w:sz="4" w:space="0" w:color="47D459" w:themeColor="accent3" w:themeTint="99"/>
-            </w:tcBorders>
-            <w:vAlign w:val="center"/>
-            <w:hideMark/>
-          </w:tcPr>
-          <w:p>
-            <w:pPr>
-              <w:pStyle w:val="Sinespaciado"/>
-              <w:spacing w:line="276" w:lineRule="auto"/>
-              <w:rPr>
-                <w:rFonts w:ascii="Arial Nova Cond Light" w:hAnsi="Arial Nova Cond Light"/>
-                <w:sz w:val="20"/>
-                <w:szCs w:val="20"/>
-              </w:rPr>
-            </w:pPr>
-            <w:r>
-              <w:rPr>
-                <w:rFonts w:ascii="Arial Nova Cond Light" w:hAnsi="Arial Nova Cond Light"/>
+            <w:vAlign w:val="center"/>
+          </w:tcPr>
+          <w:p>
+            <w:pPr>
+              <w:autoSpaceDE w:val="0"/>
+              <w:autoSpaceDN w:val="0"/>
+              <w:adjustRightInd w:val="0"/>
+              <w:jc w:val="center"/>
+              <w:rPr>
+                <w:rFonts w:ascii="Arial Nova Cond" w:hAnsi="Arial Nova Cond" w:cs="Arial"/>
+                <w:color w:val="000000" w:themeColor="text1"/>
+                <w:kern w:val="0"/>
+                <w:sz w:val="20"/>
+                <w:szCs w:val="20"/>
+              </w:rPr>
+            </w:pPr>
+            <w:r>
+              <w:rPr>
+                <w:rFonts w:ascii="Arial Nova Cond" w:hAnsi="Arial Nova Cond" w:cs="Arial"/>
+                <w:color w:val="000000"/>
+                <w:kern w:val="0"/>
                 <w:sz w:val="20"/>
                 <w:szCs w:val="20"/>
               </w:rPr>
@@ -12740,28 +12882,27 @@
         <w:tc>
           <w:tcPr>
             <w:tcW w:w="1634" w:type="dxa"/>
-            <w:tcBorders>
-              <w:top w:val="double" w:sz="4" w:space="0" w:color="47D459" w:themeColor="accent3" w:themeTint="99"/>
-              <w:left w:val="double" w:sz="4" w:space="0" w:color="47D459" w:themeColor="accent3" w:themeTint="99"/>
-              <w:bottom w:val="double" w:sz="4" w:space="0" w:color="47D459" w:themeColor="accent3" w:themeTint="99"/>
-              <w:right w:val="double" w:sz="4" w:space="0" w:color="47D459" w:themeColor="accent3" w:themeTint="99"/>
-            </w:tcBorders>
-            <w:vAlign w:val="center"/>
-            <w:hideMark/>
-          </w:tcPr>
-          <w:p>
-            <w:pPr>
-              <w:pStyle w:val="Sinespaciado"/>
-              <w:spacing w:line="276" w:lineRule="auto"/>
-              <w:rPr>
-                <w:rFonts w:ascii="Arial Nova Cond Light" w:hAnsi="Arial Nova Cond Light"/>
-                <w:sz w:val="20"/>
-                <w:szCs w:val="20"/>
-              </w:rPr>
-            </w:pPr>
-            <w:r>
-              <w:rPr>
-                <w:rFonts w:ascii="Arial Nova Cond Light" w:hAnsi="Arial Nova Cond Light"/>
+            <w:vAlign w:val="center"/>
+          </w:tcPr>
+          <w:p>
+            <w:pPr>
+              <w:autoSpaceDE w:val="0"/>
+              <w:autoSpaceDN w:val="0"/>
+              <w:adjustRightInd w:val="0"/>
+              <w:jc w:val="both"/>
+              <w:rPr>
+                <w:rFonts w:ascii="Arial Nova Cond" w:hAnsi="Arial Nova Cond" w:cs="Arial"/>
+                <w:color w:val="000000"/>
+                <w:kern w:val="0"/>
+                <w:sz w:val="20"/>
+                <w:szCs w:val="20"/>
+              </w:rPr>
+            </w:pPr>
+            <w:r>
+              <w:rPr>
+                <w:rFonts w:ascii="Arial Nova Cond" w:hAnsi="Arial Nova Cond" w:cs="Arial"/>
+                <w:color w:val="000000"/>
+                <w:kern w:val="0"/>
                 <w:sz w:val="20"/>
                 <w:szCs w:val="20"/>
               </w:rPr>
@@ -12772,28 +12913,27 @@
         <w:tc>
           <w:tcPr>
             <w:tcW w:w="1337" w:type="dxa"/>
-            <w:tcBorders>
-              <w:top w:val="double" w:sz="4" w:space="0" w:color="47D459" w:themeColor="accent3" w:themeTint="99"/>
-              <w:left w:val="double" w:sz="4" w:space="0" w:color="47D459" w:themeColor="accent3" w:themeTint="99"/>
-              <w:bottom w:val="double" w:sz="4" w:space="0" w:color="47D459" w:themeColor="accent3" w:themeTint="99"/>
-              <w:right w:val="double" w:sz="4" w:space="0" w:color="47D459" w:themeColor="accent3" w:themeTint="99"/>
-            </w:tcBorders>
-            <w:vAlign w:val="center"/>
-            <w:hideMark/>
-          </w:tcPr>
-          <w:p>
-            <w:pPr>
-              <w:pStyle w:val="Sinespaciado"/>
-              <w:spacing w:line="276" w:lineRule="auto"/>
-              <w:rPr>
-                <w:rFonts w:ascii="Arial Nova Cond Light" w:hAnsi="Arial Nova Cond Light"/>
-                <w:sz w:val="20"/>
-                <w:szCs w:val="20"/>
-              </w:rPr>
-            </w:pPr>
-            <w:r>
-              <w:rPr>
-                <w:rFonts w:ascii="Arial Nova Cond Light" w:hAnsi="Arial Nova Cond Light"/>
+            <w:vAlign w:val="center"/>
+          </w:tcPr>
+          <w:p>
+            <w:pPr>
+              <w:autoSpaceDE w:val="0"/>
+              <w:autoSpaceDN w:val="0"/>
+              <w:adjustRightInd w:val="0"/>
+              <w:jc w:val="center"/>
+              <w:rPr>
+                <w:rFonts w:ascii="Arial Nova Cond" w:hAnsi="Arial Nova Cond" w:cs="Arial"/>
+                <w:color w:val="000000"/>
+                <w:kern w:val="0"/>
+                <w:sz w:val="20"/>
+                <w:szCs w:val="20"/>
+              </w:rPr>
+            </w:pPr>
+            <w:r>
+              <w:rPr>
+                <w:rFonts w:ascii="Arial Nova Cond" w:hAnsi="Arial Nova Cond" w:cs="Arial"/>
+                <w:color w:val="000000"/>
+                <w:kern w:val="0"/>
                 <w:sz w:val="20"/>
                 <w:szCs w:val="20"/>
               </w:rPr>
@@ -12811,139 +12951,137 @@
           <w:tcPr>
             <w:tcW w:w="875" w:type="dxa"/>
             <w:vMerge w:val="restart"/>
-            <w:tcBorders>
-              <w:top w:val="double" w:sz="4" w:space="0" w:color="47D459" w:themeColor="accent3" w:themeTint="99"/>
-              <w:left w:val="double" w:sz="4" w:space="0" w:color="47D459" w:themeColor="accent3" w:themeTint="99"/>
-              <w:bottom w:val="double" w:sz="4" w:space="0" w:color="47D459" w:themeColor="accent3" w:themeTint="99"/>
-              <w:right w:val="double" w:sz="4" w:space="0" w:color="47D459" w:themeColor="accent3" w:themeTint="99"/>
-            </w:tcBorders>
-            <w:vAlign w:val="center"/>
-            <w:hideMark/>
+            <w:vAlign w:val="center"/>
+          </w:tcPr>
+          <w:p>
+            <w:pPr>
+              <w:pStyle w:val="Prrafodelista"/>
+              <w:tabs>
+                <w:tab w:val="left" w:pos="0"/>
+                <w:tab w:val="left" w:pos="142"/>
+                <w:tab w:val="left" w:pos="284"/>
+              </w:tabs>
+              <w:spacing w:line="276" w:lineRule="auto"/>
+              <w:ind w:left="0"/>
+              <w:jc w:val="center"/>
+              <w:rPr>
+                <w:rFonts w:ascii="Arial Nova Cond" w:eastAsia="Calibri" w:hAnsi="Arial Nova Cond" w:cs="Times New Roman"/>
+                <w:b/>
+                <w:bCs/>
+                <w:sz w:val="20"/>
+                <w:szCs w:val="20"/>
+                <w:lang w:val="es-ES_tradnl"/>
+              </w:rPr>
+            </w:pPr>
+            <w:r>
+              <w:rPr>
+                <w:rFonts w:ascii="Arial Nova Cond" w:eastAsia="Calibri" w:hAnsi="Arial Nova Cond" w:cs="Times New Roman"/>
+                <w:b/>
+                <w:bCs/>
+                <w:sz w:val="20"/>
+                <w:szCs w:val="20"/>
+                <w:lang w:val="es-ES_tradnl"/>
+              </w:rPr>
+              <w:t>III</w:t>
+            </w:r>
+          </w:p>
+        </w:tc>
+        <w:tc>
+          <w:tcPr>
+            <w:tcW w:w="1095" w:type="dxa"/>
+            <w:vAlign w:val="center"/>
+          </w:tcPr>
+          <w:p>
+            <w:pPr>
+              <w:pStyle w:val="Prrafodelista"/>
+              <w:tabs>
+                <w:tab w:val="left" w:pos="0"/>
+                <w:tab w:val="left" w:pos="142"/>
+                <w:tab w:val="left" w:pos="284"/>
+              </w:tabs>
+              <w:spacing w:line="276" w:lineRule="auto"/>
+              <w:ind w:left="0"/>
+              <w:jc w:val="center"/>
+              <w:rPr>
+                <w:rFonts w:ascii="Arial Nova Cond" w:eastAsia="Calibri" w:hAnsi="Arial Nova Cond" w:cs="Times New Roman"/>
+                <w:b/>
+                <w:bCs/>
+                <w:sz w:val="20"/>
+                <w:szCs w:val="20"/>
+                <w:lang w:val="es-ES_tradnl"/>
+              </w:rPr>
+            </w:pPr>
+            <w:r>
+              <w:rPr>
+                <w:rFonts w:ascii="Arial Nova Cond" w:eastAsia="Calibri" w:hAnsi="Arial Nova Cond" w:cs="Times New Roman"/>
+                <w:b/>
+                <w:bCs/>
+                <w:sz w:val="20"/>
+                <w:szCs w:val="20"/>
+                <w:lang w:val="es-ES_tradnl"/>
+              </w:rPr>
+              <w:t>U 5</w:t>
+            </w:r>
+          </w:p>
+        </w:tc>
+        <w:tc>
+          <w:tcPr>
+            <w:tcW w:w="1726" w:type="dxa"/>
+            <w:vAlign w:val="center"/>
           </w:tcPr>
           <w:p>
             <w:pPr>
               <w:pStyle w:val="Sinespaciado"/>
-              <w:rPr>
-                <w:rFonts w:ascii="Arial Nova Cond Light" w:hAnsi="Arial Nova Cond Light"/>
-                <w:b/>
-                <w:bCs/>
+              <w:jc w:val="both"/>
+              <w:rPr>
+                <w:rFonts w:ascii="Arial Nova Cond" w:hAnsi="Arial Nova Cond"/>
+                <w:color w:val="000000" w:themeColor="text1"/>
+                <w:sz w:val="20"/>
+                <w:szCs w:val="20"/>
+              </w:rPr>
+            </w:pPr>
+            <w:r>
+              <w:rPr>
+                <w:rFonts w:ascii="Arial Nova Cond" w:eastAsia="Calibri" w:hAnsi="Arial Nova Cond" w:cs="Times New Roman"/>
                 <w:sz w:val="20"/>
                 <w:szCs w:val="20"/>
                 <w:lang w:val="es-ES_tradnl"/>
               </w:rPr>
-            </w:pPr>
-            <w:r>
-              <w:rPr>
-                <w:rFonts w:ascii="Arial Nova Cond Light" w:hAnsi="Arial Nova Cond Light"/>
-                <w:b/>
-                <w:bCs/>
+              <w:t>{{problemapotencialidad5}}</w:t>
+            </w:r>
+          </w:p>
+        </w:tc>
+        <w:tc>
+          <w:tcPr>
+            <w:tcW w:w="6169" w:type="dxa"/>
+            <w:vAlign w:val="center"/>
+          </w:tcPr>
+          <w:p>
+            <w:pPr>
+              <w:pStyle w:val="Prrafodelista"/>
+              <w:tabs>
+                <w:tab w:val="left" w:pos="0"/>
+                <w:tab w:val="left" w:pos="142"/>
+                <w:tab w:val="left" w:pos="284"/>
+              </w:tabs>
+              <w:spacing w:line="276" w:lineRule="auto"/>
+              <w:ind w:left="0"/>
+              <w:jc w:val="both"/>
+              <w:rPr>
+                <w:rFonts w:ascii="Arial Nova Cond" w:eastAsia="Calibri" w:hAnsi="Arial Nova Cond" w:cs="Times New Roman"/>
+                <w:color w:val="000000" w:themeColor="text1"/>
                 <w:sz w:val="20"/>
                 <w:szCs w:val="20"/>
                 <w:lang w:val="es-ES_tradnl"/>
               </w:rPr>
-              <w:t>III</w:t>
-            </w:r>
-          </w:p>
-        </w:tc>
-        <w:tc>
-          <w:tcPr>
-            <w:tcW w:w="1095" w:type="dxa"/>
-            <w:tcBorders>
-              <w:top w:val="double" w:sz="4" w:space="0" w:color="47D459" w:themeColor="accent3" w:themeTint="99"/>
-              <w:left w:val="double" w:sz="4" w:space="0" w:color="47D459" w:themeColor="accent3" w:themeTint="99"/>
-              <w:bottom w:val="double" w:sz="4" w:space="0" w:color="47D459" w:themeColor="accent3" w:themeTint="99"/>
-              <w:right w:val="double" w:sz="4" w:space="0" w:color="47D459" w:themeColor="accent3" w:themeTint="99"/>
-            </w:tcBorders>
-            <w:vAlign w:val="center"/>
-            <w:hideMark/>
-          </w:tcPr>
-          <w:p>
-            <w:pPr>
-              <w:pStyle w:val="Sinespaciado"/>
-              <w:rPr>
-                <w:rFonts w:ascii="Arial Nova Cond Light" w:hAnsi="Arial Nova Cond Light"/>
-                <w:b/>
-                <w:bCs/>
+            </w:pPr>
+            <w:r>
+              <w:rPr>
+                <w:rFonts w:ascii="Arial Nova Cond" w:eastAsia="Calibri" w:hAnsi="Arial Nova Cond" w:cs="Times New Roman"/>
                 <w:sz w:val="20"/>
                 <w:szCs w:val="20"/>
                 <w:lang w:val="es-ES_tradnl"/>
               </w:rPr>
-            </w:pPr>
-            <w:r>
-              <w:rPr>
-                <w:rFonts w:ascii="Arial Nova Cond Light" w:hAnsi="Arial Nova Cond Light"/>
-                <w:b/>
-                <w:bCs/>
-                <w:sz w:val="20"/>
-                <w:szCs w:val="20"/>
-                <w:lang w:val="es-ES_tradnl"/>
-              </w:rPr>
-              <w:t>U 5</w:t>
-            </w:r>
-          </w:p>
-        </w:tc>
-        <w:tc>
-          <w:tcPr>
-            <w:tcW w:w="1726" w:type="dxa"/>
-            <w:tcBorders>
-              <w:top w:val="double" w:sz="4" w:space="0" w:color="47D459" w:themeColor="accent3" w:themeTint="99"/>
-              <w:left w:val="double" w:sz="4" w:space="0" w:color="47D459" w:themeColor="accent3" w:themeTint="99"/>
-              <w:bottom w:val="double" w:sz="4" w:space="0" w:color="47D459" w:themeColor="accent3" w:themeTint="99"/>
-              <w:right w:val="double" w:sz="4" w:space="0" w:color="47D459" w:themeColor="accent3" w:themeTint="99"/>
-            </w:tcBorders>
-            <w:vAlign w:val="center"/>
-            <w:hideMark/>
-          </w:tcPr>
-          <w:p>
-            <w:pPr>
-              <w:pStyle w:val="Sinespaciado"/>
-              <w:spacing w:line="276" w:lineRule="auto"/>
-              <w:rPr>
-                <w:rFonts w:ascii="Arial Nova Cond Light" w:hAnsi="Arial Nova Cond Light"/>
-                <w:sz w:val="20"/>
-                <w:szCs w:val="20"/>
-              </w:rPr>
-            </w:pPr>
-            <w:r>
-              <w:rPr>
-                <w:rFonts w:ascii="Arial Nova Cond Light" w:hAnsi="Arial Nova Cond Light"/>
-                <w:sz w:val="20"/>
-                <w:szCs w:val="20"/>
-                <w:lang w:val="es-ES_tradnl"/>
-              </w:rPr>
-              <w:t>{{problemapotencialidad5}}</w:t>
-            </w:r>
-          </w:p>
-        </w:tc>
-        <w:tc>
-          <w:tcPr>
-            <w:tcW w:w="6169" w:type="dxa"/>
-            <w:tcBorders>
-              <w:top w:val="double" w:sz="4" w:space="0" w:color="47D459" w:themeColor="accent3" w:themeTint="99"/>
-              <w:left w:val="double" w:sz="4" w:space="0" w:color="47D459" w:themeColor="accent3" w:themeTint="99"/>
-              <w:bottom w:val="double" w:sz="4" w:space="0" w:color="47D459" w:themeColor="accent3" w:themeTint="99"/>
-              <w:right w:val="double" w:sz="4" w:space="0" w:color="47D459" w:themeColor="accent3" w:themeTint="99"/>
-            </w:tcBorders>
-            <w:vAlign w:val="center"/>
-            <w:hideMark/>
-          </w:tcPr>
-          <w:p>
-            <w:pPr>
-              <w:pStyle w:val="Sinespaciado"/>
-              <w:rPr>
-                <w:rFonts w:ascii="Arial Nova Cond Light" w:hAnsi="Arial Nova Cond Light"/>
-                <w:sz w:val="20"/>
-                <w:szCs w:val="20"/>
-                <w:lang w:val="es-ES_tradnl"/>
-              </w:rPr>
-            </w:pPr>
-            <w:r>
-              <w:rPr>
-                <w:rFonts w:ascii="Arial Nova Cond Light" w:hAnsi="Arial Nova Cond Light"/>
-                <w:sz w:val="20"/>
-                <w:szCs w:val="20"/>
-                <w:lang w:val="es-ES_tradnl"/>
-              </w:rPr>
               <w:t>{{situacionsignificativa5}}</w:t>
             </w:r>
           </w:p>
@@ -12951,28 +13089,27 @@
         <w:tc>
           <w:tcPr>
             <w:tcW w:w="2015" w:type="dxa"/>
-            <w:tcBorders>
-              <w:top w:val="double" w:sz="4" w:space="0" w:color="47D459" w:themeColor="accent3" w:themeTint="99"/>
-              <w:left w:val="double" w:sz="4" w:space="0" w:color="47D459" w:themeColor="accent3" w:themeTint="99"/>
-              <w:bottom w:val="double" w:sz="4" w:space="0" w:color="47D459" w:themeColor="accent3" w:themeTint="99"/>
-              <w:right w:val="double" w:sz="4" w:space="0" w:color="47D459" w:themeColor="accent3" w:themeTint="99"/>
-            </w:tcBorders>
-            <w:vAlign w:val="center"/>
-            <w:hideMark/>
-          </w:tcPr>
-          <w:p>
-            <w:pPr>
-              <w:pStyle w:val="Sinespaciado"/>
-              <w:spacing w:line="276" w:lineRule="auto"/>
-              <w:rPr>
-                <w:rFonts w:ascii="Arial Nova Cond Light" w:hAnsi="Arial Nova Cond Light"/>
-                <w:sz w:val="20"/>
-                <w:szCs w:val="20"/>
-              </w:rPr>
-            </w:pPr>
-            <w:r>
-              <w:rPr>
-                <w:rFonts w:ascii="Arial Nova Cond Light" w:hAnsi="Arial Nova Cond Light"/>
+            <w:vAlign w:val="center"/>
+          </w:tcPr>
+          <w:p>
+            <w:pPr>
+              <w:autoSpaceDE w:val="0"/>
+              <w:autoSpaceDN w:val="0"/>
+              <w:adjustRightInd w:val="0"/>
+              <w:jc w:val="center"/>
+              <w:rPr>
+                <w:rFonts w:ascii="Arial Nova Cond" w:hAnsi="Arial Nova Cond" w:cs="Arial"/>
+                <w:color w:val="000000" w:themeColor="text1"/>
+                <w:kern w:val="0"/>
+                <w:sz w:val="20"/>
+                <w:szCs w:val="20"/>
+              </w:rPr>
+            </w:pPr>
+            <w:r>
+              <w:rPr>
+                <w:rFonts w:ascii="Arial Nova Cond" w:hAnsi="Arial Nova Cond" w:cs="Arial"/>
+                <w:color w:val="000000"/>
+                <w:kern w:val="0"/>
                 <w:sz w:val="20"/>
                 <w:szCs w:val="20"/>
               </w:rPr>
@@ -12983,28 +13120,27 @@
         <w:tc>
           <w:tcPr>
             <w:tcW w:w="1634" w:type="dxa"/>
-            <w:tcBorders>
-              <w:top w:val="double" w:sz="4" w:space="0" w:color="47D459" w:themeColor="accent3" w:themeTint="99"/>
-              <w:left w:val="double" w:sz="4" w:space="0" w:color="47D459" w:themeColor="accent3" w:themeTint="99"/>
-              <w:bottom w:val="double" w:sz="4" w:space="0" w:color="47D459" w:themeColor="accent3" w:themeTint="99"/>
-              <w:right w:val="double" w:sz="4" w:space="0" w:color="47D459" w:themeColor="accent3" w:themeTint="99"/>
-            </w:tcBorders>
-            <w:vAlign w:val="center"/>
-            <w:hideMark/>
-          </w:tcPr>
-          <w:p>
-            <w:pPr>
-              <w:pStyle w:val="Sinespaciado"/>
-              <w:spacing w:line="276" w:lineRule="auto"/>
-              <w:rPr>
-                <w:rFonts w:ascii="Arial Nova Cond Light" w:hAnsi="Arial Nova Cond Light"/>
-                <w:sz w:val="20"/>
-                <w:szCs w:val="20"/>
-              </w:rPr>
-            </w:pPr>
-            <w:r>
-              <w:rPr>
-                <w:rFonts w:ascii="Arial Nova Cond Light" w:hAnsi="Arial Nova Cond Light"/>
+            <w:vAlign w:val="center"/>
+          </w:tcPr>
+          <w:p>
+            <w:pPr>
+              <w:autoSpaceDE w:val="0"/>
+              <w:autoSpaceDN w:val="0"/>
+              <w:adjustRightInd w:val="0"/>
+              <w:jc w:val="both"/>
+              <w:rPr>
+                <w:rFonts w:ascii="Arial Nova Cond" w:hAnsi="Arial Nova Cond" w:cs="Arial"/>
+                <w:color w:val="000000"/>
+                <w:kern w:val="0"/>
+                <w:sz w:val="20"/>
+                <w:szCs w:val="20"/>
+              </w:rPr>
+            </w:pPr>
+            <w:r>
+              <w:rPr>
+                <w:rFonts w:ascii="Arial Nova Cond" w:hAnsi="Arial Nova Cond" w:cs="Arial"/>
+                <w:color w:val="000000"/>
+                <w:kern w:val="0"/>
                 <w:sz w:val="20"/>
                 <w:szCs w:val="20"/>
               </w:rPr>
@@ -13015,28 +13151,27 @@
         <w:tc>
           <w:tcPr>
             <w:tcW w:w="1337" w:type="dxa"/>
-            <w:tcBorders>
-              <w:top w:val="double" w:sz="4" w:space="0" w:color="47D459" w:themeColor="accent3" w:themeTint="99"/>
-              <w:left w:val="double" w:sz="4" w:space="0" w:color="47D459" w:themeColor="accent3" w:themeTint="99"/>
-              <w:bottom w:val="double" w:sz="4" w:space="0" w:color="47D459" w:themeColor="accent3" w:themeTint="99"/>
-              <w:right w:val="double" w:sz="4" w:space="0" w:color="47D459" w:themeColor="accent3" w:themeTint="99"/>
-            </w:tcBorders>
-            <w:vAlign w:val="center"/>
-            <w:hideMark/>
-          </w:tcPr>
-          <w:p>
-            <w:pPr>
-              <w:pStyle w:val="Sinespaciado"/>
-              <w:spacing w:line="276" w:lineRule="auto"/>
-              <w:rPr>
-                <w:rFonts w:ascii="Arial Nova Cond Light" w:hAnsi="Arial Nova Cond Light"/>
-                <w:sz w:val="20"/>
-                <w:szCs w:val="20"/>
-              </w:rPr>
-            </w:pPr>
-            <w:r>
-              <w:rPr>
-                <w:rFonts w:ascii="Arial Nova Cond Light" w:hAnsi="Arial Nova Cond Light"/>
+            <w:vAlign w:val="center"/>
+          </w:tcPr>
+          <w:p>
+            <w:pPr>
+              <w:autoSpaceDE w:val="0"/>
+              <w:autoSpaceDN w:val="0"/>
+              <w:adjustRightInd w:val="0"/>
+              <w:jc w:val="center"/>
+              <w:rPr>
+                <w:rFonts w:ascii="Arial Nova Cond" w:hAnsi="Arial Nova Cond" w:cs="Arial"/>
+                <w:color w:val="000000"/>
+                <w:kern w:val="0"/>
+                <w:sz w:val="20"/>
+                <w:szCs w:val="20"/>
+              </w:rPr>
+            </w:pPr>
+            <w:r>
+              <w:rPr>
+                <w:rFonts w:ascii="Arial Nova Cond" w:hAnsi="Arial Nova Cond" w:cs="Arial"/>
+                <w:color w:val="000000"/>
+                <w:kern w:val="0"/>
                 <w:sz w:val="20"/>
                 <w:szCs w:val="20"/>
               </w:rPr>
@@ -13054,49 +13189,112 @@
           <w:tcPr>
             <w:tcW w:w="875" w:type="dxa"/>
             <w:vMerge/>
-            <w:tcBorders>
-              <w:top w:val="double" w:sz="4" w:space="0" w:color="47D459" w:themeColor="accent3" w:themeTint="99"/>
-              <w:left w:val="double" w:sz="4" w:space="0" w:color="47D459" w:themeColor="accent3" w:themeTint="99"/>
-              <w:bottom w:val="double" w:sz="4" w:space="0" w:color="47D459" w:themeColor="accent3" w:themeTint="99"/>
-              <w:right w:val="double" w:sz="4" w:space="0" w:color="47D459" w:themeColor="accent3" w:themeTint="99"/>
-            </w:tcBorders>
-            <w:vAlign w:val="center"/>
-            <w:hideMark/>
+            <w:vAlign w:val="center"/>
+          </w:tcPr>
+          <w:p>
+            <w:pPr>
+              <w:pStyle w:val="Prrafodelista"/>
+              <w:tabs>
+                <w:tab w:val="left" w:pos="0"/>
+                <w:tab w:val="left" w:pos="142"/>
+                <w:tab w:val="left" w:pos="284"/>
+              </w:tabs>
+              <w:spacing w:line="276" w:lineRule="auto"/>
+              <w:ind w:left="0"/>
+              <w:jc w:val="center"/>
+              <w:rPr>
+                <w:rFonts w:ascii="Arial Nova Cond" w:eastAsia="Calibri" w:hAnsi="Arial Nova Cond" w:cs="Times New Roman"/>
+                <w:b/>
+                <w:bCs/>
+                <w:sz w:val="20"/>
+                <w:szCs w:val="20"/>
+                <w:lang w:val="es-ES_tradnl"/>
+              </w:rPr>
+            </w:pPr>
+          </w:p>
+        </w:tc>
+        <w:tc>
+          <w:tcPr>
+            <w:tcW w:w="1095" w:type="dxa"/>
+            <w:vAlign w:val="center"/>
+          </w:tcPr>
+          <w:p>
+            <w:pPr>
+              <w:pStyle w:val="Prrafodelista"/>
+              <w:tabs>
+                <w:tab w:val="left" w:pos="0"/>
+                <w:tab w:val="left" w:pos="142"/>
+                <w:tab w:val="left" w:pos="284"/>
+              </w:tabs>
+              <w:spacing w:line="276" w:lineRule="auto"/>
+              <w:ind w:left="0"/>
+              <w:jc w:val="center"/>
+              <w:rPr>
+                <w:rFonts w:ascii="Arial Nova Cond" w:eastAsia="Calibri" w:hAnsi="Arial Nova Cond" w:cs="Times New Roman"/>
+                <w:b/>
+                <w:bCs/>
+                <w:sz w:val="20"/>
+                <w:szCs w:val="20"/>
+                <w:lang w:val="es-ES_tradnl"/>
+              </w:rPr>
+            </w:pPr>
+            <w:r>
+              <w:rPr>
+                <w:rFonts w:ascii="Arial Nova Cond" w:eastAsia="Calibri" w:hAnsi="Arial Nova Cond" w:cs="Times New Roman"/>
+                <w:b/>
+                <w:bCs/>
+                <w:sz w:val="20"/>
+                <w:szCs w:val="20"/>
+                <w:lang w:val="es-ES_tradnl"/>
+              </w:rPr>
+              <w:t>U 6</w:t>
+            </w:r>
+          </w:p>
+        </w:tc>
+        <w:tc>
+          <w:tcPr>
+            <w:tcW w:w="1726" w:type="dxa"/>
+            <w:vAlign w:val="center"/>
           </w:tcPr>
           <w:p>
             <w:pPr>
               <w:pStyle w:val="Sinespaciado"/>
-              <w:spacing w:line="276" w:lineRule="auto"/>
-              <w:rPr>
-                <w:rFonts w:ascii="Arial Nova Cond Light" w:hAnsi="Arial Nova Cond Light"/>
-                <w:b/>
-                <w:bCs/>
+              <w:jc w:val="both"/>
+              <w:rPr>
+                <w:rFonts w:ascii="Arial Nova Cond" w:hAnsi="Arial Nova Cond"/>
+                <w:sz w:val="20"/>
+                <w:szCs w:val="20"/>
+              </w:rPr>
+            </w:pPr>
+            <w:r>
+              <w:rPr>
+                <w:rFonts w:ascii="Arial Nova Cond" w:eastAsia="Calibri" w:hAnsi="Arial Nova Cond" w:cs="Times New Roman"/>
                 <w:sz w:val="20"/>
                 <w:szCs w:val="20"/>
                 <w:lang w:val="es-ES_tradnl"/>
               </w:rPr>
-            </w:pPr>
-          </w:p>
-        </w:tc>
-        <w:tc>
-          <w:tcPr>
-            <w:tcW w:w="1095" w:type="dxa"/>
-            <w:tcBorders>
-              <w:top w:val="double" w:sz="4" w:space="0" w:color="47D459" w:themeColor="accent3" w:themeTint="99"/>
-              <w:left w:val="double" w:sz="4" w:space="0" w:color="47D459" w:themeColor="accent3" w:themeTint="99"/>
-              <w:bottom w:val="double" w:sz="4" w:space="0" w:color="47D459" w:themeColor="accent3" w:themeTint="99"/>
-              <w:right w:val="double" w:sz="4" w:space="0" w:color="47D459" w:themeColor="accent3" w:themeTint="99"/>
-            </w:tcBorders>
-            <w:vAlign w:val="center"/>
-            <w:hideMark/>
-          </w:tcPr>
-          <w:p>
-            <w:pPr>
-              <w:pStyle w:val="Sinespaciado"/>
-              <w:rPr>
-                <w:rFonts w:ascii="Arial Nova Cond Light" w:hAnsi="Arial Nova Cond Light"/>
-                <w:b/>
-                <w:bCs/>
+              <w:t>{{problemapotencialidad6}}</w:t>
+            </w:r>
+          </w:p>
+        </w:tc>
+        <w:tc>
+          <w:tcPr>
+            <w:tcW w:w="6169" w:type="dxa"/>
+            <w:vAlign w:val="center"/>
+          </w:tcPr>
+          <w:p>
+            <w:pPr>
+              <w:pStyle w:val="Prrafodelista"/>
+              <w:tabs>
+                <w:tab w:val="left" w:pos="0"/>
+                <w:tab w:val="left" w:pos="142"/>
+                <w:tab w:val="left" w:pos="284"/>
+              </w:tabs>
+              <w:spacing w:line="276" w:lineRule="auto"/>
+              <w:ind w:left="0"/>
+              <w:jc w:val="both"/>
+              <w:rPr>
+                <w:rFonts w:ascii="Arial Nova Cond" w:eastAsia="Calibri" w:hAnsi="Arial Nova Cond" w:cs="Times New Roman"/>
                 <w:sz w:val="20"/>
                 <w:szCs w:val="20"/>
                 <w:lang w:val="es-ES_tradnl"/>
@@ -13104,79 +13302,11 @@
             </w:pPr>
             <w:r>
               <w:rPr>
-                <w:rFonts w:ascii="Arial Nova Cond Light" w:hAnsi="Arial Nova Cond Light"/>
-                <w:b/>
-                <w:bCs/>
+                <w:rFonts w:ascii="Arial Nova Cond" w:eastAsia="Calibri" w:hAnsi="Arial Nova Cond" w:cs="Times New Roman"/>
                 <w:sz w:val="20"/>
                 <w:szCs w:val="20"/>
                 <w:lang w:val="es-ES_tradnl"/>
               </w:rPr>
-              <w:t>U 6</w:t>
-            </w:r>
-          </w:p>
-        </w:tc>
-        <w:tc>
-          <w:tcPr>
-            <w:tcW w:w="1726" w:type="dxa"/>
-            <w:tcBorders>
-              <w:top w:val="double" w:sz="4" w:space="0" w:color="47D459" w:themeColor="accent3" w:themeTint="99"/>
-              <w:left w:val="double" w:sz="4" w:space="0" w:color="47D459" w:themeColor="accent3" w:themeTint="99"/>
-              <w:bottom w:val="double" w:sz="4" w:space="0" w:color="47D459" w:themeColor="accent3" w:themeTint="99"/>
-              <w:right w:val="double" w:sz="4" w:space="0" w:color="47D459" w:themeColor="accent3" w:themeTint="99"/>
-            </w:tcBorders>
-            <w:vAlign w:val="center"/>
-            <w:hideMark/>
-          </w:tcPr>
-          <w:p>
-            <w:pPr>
-              <w:pStyle w:val="Sinespaciado"/>
-              <w:spacing w:line="276" w:lineRule="auto"/>
-              <w:rPr>
-                <w:rFonts w:ascii="Arial Nova Cond Light" w:hAnsi="Arial Nova Cond Light"/>
-                <w:sz w:val="20"/>
-                <w:szCs w:val="20"/>
-              </w:rPr>
-            </w:pPr>
-            <w:r>
-              <w:rPr>
-                <w:rFonts w:ascii="Arial Nova Cond Light" w:hAnsi="Arial Nova Cond Light"/>
-                <w:sz w:val="20"/>
-                <w:szCs w:val="20"/>
-                <w:lang w:val="es-ES_tradnl"/>
-              </w:rPr>
-              <w:t>{{problemapotencialidad6}}</w:t>
-            </w:r>
-          </w:p>
-        </w:tc>
-        <w:tc>
-          <w:tcPr>
-            <w:tcW w:w="6169" w:type="dxa"/>
-            <w:tcBorders>
-              <w:top w:val="double" w:sz="4" w:space="0" w:color="47D459" w:themeColor="accent3" w:themeTint="99"/>
-              <w:left w:val="double" w:sz="4" w:space="0" w:color="47D459" w:themeColor="accent3" w:themeTint="99"/>
-              <w:bottom w:val="double" w:sz="4" w:space="0" w:color="47D459" w:themeColor="accent3" w:themeTint="99"/>
-              <w:right w:val="double" w:sz="4" w:space="0" w:color="47D459" w:themeColor="accent3" w:themeTint="99"/>
-            </w:tcBorders>
-            <w:vAlign w:val="center"/>
-            <w:hideMark/>
-          </w:tcPr>
-          <w:p>
-            <w:pPr>
-              <w:pStyle w:val="Sinespaciado"/>
-              <w:rPr>
-                <w:rFonts w:ascii="Arial Nova Cond Light" w:hAnsi="Arial Nova Cond Light"/>
-                <w:sz w:val="20"/>
-                <w:szCs w:val="20"/>
-                <w:lang w:val="es-ES_tradnl"/>
-              </w:rPr>
-            </w:pPr>
-            <w:r>
-              <w:rPr>
-                <w:rFonts w:ascii="Arial Nova Cond Light" w:hAnsi="Arial Nova Cond Light"/>
-                <w:sz w:val="20"/>
-                <w:szCs w:val="20"/>
-                <w:lang w:val="es-ES_tradnl"/>
-              </w:rPr>
               <w:t>{{situacionsignificativa6}}</w:t>
             </w:r>
           </w:p>
@@ -13184,28 +13314,27 @@
         <w:tc>
           <w:tcPr>
             <w:tcW w:w="2015" w:type="dxa"/>
-            <w:tcBorders>
-              <w:top w:val="double" w:sz="4" w:space="0" w:color="47D459" w:themeColor="accent3" w:themeTint="99"/>
-              <w:left w:val="double" w:sz="4" w:space="0" w:color="47D459" w:themeColor="accent3" w:themeTint="99"/>
-              <w:bottom w:val="double" w:sz="4" w:space="0" w:color="47D459" w:themeColor="accent3" w:themeTint="99"/>
-              <w:right w:val="double" w:sz="4" w:space="0" w:color="47D459" w:themeColor="accent3" w:themeTint="99"/>
-            </w:tcBorders>
-            <w:vAlign w:val="center"/>
-            <w:hideMark/>
-          </w:tcPr>
-          <w:p>
-            <w:pPr>
-              <w:pStyle w:val="Sinespaciado"/>
-              <w:spacing w:line="276" w:lineRule="auto"/>
-              <w:rPr>
-                <w:rFonts w:ascii="Arial Nova Cond Light" w:hAnsi="Arial Nova Cond Light"/>
-                <w:sz w:val="20"/>
-                <w:szCs w:val="20"/>
-              </w:rPr>
-            </w:pPr>
-            <w:r>
-              <w:rPr>
-                <w:rFonts w:ascii="Arial Nova Cond Light" w:hAnsi="Arial Nova Cond Light"/>
+            <w:vAlign w:val="center"/>
+          </w:tcPr>
+          <w:p>
+            <w:pPr>
+              <w:autoSpaceDE w:val="0"/>
+              <w:autoSpaceDN w:val="0"/>
+              <w:adjustRightInd w:val="0"/>
+              <w:jc w:val="center"/>
+              <w:rPr>
+                <w:rFonts w:ascii="Arial Nova Cond" w:hAnsi="Arial Nova Cond" w:cs="Arial"/>
+                <w:color w:val="0070C0"/>
+                <w:kern w:val="0"/>
+                <w:sz w:val="20"/>
+                <w:szCs w:val="20"/>
+              </w:rPr>
+            </w:pPr>
+            <w:r>
+              <w:rPr>
+                <w:rFonts w:ascii="Arial Nova Cond" w:hAnsi="Arial Nova Cond" w:cs="Arial"/>
+                <w:color w:val="000000"/>
+                <w:kern w:val="0"/>
                 <w:sz w:val="20"/>
                 <w:szCs w:val="20"/>
               </w:rPr>
@@ -13216,28 +13345,27 @@
         <w:tc>
           <w:tcPr>
             <w:tcW w:w="1634" w:type="dxa"/>
-            <w:tcBorders>
-              <w:top w:val="double" w:sz="4" w:space="0" w:color="47D459" w:themeColor="accent3" w:themeTint="99"/>
-              <w:left w:val="double" w:sz="4" w:space="0" w:color="47D459" w:themeColor="accent3" w:themeTint="99"/>
-              <w:bottom w:val="double" w:sz="4" w:space="0" w:color="47D459" w:themeColor="accent3" w:themeTint="99"/>
-              <w:right w:val="double" w:sz="4" w:space="0" w:color="47D459" w:themeColor="accent3" w:themeTint="99"/>
-            </w:tcBorders>
-            <w:vAlign w:val="center"/>
-            <w:hideMark/>
-          </w:tcPr>
-          <w:p>
-            <w:pPr>
-              <w:pStyle w:val="Sinespaciado"/>
-              <w:spacing w:line="276" w:lineRule="auto"/>
-              <w:rPr>
-                <w:rFonts w:ascii="Arial Nova Cond Light" w:hAnsi="Arial Nova Cond Light"/>
-                <w:sz w:val="20"/>
-                <w:szCs w:val="20"/>
-              </w:rPr>
-            </w:pPr>
-            <w:r>
-              <w:rPr>
-                <w:rFonts w:ascii="Arial Nova Cond Light" w:hAnsi="Arial Nova Cond Light"/>
+            <w:vAlign w:val="center"/>
+          </w:tcPr>
+          <w:p>
+            <w:pPr>
+              <w:autoSpaceDE w:val="0"/>
+              <w:autoSpaceDN w:val="0"/>
+              <w:adjustRightInd w:val="0"/>
+              <w:jc w:val="both"/>
+              <w:rPr>
+                <w:rFonts w:ascii="Arial Nova Cond" w:hAnsi="Arial Nova Cond" w:cs="Arial"/>
+                <w:color w:val="000000"/>
+                <w:kern w:val="0"/>
+                <w:sz w:val="20"/>
+                <w:szCs w:val="20"/>
+              </w:rPr>
+            </w:pPr>
+            <w:r>
+              <w:rPr>
+                <w:rFonts w:ascii="Arial Nova Cond" w:hAnsi="Arial Nova Cond" w:cs="Arial"/>
+                <w:color w:val="000000"/>
+                <w:kern w:val="0"/>
                 <w:sz w:val="20"/>
                 <w:szCs w:val="20"/>
               </w:rPr>
@@ -13248,28 +13376,27 @@
         <w:tc>
           <w:tcPr>
             <w:tcW w:w="1337" w:type="dxa"/>
-            <w:tcBorders>
-              <w:top w:val="double" w:sz="4" w:space="0" w:color="47D459" w:themeColor="accent3" w:themeTint="99"/>
-              <w:left w:val="double" w:sz="4" w:space="0" w:color="47D459" w:themeColor="accent3" w:themeTint="99"/>
-              <w:bottom w:val="double" w:sz="4" w:space="0" w:color="47D459" w:themeColor="accent3" w:themeTint="99"/>
-              <w:right w:val="double" w:sz="4" w:space="0" w:color="47D459" w:themeColor="accent3" w:themeTint="99"/>
-            </w:tcBorders>
-            <w:vAlign w:val="center"/>
-            <w:hideMark/>
-          </w:tcPr>
-          <w:p>
-            <w:pPr>
-              <w:pStyle w:val="Sinespaciado"/>
-              <w:spacing w:line="276" w:lineRule="auto"/>
-              <w:rPr>
-                <w:rFonts w:ascii="Arial Nova Cond Light" w:hAnsi="Arial Nova Cond Light"/>
-                <w:sz w:val="20"/>
-                <w:szCs w:val="20"/>
-              </w:rPr>
-            </w:pPr>
-            <w:r>
-              <w:rPr>
-                <w:rFonts w:ascii="Arial Nova Cond Light" w:hAnsi="Arial Nova Cond Light"/>
+            <w:vAlign w:val="center"/>
+          </w:tcPr>
+          <w:p>
+            <w:pPr>
+              <w:autoSpaceDE w:val="0"/>
+              <w:autoSpaceDN w:val="0"/>
+              <w:adjustRightInd w:val="0"/>
+              <w:jc w:val="center"/>
+              <w:rPr>
+                <w:rFonts w:ascii="Arial Nova Cond" w:hAnsi="Arial Nova Cond" w:cs="Arial"/>
+                <w:color w:val="000000"/>
+                <w:kern w:val="0"/>
+                <w:sz w:val="20"/>
+                <w:szCs w:val="20"/>
+              </w:rPr>
+            </w:pPr>
+            <w:r>
+              <w:rPr>
+                <w:rFonts w:ascii="Arial Nova Cond" w:hAnsi="Arial Nova Cond" w:cs="Arial"/>
+                <w:color w:val="000000"/>
+                <w:kern w:val="0"/>
                 <w:sz w:val="20"/>
                 <w:szCs w:val="20"/>
               </w:rPr>
@@ -13287,20 +13414,21 @@
           <w:tcPr>
             <w:tcW w:w="875" w:type="dxa"/>
             <w:vMerge w:val="restart"/>
-            <w:tcBorders>
-              <w:top w:val="double" w:sz="4" w:space="0" w:color="47D459" w:themeColor="accent3" w:themeTint="99"/>
-              <w:left w:val="double" w:sz="4" w:space="0" w:color="47D459" w:themeColor="accent3" w:themeTint="99"/>
-              <w:bottom w:val="double" w:sz="4" w:space="0" w:color="47D459" w:themeColor="accent3" w:themeTint="99"/>
-              <w:right w:val="double" w:sz="4" w:space="0" w:color="47D459" w:themeColor="accent3" w:themeTint="99"/>
-            </w:tcBorders>
-            <w:vAlign w:val="center"/>
-            <w:hideMark/>
-          </w:tcPr>
-          <w:p>
-            <w:pPr>
-              <w:pStyle w:val="Sinespaciado"/>
-              <w:rPr>
-                <w:rFonts w:ascii="Arial Nova Cond Light" w:hAnsi="Arial Nova Cond Light"/>
+            <w:vAlign w:val="center"/>
+          </w:tcPr>
+          <w:p>
+            <w:pPr>
+              <w:pStyle w:val="Prrafodelista"/>
+              <w:tabs>
+                <w:tab w:val="left" w:pos="0"/>
+                <w:tab w:val="left" w:pos="142"/>
+                <w:tab w:val="left" w:pos="284"/>
+              </w:tabs>
+              <w:spacing w:line="276" w:lineRule="auto"/>
+              <w:ind w:left="0"/>
+              <w:jc w:val="center"/>
+              <w:rPr>
+                <w:rFonts w:ascii="Arial Nova Cond" w:eastAsia="Calibri" w:hAnsi="Arial Nova Cond" w:cs="Times New Roman"/>
                 <w:b/>
                 <w:bCs/>
                 <w:sz w:val="20"/>
@@ -13310,7 +13438,7 @@
             </w:pPr>
             <w:r>
               <w:rPr>
-                <w:rFonts w:ascii="Arial Nova Cond Light" w:hAnsi="Arial Nova Cond Light"/>
+                <w:rFonts w:ascii="Arial Nova Cond" w:eastAsia="Calibri" w:hAnsi="Arial Nova Cond" w:cs="Times New Roman"/>
                 <w:b/>
                 <w:bCs/>
                 <w:sz w:val="20"/>
@@ -13324,20 +13452,21 @@
         <w:tc>
           <w:tcPr>
             <w:tcW w:w="1095" w:type="dxa"/>
-            <w:tcBorders>
-              <w:top w:val="double" w:sz="4" w:space="0" w:color="47D459" w:themeColor="accent3" w:themeTint="99"/>
-              <w:left w:val="double" w:sz="4" w:space="0" w:color="47D459" w:themeColor="accent3" w:themeTint="99"/>
-              <w:bottom w:val="double" w:sz="4" w:space="0" w:color="47D459" w:themeColor="accent3" w:themeTint="99"/>
-              <w:right w:val="double" w:sz="4" w:space="0" w:color="47D459" w:themeColor="accent3" w:themeTint="99"/>
-            </w:tcBorders>
-            <w:vAlign w:val="center"/>
-            <w:hideMark/>
-          </w:tcPr>
-          <w:p>
-            <w:pPr>
-              <w:pStyle w:val="Sinespaciado"/>
-              <w:rPr>
-                <w:rFonts w:ascii="Arial Nova Cond Light" w:hAnsi="Arial Nova Cond Light"/>
+            <w:vAlign w:val="center"/>
+          </w:tcPr>
+          <w:p>
+            <w:pPr>
+              <w:pStyle w:val="Prrafodelista"/>
+              <w:tabs>
+                <w:tab w:val="left" w:pos="0"/>
+                <w:tab w:val="left" w:pos="142"/>
+                <w:tab w:val="left" w:pos="284"/>
+              </w:tabs>
+              <w:spacing w:line="276" w:lineRule="auto"/>
+              <w:ind w:left="0"/>
+              <w:jc w:val="center"/>
+              <w:rPr>
+                <w:rFonts w:ascii="Arial Nova Cond" w:eastAsia="Calibri" w:hAnsi="Arial Nova Cond" w:cs="Times New Roman"/>
                 <w:b/>
                 <w:bCs/>
                 <w:sz w:val="20"/>
@@ -13347,7 +13476,7 @@
             </w:pPr>
             <w:r>
               <w:rPr>
-                <w:rFonts w:ascii="Arial Nova Cond Light" w:hAnsi="Arial Nova Cond Light"/>
+                <w:rFonts w:ascii="Arial Nova Cond" w:eastAsia="Calibri" w:hAnsi="Arial Nova Cond" w:cs="Times New Roman"/>
                 <w:b/>
                 <w:bCs/>
                 <w:sz w:val="20"/>
@@ -13361,20 +13490,21 @@
         <w:tc>
           <w:tcPr>
             <w:tcW w:w="1726" w:type="dxa"/>
-            <w:tcBorders>
-              <w:top w:val="double" w:sz="4" w:space="0" w:color="47D459" w:themeColor="accent3" w:themeTint="99"/>
-              <w:left w:val="double" w:sz="4" w:space="0" w:color="47D459" w:themeColor="accent3" w:themeTint="99"/>
-              <w:bottom w:val="double" w:sz="4" w:space="0" w:color="47D459" w:themeColor="accent3" w:themeTint="99"/>
-              <w:right w:val="double" w:sz="4" w:space="0" w:color="47D459" w:themeColor="accent3" w:themeTint="99"/>
-            </w:tcBorders>
-            <w:vAlign w:val="center"/>
-            <w:hideMark/>
-          </w:tcPr>
-          <w:p>
-            <w:pPr>
-              <w:pStyle w:val="Sinespaciado"/>
-              <w:rPr>
-                <w:rFonts w:ascii="Arial Nova Cond Light" w:hAnsi="Arial Nova Cond Light"/>
+            <w:vAlign w:val="center"/>
+          </w:tcPr>
+          <w:p>
+            <w:pPr>
+              <w:pStyle w:val="Prrafodelista"/>
+              <w:tabs>
+                <w:tab w:val="left" w:pos="0"/>
+                <w:tab w:val="left" w:pos="142"/>
+                <w:tab w:val="left" w:pos="284"/>
+              </w:tabs>
+              <w:spacing w:line="276" w:lineRule="auto"/>
+              <w:ind w:left="0"/>
+              <w:rPr>
+                <w:rFonts w:ascii="Arial Nova Cond" w:eastAsia="Calibri" w:hAnsi="Arial Nova Cond" w:cs="Times New Roman"/>
+                <w:color w:val="000000" w:themeColor="text1"/>
                 <w:sz w:val="20"/>
                 <w:szCs w:val="20"/>
                 <w:lang w:val="es-ES_tradnl"/>
@@ -13382,7 +13512,7 @@
             </w:pPr>
             <w:r>
               <w:rPr>
-                <w:rFonts w:ascii="Arial Nova Cond Light" w:hAnsi="Arial Nova Cond Light"/>
+                <w:rFonts w:ascii="Arial Nova Cond" w:eastAsia="Calibri" w:hAnsi="Arial Nova Cond" w:cs="Times New Roman"/>
                 <w:sz w:val="20"/>
                 <w:szCs w:val="20"/>
                 <w:lang w:val="es-ES_tradnl"/>
@@ -13394,27 +13524,29 @@
         <w:tc>
           <w:tcPr>
             <w:tcW w:w="6169" w:type="dxa"/>
-            <w:tcBorders>
-              <w:top w:val="double" w:sz="4" w:space="0" w:color="47D459" w:themeColor="accent3" w:themeTint="99"/>
-              <w:left w:val="double" w:sz="4" w:space="0" w:color="47D459" w:themeColor="accent3" w:themeTint="99"/>
-              <w:bottom w:val="double" w:sz="4" w:space="0" w:color="47D459" w:themeColor="accent3" w:themeTint="99"/>
-              <w:right w:val="double" w:sz="4" w:space="0" w:color="47D459" w:themeColor="accent3" w:themeTint="99"/>
-            </w:tcBorders>
-            <w:vAlign w:val="center"/>
-            <w:hideMark/>
-          </w:tcPr>
-          <w:p>
-            <w:pPr>
-              <w:pStyle w:val="Sinespaciado"/>
-              <w:rPr>
-                <w:rFonts w:ascii="Arial Nova Cond Light" w:hAnsi="Arial Nova Cond Light"/>
-                <w:sz w:val="20"/>
-                <w:szCs w:val="20"/>
-              </w:rPr>
-            </w:pPr>
-            <w:r>
-              <w:rPr>
-                <w:rFonts w:ascii="Arial Nova Cond Light" w:hAnsi="Arial Nova Cond Light"/>
+            <w:vAlign w:val="center"/>
+          </w:tcPr>
+          <w:p>
+            <w:pPr>
+              <w:pStyle w:val="Prrafodelista"/>
+              <w:tabs>
+                <w:tab w:val="left" w:pos="0"/>
+                <w:tab w:val="left" w:pos="142"/>
+                <w:tab w:val="left" w:pos="284"/>
+              </w:tabs>
+              <w:spacing w:line="276" w:lineRule="auto"/>
+              <w:ind w:left="0"/>
+              <w:jc w:val="both"/>
+              <w:rPr>
+                <w:rFonts w:ascii="Arial Nova Cond" w:hAnsi="Arial Nova Cond"/>
+                <w:color w:val="000000" w:themeColor="text1"/>
+                <w:sz w:val="20"/>
+                <w:szCs w:val="20"/>
+              </w:rPr>
+            </w:pPr>
+            <w:r>
+              <w:rPr>
+                <w:rFonts w:ascii="Arial Nova Cond" w:eastAsia="Calibri" w:hAnsi="Arial Nova Cond" w:cs="Times New Roman"/>
                 <w:sz w:val="20"/>
                 <w:szCs w:val="20"/>
                 <w:lang w:val="es-ES_tradnl"/>
@@ -13426,28 +13558,27 @@
         <w:tc>
           <w:tcPr>
             <w:tcW w:w="2015" w:type="dxa"/>
-            <w:tcBorders>
-              <w:top w:val="double" w:sz="4" w:space="0" w:color="47D459" w:themeColor="accent3" w:themeTint="99"/>
-              <w:left w:val="double" w:sz="4" w:space="0" w:color="47D459" w:themeColor="accent3" w:themeTint="99"/>
-              <w:bottom w:val="double" w:sz="4" w:space="0" w:color="47D459" w:themeColor="accent3" w:themeTint="99"/>
-              <w:right w:val="double" w:sz="4" w:space="0" w:color="47D459" w:themeColor="accent3" w:themeTint="99"/>
-            </w:tcBorders>
-            <w:vAlign w:val="center"/>
-            <w:hideMark/>
-          </w:tcPr>
-          <w:p>
-            <w:pPr>
-              <w:pStyle w:val="Sinespaciado"/>
-              <w:spacing w:line="276" w:lineRule="auto"/>
-              <w:rPr>
-                <w:rFonts w:ascii="Arial Nova Cond Light" w:hAnsi="Arial Nova Cond Light"/>
-                <w:sz w:val="20"/>
-                <w:szCs w:val="20"/>
-              </w:rPr>
-            </w:pPr>
-            <w:r>
-              <w:rPr>
-                <w:rFonts w:ascii="Arial Nova Cond Light" w:hAnsi="Arial Nova Cond Light"/>
+            <w:vAlign w:val="center"/>
+          </w:tcPr>
+          <w:p>
+            <w:pPr>
+              <w:autoSpaceDE w:val="0"/>
+              <w:autoSpaceDN w:val="0"/>
+              <w:adjustRightInd w:val="0"/>
+              <w:jc w:val="center"/>
+              <w:rPr>
+                <w:rFonts w:ascii="Arial Nova Cond" w:hAnsi="Arial Nova Cond" w:cs="Arial"/>
+                <w:color w:val="000000" w:themeColor="text1"/>
+                <w:kern w:val="0"/>
+                <w:sz w:val="20"/>
+                <w:szCs w:val="20"/>
+              </w:rPr>
+            </w:pPr>
+            <w:r>
+              <w:rPr>
+                <w:rFonts w:ascii="Arial Nova Cond" w:hAnsi="Arial Nova Cond" w:cs="Arial"/>
+                <w:color w:val="000000"/>
+                <w:kern w:val="0"/>
                 <w:sz w:val="20"/>
                 <w:szCs w:val="20"/>
               </w:rPr>
@@ -13458,28 +13589,27 @@
         <w:tc>
           <w:tcPr>
             <w:tcW w:w="1634" w:type="dxa"/>
-            <w:tcBorders>
-              <w:top w:val="double" w:sz="4" w:space="0" w:color="47D459" w:themeColor="accent3" w:themeTint="99"/>
-              <w:left w:val="double" w:sz="4" w:space="0" w:color="47D459" w:themeColor="accent3" w:themeTint="99"/>
-              <w:bottom w:val="double" w:sz="4" w:space="0" w:color="47D459" w:themeColor="accent3" w:themeTint="99"/>
-              <w:right w:val="double" w:sz="4" w:space="0" w:color="47D459" w:themeColor="accent3" w:themeTint="99"/>
-            </w:tcBorders>
-            <w:vAlign w:val="center"/>
-            <w:hideMark/>
-          </w:tcPr>
-          <w:p>
-            <w:pPr>
-              <w:pStyle w:val="Sinespaciado"/>
-              <w:spacing w:line="276" w:lineRule="auto"/>
-              <w:rPr>
-                <w:rFonts w:ascii="Arial Nova Cond Light" w:hAnsi="Arial Nova Cond Light"/>
-                <w:sz w:val="20"/>
-                <w:szCs w:val="20"/>
-              </w:rPr>
-            </w:pPr>
-            <w:r>
-              <w:rPr>
-                <w:rFonts w:ascii="Arial Nova Cond Light" w:hAnsi="Arial Nova Cond Light"/>
+            <w:vAlign w:val="center"/>
+          </w:tcPr>
+          <w:p>
+            <w:pPr>
+              <w:autoSpaceDE w:val="0"/>
+              <w:autoSpaceDN w:val="0"/>
+              <w:adjustRightInd w:val="0"/>
+              <w:jc w:val="both"/>
+              <w:rPr>
+                <w:rFonts w:ascii="Arial Nova Cond" w:hAnsi="Arial Nova Cond" w:cs="Arial"/>
+                <w:color w:val="000000"/>
+                <w:kern w:val="0"/>
+                <w:sz w:val="20"/>
+                <w:szCs w:val="20"/>
+              </w:rPr>
+            </w:pPr>
+            <w:r>
+              <w:rPr>
+                <w:rFonts w:ascii="Arial Nova Cond" w:hAnsi="Arial Nova Cond" w:cs="Arial"/>
+                <w:color w:val="000000"/>
+                <w:kern w:val="0"/>
                 <w:sz w:val="20"/>
                 <w:szCs w:val="20"/>
               </w:rPr>
@@ -13490,28 +13620,27 @@
         <w:tc>
           <w:tcPr>
             <w:tcW w:w="1337" w:type="dxa"/>
-            <w:tcBorders>
-              <w:top w:val="double" w:sz="4" w:space="0" w:color="47D459" w:themeColor="accent3" w:themeTint="99"/>
-              <w:left w:val="double" w:sz="4" w:space="0" w:color="47D459" w:themeColor="accent3" w:themeTint="99"/>
-              <w:bottom w:val="double" w:sz="4" w:space="0" w:color="47D459" w:themeColor="accent3" w:themeTint="99"/>
-              <w:right w:val="double" w:sz="4" w:space="0" w:color="47D459" w:themeColor="accent3" w:themeTint="99"/>
-            </w:tcBorders>
-            <w:vAlign w:val="center"/>
-            <w:hideMark/>
-          </w:tcPr>
-          <w:p>
-            <w:pPr>
-              <w:pStyle w:val="Sinespaciado"/>
-              <w:spacing w:line="276" w:lineRule="auto"/>
-              <w:rPr>
-                <w:rFonts w:ascii="Arial Nova Cond Light" w:hAnsi="Arial Nova Cond Light"/>
-                <w:sz w:val="20"/>
-                <w:szCs w:val="20"/>
-              </w:rPr>
-            </w:pPr>
-            <w:r>
-              <w:rPr>
-                <w:rFonts w:ascii="Arial Nova Cond Light" w:hAnsi="Arial Nova Cond Light"/>
+            <w:vAlign w:val="center"/>
+          </w:tcPr>
+          <w:p>
+            <w:pPr>
+              <w:autoSpaceDE w:val="0"/>
+              <w:autoSpaceDN w:val="0"/>
+              <w:adjustRightInd w:val="0"/>
+              <w:jc w:val="center"/>
+              <w:rPr>
+                <w:rFonts w:ascii="Arial Nova Cond" w:hAnsi="Arial Nova Cond" w:cs="Arial"/>
+                <w:color w:val="000000"/>
+                <w:kern w:val="0"/>
+                <w:sz w:val="20"/>
+                <w:szCs w:val="20"/>
+              </w:rPr>
+            </w:pPr>
+            <w:r>
+              <w:rPr>
+                <w:rFonts w:ascii="Arial Nova Cond" w:hAnsi="Arial Nova Cond" w:cs="Arial"/>
+                <w:color w:val="000000"/>
+                <w:kern w:val="0"/>
                 <w:sz w:val="20"/>
                 <w:szCs w:val="20"/>
               </w:rPr>
@@ -13529,21 +13658,21 @@
           <w:tcPr>
             <w:tcW w:w="875" w:type="dxa"/>
             <w:vMerge/>
-            <w:tcBorders>
-              <w:top w:val="double" w:sz="4" w:space="0" w:color="47D459" w:themeColor="accent3" w:themeTint="99"/>
-              <w:left w:val="double" w:sz="4" w:space="0" w:color="47D459" w:themeColor="accent3" w:themeTint="99"/>
-              <w:bottom w:val="double" w:sz="4" w:space="0" w:color="47D459" w:themeColor="accent3" w:themeTint="99"/>
-              <w:right w:val="double" w:sz="4" w:space="0" w:color="47D459" w:themeColor="accent3" w:themeTint="99"/>
-            </w:tcBorders>
-            <w:vAlign w:val="center"/>
-            <w:hideMark/>
-          </w:tcPr>
-          <w:p>
-            <w:pPr>
-              <w:pStyle w:val="Sinespaciado"/>
-              <w:spacing w:line="276" w:lineRule="auto"/>
-              <w:rPr>
-                <w:rFonts w:ascii="Arial Nova Cond Light" w:hAnsi="Arial Nova Cond Light"/>
+            <w:vAlign w:val="center"/>
+          </w:tcPr>
+          <w:p>
+            <w:pPr>
+              <w:pStyle w:val="Prrafodelista"/>
+              <w:tabs>
+                <w:tab w:val="left" w:pos="0"/>
+                <w:tab w:val="left" w:pos="142"/>
+                <w:tab w:val="left" w:pos="284"/>
+              </w:tabs>
+              <w:spacing w:line="276" w:lineRule="auto"/>
+              <w:ind w:left="0"/>
+              <w:jc w:val="center"/>
+              <w:rPr>
+                <w:rFonts w:ascii="Arial Nova Cond" w:eastAsia="Calibri" w:hAnsi="Arial Nova Cond" w:cs="Times New Roman"/>
                 <w:b/>
                 <w:bCs/>
                 <w:sz w:val="20"/>
@@ -13556,20 +13685,21 @@
         <w:tc>
           <w:tcPr>
             <w:tcW w:w="1095" w:type="dxa"/>
-            <w:tcBorders>
-              <w:top w:val="double" w:sz="4" w:space="0" w:color="47D459" w:themeColor="accent3" w:themeTint="99"/>
-              <w:left w:val="double" w:sz="4" w:space="0" w:color="47D459" w:themeColor="accent3" w:themeTint="99"/>
-              <w:bottom w:val="double" w:sz="4" w:space="0" w:color="47D459" w:themeColor="accent3" w:themeTint="99"/>
-              <w:right w:val="double" w:sz="4" w:space="0" w:color="47D459" w:themeColor="accent3" w:themeTint="99"/>
-            </w:tcBorders>
-            <w:vAlign w:val="center"/>
-            <w:hideMark/>
-          </w:tcPr>
-          <w:p>
-            <w:pPr>
-              <w:pStyle w:val="Sinespaciado"/>
-              <w:rPr>
-                <w:rFonts w:ascii="Arial Nova Cond Light" w:hAnsi="Arial Nova Cond Light"/>
+            <w:vAlign w:val="center"/>
+          </w:tcPr>
+          <w:p>
+            <w:pPr>
+              <w:pStyle w:val="Prrafodelista"/>
+              <w:tabs>
+                <w:tab w:val="left" w:pos="0"/>
+                <w:tab w:val="left" w:pos="142"/>
+                <w:tab w:val="left" w:pos="284"/>
+              </w:tabs>
+              <w:spacing w:line="276" w:lineRule="auto"/>
+              <w:ind w:left="0"/>
+              <w:jc w:val="center"/>
+              <w:rPr>
+                <w:rFonts w:ascii="Arial Nova Cond" w:eastAsia="Calibri" w:hAnsi="Arial Nova Cond" w:cs="Times New Roman"/>
                 <w:b/>
                 <w:bCs/>
                 <w:sz w:val="20"/>
@@ -13579,7 +13709,7 @@
             </w:pPr>
             <w:r>
               <w:rPr>
-                <w:rFonts w:ascii="Arial Nova Cond Light" w:hAnsi="Arial Nova Cond Light"/>
+                <w:rFonts w:ascii="Arial Nova Cond" w:eastAsia="Calibri" w:hAnsi="Arial Nova Cond" w:cs="Times New Roman"/>
                 <w:b/>
                 <w:bCs/>
                 <w:sz w:val="20"/>
@@ -13593,20 +13723,21 @@
         <w:tc>
           <w:tcPr>
             <w:tcW w:w="1726" w:type="dxa"/>
-            <w:tcBorders>
-              <w:top w:val="double" w:sz="4" w:space="0" w:color="47D459" w:themeColor="accent3" w:themeTint="99"/>
-              <w:left w:val="double" w:sz="4" w:space="0" w:color="47D459" w:themeColor="accent3" w:themeTint="99"/>
-              <w:bottom w:val="double" w:sz="4" w:space="0" w:color="47D459" w:themeColor="accent3" w:themeTint="99"/>
-              <w:right w:val="double" w:sz="4" w:space="0" w:color="47D459" w:themeColor="accent3" w:themeTint="99"/>
-            </w:tcBorders>
-            <w:vAlign w:val="center"/>
-            <w:hideMark/>
-          </w:tcPr>
-          <w:p>
-            <w:pPr>
-              <w:pStyle w:val="Sinespaciado"/>
-              <w:rPr>
-                <w:rFonts w:ascii="Arial Nova Cond Light" w:hAnsi="Arial Nova Cond Light"/>
+            <w:vAlign w:val="center"/>
+          </w:tcPr>
+          <w:p>
+            <w:pPr>
+              <w:pStyle w:val="Prrafodelista"/>
+              <w:tabs>
+                <w:tab w:val="left" w:pos="0"/>
+                <w:tab w:val="left" w:pos="142"/>
+                <w:tab w:val="left" w:pos="284"/>
+              </w:tabs>
+              <w:spacing w:line="276" w:lineRule="auto"/>
+              <w:ind w:left="0"/>
+              <w:rPr>
+                <w:rFonts w:ascii="Arial Nova Cond" w:eastAsia="Calibri" w:hAnsi="Arial Nova Cond" w:cs="Times New Roman"/>
+                <w:color w:val="000000" w:themeColor="text1"/>
                 <w:sz w:val="20"/>
                 <w:szCs w:val="20"/>
                 <w:lang w:val="es-ES_tradnl"/>
@@ -13614,7 +13745,7 @@
             </w:pPr>
             <w:r>
               <w:rPr>
-                <w:rFonts w:ascii="Arial Nova Cond Light" w:hAnsi="Arial Nova Cond Light"/>
+                <w:rFonts w:ascii="Arial Nova Cond" w:eastAsia="Calibri" w:hAnsi="Arial Nova Cond" w:cs="Times New Roman"/>
                 <w:sz w:val="20"/>
                 <w:szCs w:val="20"/>
                 <w:lang w:val="es-ES_tradnl"/>
@@ -13626,20 +13757,22 @@
         <w:tc>
           <w:tcPr>
             <w:tcW w:w="6169" w:type="dxa"/>
-            <w:tcBorders>
-              <w:top w:val="double" w:sz="4" w:space="0" w:color="47D459" w:themeColor="accent3" w:themeTint="99"/>
-              <w:left w:val="double" w:sz="4" w:space="0" w:color="47D459" w:themeColor="accent3" w:themeTint="99"/>
-              <w:bottom w:val="double" w:sz="4" w:space="0" w:color="47D459" w:themeColor="accent3" w:themeTint="99"/>
-              <w:right w:val="double" w:sz="4" w:space="0" w:color="47D459" w:themeColor="accent3" w:themeTint="99"/>
-            </w:tcBorders>
-            <w:vAlign w:val="center"/>
-            <w:hideMark/>
-          </w:tcPr>
-          <w:p>
-            <w:pPr>
-              <w:pStyle w:val="Sinespaciado"/>
-              <w:rPr>
-                <w:rFonts w:ascii="Arial Nova Cond Light" w:hAnsi="Arial Nova Cond Light"/>
+            <w:vAlign w:val="center"/>
+          </w:tcPr>
+          <w:p>
+            <w:pPr>
+              <w:pStyle w:val="Prrafodelista"/>
+              <w:tabs>
+                <w:tab w:val="left" w:pos="0"/>
+                <w:tab w:val="left" w:pos="142"/>
+                <w:tab w:val="left" w:pos="284"/>
+              </w:tabs>
+              <w:spacing w:line="276" w:lineRule="auto"/>
+              <w:ind w:left="0"/>
+              <w:jc w:val="both"/>
+              <w:rPr>
+                <w:rFonts w:ascii="Arial Nova Cond" w:eastAsia="Calibri" w:hAnsi="Arial Nova Cond" w:cs="Times New Roman"/>
+                <w:color w:val="000000" w:themeColor="text1"/>
                 <w:sz w:val="20"/>
                 <w:szCs w:val="20"/>
                 <w:lang w:val="es-ES_tradnl"/>
@@ -13647,7 +13780,7 @@
             </w:pPr>
             <w:r>
               <w:rPr>
-                <w:rFonts w:ascii="Arial Nova Cond Light" w:hAnsi="Arial Nova Cond Light"/>
+                <w:rFonts w:ascii="Arial Nova Cond" w:eastAsia="Calibri" w:hAnsi="Arial Nova Cond" w:cs="Times New Roman"/>
                 <w:sz w:val="20"/>
                 <w:szCs w:val="20"/>
                 <w:lang w:val="es-ES_tradnl"/>
@@ -13659,21 +13792,16 @@
         <w:tc>
           <w:tcPr>
             <w:tcW w:w="2015" w:type="dxa"/>
-            <w:tcBorders>
-              <w:top w:val="double" w:sz="4" w:space="0" w:color="47D459" w:themeColor="accent3" w:themeTint="99"/>
-              <w:left w:val="double" w:sz="4" w:space="0" w:color="47D459" w:themeColor="accent3" w:themeTint="99"/>
-              <w:bottom w:val="double" w:sz="4" w:space="0" w:color="47D459" w:themeColor="accent3" w:themeTint="99"/>
-              <w:right w:val="double" w:sz="4" w:space="0" w:color="47D459" w:themeColor="accent3" w:themeTint="99"/>
-            </w:tcBorders>
-            <w:vAlign w:val="center"/>
-            <w:hideMark/>
-          </w:tcPr>
-          <w:p>
-            <w:pPr>
-              <w:pStyle w:val="Sinespaciado"/>
-              <w:spacing w:line="276" w:lineRule="auto"/>
-              <w:rPr>
-                <w:rFonts w:ascii="Arial Nova Cond Light" w:hAnsi="Arial Nova Cond Light"/>
+            <w:vAlign w:val="center"/>
+          </w:tcPr>
+          <w:p>
+            <w:pPr>
+              <w:autoSpaceDE w:val="0"/>
+              <w:autoSpaceDN w:val="0"/>
+              <w:adjustRightInd w:val="0"/>
+              <w:jc w:val="center"/>
+              <w:rPr>
+                <w:rFonts w:ascii="Arial Nova Cond" w:eastAsia="Calibri" w:hAnsi="Arial Nova Cond" w:cs="Times New Roman"/>
                 <w:sz w:val="20"/>
                 <w:szCs w:val="20"/>
                 <w:lang w:val="es-ES_tradnl"/>
@@ -13681,7 +13809,9 @@
             </w:pPr>
             <w:r>
               <w:rPr>
-                <w:rFonts w:ascii="Arial Nova Cond Light" w:hAnsi="Arial Nova Cond Light"/>
+                <w:rFonts w:ascii="Arial Nova Cond" w:hAnsi="Arial Nova Cond" w:cs="Arial"/>
+                <w:color w:val="000000"/>
+                <w:kern w:val="0"/>
                 <w:sz w:val="20"/>
                 <w:szCs w:val="20"/>
               </w:rPr>
@@ -13692,28 +13822,27 @@
         <w:tc>
           <w:tcPr>
             <w:tcW w:w="1634" w:type="dxa"/>
-            <w:tcBorders>
-              <w:top w:val="double" w:sz="4" w:space="0" w:color="47D459" w:themeColor="accent3" w:themeTint="99"/>
-              <w:left w:val="double" w:sz="4" w:space="0" w:color="47D459" w:themeColor="accent3" w:themeTint="99"/>
-              <w:bottom w:val="double" w:sz="4" w:space="0" w:color="47D459" w:themeColor="accent3" w:themeTint="99"/>
-              <w:right w:val="double" w:sz="4" w:space="0" w:color="47D459" w:themeColor="accent3" w:themeTint="99"/>
-            </w:tcBorders>
-            <w:vAlign w:val="center"/>
-            <w:hideMark/>
-          </w:tcPr>
-          <w:p>
-            <w:pPr>
-              <w:pStyle w:val="Sinespaciado"/>
-              <w:spacing w:line="276" w:lineRule="auto"/>
-              <w:rPr>
-                <w:rFonts w:ascii="Arial Nova Cond Light" w:hAnsi="Arial Nova Cond Light"/>
-                <w:sz w:val="20"/>
-                <w:szCs w:val="20"/>
-              </w:rPr>
-            </w:pPr>
-            <w:r>
-              <w:rPr>
-                <w:rFonts w:ascii="Arial Nova Cond Light" w:hAnsi="Arial Nova Cond Light"/>
+            <w:vAlign w:val="center"/>
+          </w:tcPr>
+          <w:p>
+            <w:pPr>
+              <w:autoSpaceDE w:val="0"/>
+              <w:autoSpaceDN w:val="0"/>
+              <w:adjustRightInd w:val="0"/>
+              <w:jc w:val="both"/>
+              <w:rPr>
+                <w:rFonts w:ascii="Arial Nova Cond" w:hAnsi="Arial Nova Cond" w:cs="Arial"/>
+                <w:color w:val="000000"/>
+                <w:kern w:val="0"/>
+                <w:sz w:val="20"/>
+                <w:szCs w:val="20"/>
+              </w:rPr>
+            </w:pPr>
+            <w:r>
+              <w:rPr>
+                <w:rFonts w:ascii="Arial Nova Cond" w:hAnsi="Arial Nova Cond" w:cs="Arial"/>
+                <w:color w:val="000000"/>
+                <w:kern w:val="0"/>
                 <w:sz w:val="20"/>
                 <w:szCs w:val="20"/>
               </w:rPr>
@@ -13724,28 +13853,27 @@
         <w:tc>
           <w:tcPr>
             <w:tcW w:w="1337" w:type="dxa"/>
-            <w:tcBorders>
-              <w:top w:val="double" w:sz="4" w:space="0" w:color="47D459" w:themeColor="accent3" w:themeTint="99"/>
-              <w:left w:val="double" w:sz="4" w:space="0" w:color="47D459" w:themeColor="accent3" w:themeTint="99"/>
-              <w:bottom w:val="double" w:sz="4" w:space="0" w:color="47D459" w:themeColor="accent3" w:themeTint="99"/>
-              <w:right w:val="double" w:sz="4" w:space="0" w:color="47D459" w:themeColor="accent3" w:themeTint="99"/>
-            </w:tcBorders>
-            <w:vAlign w:val="center"/>
-            <w:hideMark/>
-          </w:tcPr>
-          <w:p>
-            <w:pPr>
-              <w:pStyle w:val="Sinespaciado"/>
-              <w:spacing w:line="276" w:lineRule="auto"/>
-              <w:rPr>
-                <w:rFonts w:ascii="Arial Nova Cond Light" w:hAnsi="Arial Nova Cond Light"/>
-                <w:sz w:val="20"/>
-                <w:szCs w:val="20"/>
-              </w:rPr>
-            </w:pPr>
-            <w:r>
-              <w:rPr>
-                <w:rFonts w:ascii="Arial Nova Cond Light" w:hAnsi="Arial Nova Cond Light"/>
+            <w:vAlign w:val="center"/>
+          </w:tcPr>
+          <w:p>
+            <w:pPr>
+              <w:autoSpaceDE w:val="0"/>
+              <w:autoSpaceDN w:val="0"/>
+              <w:adjustRightInd w:val="0"/>
+              <w:jc w:val="center"/>
+              <w:rPr>
+                <w:rFonts w:ascii="Arial Nova Cond" w:hAnsi="Arial Nova Cond" w:cs="Arial"/>
+                <w:color w:val="000000"/>
+                <w:kern w:val="0"/>
+                <w:sz w:val="20"/>
+                <w:szCs w:val="20"/>
+              </w:rPr>
+            </w:pPr>
+            <w:r>
+              <w:rPr>
+                <w:rFonts w:ascii="Arial Nova Cond" w:hAnsi="Arial Nova Cond" w:cs="Arial"/>
+                <w:color w:val="000000"/>
+                <w:kern w:val="0"/>
                 <w:sz w:val="20"/>
                 <w:szCs w:val="20"/>
               </w:rPr>
@@ -13754,6 +13882,7 @@
           </w:p>
         </w:tc>
       </w:tr>
+      <w:bookmarkEnd w:id="1"/>
     </w:tbl>
     <w:p>
       <w:pPr>
@@ -23970,7 +24099,27 @@
                 <w:sz w:val="20"/>
                 <w:szCs w:val="20"/>
               </w:rPr>
-              <w:t xml:space="preserve">Google Maps. </w:t>
+              <w:t xml:space="preserve">Google </w:t>
+            </w:r>
+            <w:proofErr w:type="spellStart"/>
+            <w:r>
+              <w:rPr>
+                <w:rFonts w:ascii="Arial Nova Cond Light" w:hAnsi="Arial Nova Cond Light" w:cs="Times New Roman"/>
+                <w:color w:val="000000" w:themeColor="text1"/>
+                <w:sz w:val="20"/>
+                <w:szCs w:val="20"/>
+              </w:rPr>
+              <w:t>Maps</w:t>
+            </w:r>
+            <w:proofErr w:type="spellEnd"/>
+            <w:r>
+              <w:rPr>
+                <w:rFonts w:ascii="Arial Nova Cond Light" w:hAnsi="Arial Nova Cond Light" w:cs="Times New Roman"/>
+                <w:color w:val="000000" w:themeColor="text1"/>
+                <w:sz w:val="20"/>
+                <w:szCs w:val="20"/>
+              </w:rPr>
+              <w:t xml:space="preserve">. </w:t>
             </w:r>
           </w:p>
           <w:p>
@@ -23996,7 +24145,27 @@
                 <w:sz w:val="20"/>
                 <w:szCs w:val="20"/>
               </w:rPr>
-              <w:t xml:space="preserve">Google Earth. </w:t>
+              <w:t xml:space="preserve">Google </w:t>
+            </w:r>
+            <w:proofErr w:type="spellStart"/>
+            <w:r>
+              <w:rPr>
+                <w:rFonts w:ascii="Arial Nova Cond Light" w:hAnsi="Arial Nova Cond Light" w:cs="Times New Roman"/>
+                <w:color w:val="000000" w:themeColor="text1"/>
+                <w:sz w:val="20"/>
+                <w:szCs w:val="20"/>
+              </w:rPr>
+              <w:t>Earth</w:t>
+            </w:r>
+            <w:proofErr w:type="spellEnd"/>
+            <w:r>
+              <w:rPr>
+                <w:rFonts w:ascii="Arial Nova Cond Light" w:hAnsi="Arial Nova Cond Light" w:cs="Times New Roman"/>
+                <w:color w:val="000000" w:themeColor="text1"/>
+                <w:sz w:val="20"/>
+                <w:szCs w:val="20"/>
+              </w:rPr>
+              <w:t xml:space="preserve">. </w:t>
             </w:r>
           </w:p>
           <w:p>
@@ -25188,7 +25357,29 @@
                 <w:szCs w:val="20"/>
                 <w14:ligatures w14:val="none"/>
               </w:rPr>
-              <w:t xml:space="preserve">Minedu (2016). Programa curricular de educación secundaria. Resolución Ministerial N.° 649-2016-Minedu. </w:t>
+              <w:t xml:space="preserve">Minedu (2016). Programa curricular de educación secundaria. Resolución Ministerial </w:t>
+            </w:r>
+            <w:proofErr w:type="spellStart"/>
+            <w:r>
+              <w:rPr>
+                <w:rFonts w:ascii="Arial Nova Cond Light" w:eastAsia="Calibri" w:hAnsi="Arial Nova Cond Light" w:cs="Calibri Light"/>
+                <w:kern w:val="0"/>
+                <w:sz w:val="20"/>
+                <w:szCs w:val="20"/>
+                <w14:ligatures w14:val="none"/>
+              </w:rPr>
+              <w:t>N.°</w:t>
+            </w:r>
+            <w:proofErr w:type="spellEnd"/>
+            <w:r>
+              <w:rPr>
+                <w:rFonts w:ascii="Arial Nova Cond Light" w:eastAsia="Calibri" w:hAnsi="Arial Nova Cond Light" w:cs="Calibri Light"/>
+                <w:kern w:val="0"/>
+                <w:sz w:val="20"/>
+                <w:szCs w:val="20"/>
+                <w14:ligatures w14:val="none"/>
+              </w:rPr>
+              <w:t xml:space="preserve"> 649-2016-Minedu. </w:t>
             </w:r>
           </w:p>
           <w:p>
@@ -25217,7 +25408,29 @@
                 <w:szCs w:val="20"/>
                 <w14:ligatures w14:val="none"/>
               </w:rPr>
-              <w:t xml:space="preserve">Minedu (2016). Currículo Nacional de la educación básica. Resolución Ministerial N.° 281-2016-Minedu y su modificatoria. </w:t>
+              <w:t xml:space="preserve">Minedu (2016). Currículo Nacional de la educación básica. Resolución Ministerial </w:t>
+            </w:r>
+            <w:proofErr w:type="spellStart"/>
+            <w:r>
+              <w:rPr>
+                <w:rFonts w:ascii="Arial Nova Cond Light" w:eastAsia="Calibri" w:hAnsi="Arial Nova Cond Light" w:cs="Calibri Light"/>
+                <w:kern w:val="0"/>
+                <w:sz w:val="20"/>
+                <w:szCs w:val="20"/>
+                <w14:ligatures w14:val="none"/>
+              </w:rPr>
+              <w:t>N.°</w:t>
+            </w:r>
+            <w:proofErr w:type="spellEnd"/>
+            <w:r>
+              <w:rPr>
+                <w:rFonts w:ascii="Arial Nova Cond Light" w:eastAsia="Calibri" w:hAnsi="Arial Nova Cond Light" w:cs="Calibri Light"/>
+                <w:kern w:val="0"/>
+                <w:sz w:val="20"/>
+                <w:szCs w:val="20"/>
+                <w14:ligatures w14:val="none"/>
+              </w:rPr>
+              <w:t xml:space="preserve"> 281-2016-Minedu y su modificatoria. </w:t>
             </w:r>
           </w:p>
           <w:p>
@@ -25281,7 +25494,25 @@
                 <w:kern w:val="0"/>
                 <w14:ligatures w14:val="none"/>
               </w:rPr>
-              <w:t>Resolución Ministerial N.° 501-2025</w:t>
+              <w:t xml:space="preserve">Resolución Ministerial </w:t>
+            </w:r>
+            <w:proofErr w:type="spellStart"/>
+            <w:r>
+              <w:rPr>
+                <w:rFonts w:ascii="Arial Nova Cond Light" w:eastAsia="Calibri" w:hAnsi="Arial Nova Cond Light" w:cs="Calibri Light"/>
+                <w:kern w:val="0"/>
+                <w14:ligatures w14:val="none"/>
+              </w:rPr>
+              <w:t>N.°</w:t>
+            </w:r>
+            <w:proofErr w:type="spellEnd"/>
+            <w:r>
+              <w:rPr>
+                <w:rFonts w:ascii="Arial Nova Cond Light" w:eastAsia="Calibri" w:hAnsi="Arial Nova Cond Light" w:cs="Calibri Light"/>
+                <w:kern w:val="0"/>
+                <w14:ligatures w14:val="none"/>
+              </w:rPr>
+              <w:t xml:space="preserve"> 501-2025</w:t>
             </w:r>
             <w:r>
               <w:rPr>

--- a/templates/plananual/CCSS 1° A 5°/CCSS 1° - PLANIFICACIÓN ANUAL 2026.docx
+++ b/templates/plananual/CCSS 1° A 5°/CCSS 1° - PLANIFICACIÓN ANUAL 2026.docx
@@ -1,6 +1,6 @@
 
 <file path=word/document.xml><?xml version="1.0" encoding="utf-8"?>
-<w:document xmlns:wpc="http://schemas.microsoft.com/office/word/2010/wordprocessingCanvas" xmlns:cx="http://schemas.microsoft.com/office/drawing/2014/chartex" xmlns:cx1="http://schemas.microsoft.com/office/drawing/2015/9/8/chartex" xmlns:cx2="http://schemas.microsoft.com/office/drawing/2015/10/21/chartex" xmlns:cx3="http://schemas.microsoft.com/office/drawing/2016/5/9/chartex" xmlns:cx4="http://schemas.microsoft.com/office/drawing/2016/5/10/chartex" xmlns:cx5="http://schemas.microsoft.com/office/drawing/2016/5/11/chartex" xmlns:cx6="http://schemas.microsoft.com/office/drawing/2016/5/12/chartex" xmlns:cx7="http://schemas.microsoft.com/office/drawing/2016/5/13/chartex" xmlns:cx8="http://schemas.microsoft.com/office/drawing/2016/5/14/chartex" xmlns:mc="http://schemas.openxmlformats.org/markup-compatibility/2006" xmlns:aink="http://schemas.microsoft.com/office/drawing/2016/ink" xmlns:am3d="http://schemas.microsoft.com/office/drawing/2017/model3d" xmlns:o="urn:schemas-microsoft-com:office:office" xmlns:oel="http://schemas.microsoft.com/office/2019/extlst" xmlns:r="http://schemas.openxmlformats.org/officeDocument/2006/relationships" xmlns:m="http://schemas.openxmlformats.org/officeDocument/2006/math" xmlns:v="urn:schemas-microsoft-com:vml" xmlns:wp14="http://schemas.microsoft.com/office/word/2010/wordprocessingDrawing" xmlns:wp="http://schemas.openxmlformats.org/drawingml/2006/wordprocessingDrawing" xmlns:w10="urn:schemas-microsoft-com:office:word" xmlns:w="http://schemas.openxmlformats.org/wordprocessingml/2006/main" xmlns:w14="http://schemas.microsoft.com/office/word/2010/wordml" xmlns:w15="http://schemas.microsoft.com/office/word/2012/wordml" xmlns:w16cex="http://schemas.microsoft.com/office/word/2018/wordml/cex" xmlns:w16cid="http://schemas.microsoft.com/office/word/2016/wordml/cid" xmlns:w16="http://schemas.microsoft.com/office/word/2018/wordml" xmlns:w16du="http://schemas.microsoft.com/office/word/2023/wordml/word16du" xmlns:w16sdtdh="http://schemas.microsoft.com/office/word/2020/wordml/sdtdatahash" xmlns:w16se="http://schemas.microsoft.com/office/word/2015/wordml/symex" xmlns:wpg="http://schemas.microsoft.com/office/word/2010/wordprocessingGroup" xmlns:wpi="http://schemas.microsoft.com/office/word/2010/wordprocessingInk" xmlns:wne="http://schemas.microsoft.com/office/word/2006/wordml" xmlns:wps="http://schemas.microsoft.com/office/word/2010/wordprocessingShape" mc:Ignorable="w14 w15 w16se w16cid w16 w16cex w16sdtdh w16du wp14">
+<w:document xmlns:wpc="http://schemas.microsoft.com/office/word/2010/wordprocessingCanvas" xmlns:cx="http://schemas.microsoft.com/office/drawing/2014/chartex" xmlns:cx1="http://schemas.microsoft.com/office/drawing/2015/9/8/chartex" xmlns:cx2="http://schemas.microsoft.com/office/drawing/2015/10/21/chartex" xmlns:cx3="http://schemas.microsoft.com/office/drawing/2016/5/9/chartex" xmlns:cx4="http://schemas.microsoft.com/office/drawing/2016/5/10/chartex" xmlns:cx5="http://schemas.microsoft.com/office/drawing/2016/5/11/chartex" xmlns:cx6="http://schemas.microsoft.com/office/drawing/2016/5/12/chartex" xmlns:cx7="http://schemas.microsoft.com/office/drawing/2016/5/13/chartex" xmlns:cx8="http://schemas.microsoft.com/office/drawing/2016/5/14/chartex" xmlns:mc="http://schemas.openxmlformats.org/markup-compatibility/2006" xmlns:aink="http://schemas.microsoft.com/office/drawing/2016/ink" xmlns:am3d="http://schemas.microsoft.com/office/drawing/2017/model3d" xmlns:o="urn:schemas-microsoft-com:office:office" xmlns:oel="http://schemas.microsoft.com/office/2019/extlst" xmlns:r="http://schemas.openxmlformats.org/officeDocument/2006/relationships" xmlns:m="http://schemas.openxmlformats.org/officeDocument/2006/math" xmlns:v="urn:schemas-microsoft-com:vml" xmlns:wp14="http://schemas.microsoft.com/office/word/2010/wordprocessingDrawing" xmlns:wp="http://schemas.openxmlformats.org/drawingml/2006/wordprocessingDrawing" xmlns:w10="urn:schemas-microsoft-com:office:word" xmlns:w="http://schemas.openxmlformats.org/wordprocessingml/2006/main" xmlns:w14="http://schemas.microsoft.com/office/word/2010/wordml" xmlns:w15="http://schemas.microsoft.com/office/word/2012/wordml" xmlns:w16cex="http://schemas.microsoft.com/office/word/2018/wordml/cex" xmlns:w16cid="http://schemas.microsoft.com/office/word/2016/wordml/cid" xmlns:w16="http://schemas.microsoft.com/office/word/2018/wordml" xmlns:w16du="http://schemas.microsoft.com/office/word/2023/wordml/word16du" xmlns:w16sdtdh="http://schemas.microsoft.com/office/word/2020/wordml/sdtdatahash" xmlns:w16sdtfl="http://schemas.microsoft.com/office/word/2024/wordml/sdtformatlock" xmlns:w16se="http://schemas.microsoft.com/office/word/2015/wordml/symex" xmlns:wpg="http://schemas.microsoft.com/office/word/2010/wordprocessingGroup" xmlns:wpi="http://schemas.microsoft.com/office/word/2010/wordprocessingInk" xmlns:wne="http://schemas.microsoft.com/office/word/2006/wordml" xmlns:wps="http://schemas.microsoft.com/office/word/2010/wordprocessingShape" mc:Ignorable="w14 w15 w16se w16cid w16 w16cex w16sdtdh w16sdtfl w16du wp14">
   <w:body>
     <w:p>
       <w:pPr>
@@ -220,7 +220,6 @@
                                 </w:rPr>
                                 <w:t>{{</w:t>
                               </w:r>
-                              <w:proofErr w:type="spellStart"/>
                               <w:r>
                                 <w:rPr>
                                   <w:rFonts w:ascii="Aptos ExtraBold" w:hAnsi="Aptos ExtraBold" w:cs="Times New Roman"/>
@@ -230,19 +229,7 @@
                                   <w:sz w:val="32"/>
                                   <w:szCs w:val="32"/>
                                 </w:rPr>
-                                <w:t>anio</w:t>
-                              </w:r>
-                              <w:proofErr w:type="spellEnd"/>
-                              <w:r>
-                                <w:rPr>
-                                  <w:rFonts w:ascii="Aptos ExtraBold" w:hAnsi="Aptos ExtraBold" w:cs="Times New Roman"/>
-                                  <w:b/>
-                                  <w:bCs/>
-                                  <w:color w:val="FFFFFF" w:themeColor="background1"/>
-                                  <w:sz w:val="32"/>
-                                  <w:szCs w:val="32"/>
-                                </w:rPr>
-                                <w:t>}}</w:t>
+                                <w:t>anio}}</w:t>
                               </w:r>
                             </w:p>
                           </w:txbxContent>
@@ -4575,29 +4562,16 @@
                 <w:szCs w:val="20"/>
               </w:rPr>
             </w:pPr>
-            <w:proofErr w:type="spellStart"/>
-            <w:r>
-              <w:rPr>
-                <w:rFonts w:ascii="Arial Nova Cond Light" w:hAnsi="Arial Nova Cond Light" w:cs="Times New Roman"/>
-                <w:b/>
-                <w:bCs/>
-                <w:color w:val="000000" w:themeColor="text1"/>
-                <w:sz w:val="20"/>
-                <w:szCs w:val="20"/>
-              </w:rPr>
-              <w:t>N°</w:t>
-            </w:r>
-            <w:proofErr w:type="spellEnd"/>
-            <w:r>
-              <w:rPr>
-                <w:rFonts w:ascii="Arial Nova Cond Light" w:hAnsi="Arial Nova Cond Light" w:cs="Times New Roman"/>
-                <w:b/>
-                <w:bCs/>
-                <w:color w:val="000000" w:themeColor="text1"/>
-                <w:sz w:val="20"/>
-                <w:szCs w:val="20"/>
-              </w:rPr>
-              <w:t xml:space="preserve"> DE SEMANAS LECTIVAS</w:t>
+            <w:r>
+              <w:rPr>
+                <w:rFonts w:ascii="Arial Nova Cond Light" w:hAnsi="Arial Nova Cond Light" w:cs="Times New Roman"/>
+                <w:b/>
+                <w:bCs/>
+                <w:color w:val="000000" w:themeColor="text1"/>
+                <w:sz w:val="20"/>
+                <w:szCs w:val="20"/>
+              </w:rPr>
+              <w:t>N° DE SEMANAS LECTIVAS</w:t>
             </w:r>
           </w:p>
         </w:tc>
@@ -4622,29 +4596,16 @@
                 <w:szCs w:val="20"/>
               </w:rPr>
             </w:pPr>
-            <w:proofErr w:type="spellStart"/>
-            <w:r>
-              <w:rPr>
-                <w:rFonts w:ascii="Arial Nova Cond Light" w:hAnsi="Arial Nova Cond Light" w:cs="Times New Roman"/>
-                <w:b/>
-                <w:bCs/>
-                <w:color w:val="000000" w:themeColor="text1"/>
-                <w:sz w:val="20"/>
-                <w:szCs w:val="20"/>
-              </w:rPr>
-              <w:t>N°</w:t>
-            </w:r>
-            <w:proofErr w:type="spellEnd"/>
-            <w:r>
-              <w:rPr>
-                <w:rFonts w:ascii="Arial Nova Cond Light" w:hAnsi="Arial Nova Cond Light" w:cs="Times New Roman"/>
-                <w:b/>
-                <w:bCs/>
-                <w:color w:val="000000" w:themeColor="text1"/>
-                <w:sz w:val="20"/>
-                <w:szCs w:val="20"/>
-              </w:rPr>
-              <w:t xml:space="preserve"> UNIDADES</w:t>
+            <w:r>
+              <w:rPr>
+                <w:rFonts w:ascii="Arial Nova Cond Light" w:hAnsi="Arial Nova Cond Light" w:cs="Times New Roman"/>
+                <w:b/>
+                <w:bCs/>
+                <w:color w:val="000000" w:themeColor="text1"/>
+                <w:sz w:val="20"/>
+                <w:szCs w:val="20"/>
+              </w:rPr>
+              <w:t>N° UNIDADES</w:t>
             </w:r>
           </w:p>
         </w:tc>
@@ -11484,13 +11445,13 @@
         <w:tblLook w:val="04A0" w:firstRow="1" w:lastRow="0" w:firstColumn="1" w:lastColumn="0" w:noHBand="0" w:noVBand="1"/>
       </w:tblPr>
       <w:tblGrid>
-        <w:gridCol w:w="875"/>
-        <w:gridCol w:w="1095"/>
-        <w:gridCol w:w="1726"/>
-        <w:gridCol w:w="6169"/>
-        <w:gridCol w:w="2015"/>
-        <w:gridCol w:w="1634"/>
-        <w:gridCol w:w="1337"/>
+        <w:gridCol w:w="818"/>
+        <w:gridCol w:w="1018"/>
+        <w:gridCol w:w="5379"/>
+        <w:gridCol w:w="1984"/>
+        <w:gridCol w:w="2693"/>
+        <w:gridCol w:w="1560"/>
+        <w:gridCol w:w="1399"/>
       </w:tblGrid>
       <w:tr>
         <w:trPr>
@@ -11499,7 +11460,7 @@
         </w:trPr>
         <w:tc>
           <w:tcPr>
-            <w:tcW w:w="875" w:type="dxa"/>
+            <w:tcW w:w="818" w:type="dxa"/>
             <w:shd w:val="clear" w:color="auto" w:fill="C1F0C7" w:themeFill="accent3" w:themeFillTint="33"/>
             <w:vAlign w:val="center"/>
           </w:tcPr>
@@ -11533,7 +11494,7 @@
         </w:tc>
         <w:tc>
           <w:tcPr>
-            <w:tcW w:w="1095" w:type="dxa"/>
+            <w:tcW w:w="1018" w:type="dxa"/>
             <w:shd w:val="clear" w:color="auto" w:fill="C1F0C7" w:themeFill="accent3" w:themeFillTint="33"/>
             <w:vAlign w:val="center"/>
           </w:tcPr>
@@ -11566,7 +11527,7 @@
         </w:tc>
         <w:tc>
           <w:tcPr>
-            <w:tcW w:w="1726" w:type="dxa"/>
+            <w:tcW w:w="5379" w:type="dxa"/>
             <w:shd w:val="clear" w:color="auto" w:fill="C1F0C7" w:themeFill="accent3" w:themeFillTint="33"/>
             <w:vAlign w:val="center"/>
           </w:tcPr>
@@ -11593,13 +11554,35 @@
                 <w:sz w:val="20"/>
                 <w:szCs w:val="20"/>
               </w:rPr>
-              <w:t>PROBLEMA / POTENCIALIDAD</w:t>
-            </w:r>
-          </w:p>
-        </w:tc>
-        <w:tc>
-          <w:tcPr>
-            <w:tcW w:w="6169" w:type="dxa"/>
+              <w:t>SITUACIÓN SIGNIF</w:t>
+            </w:r>
+            <w:r>
+              <w:rPr>
+                <w:rFonts w:ascii="Arial Nova Cond" w:hAnsi="Arial Nova Cond" w:cs="Times New Roman"/>
+                <w:b/>
+                <w:bCs/>
+                <w:color w:val="000000" w:themeColor="text1"/>
+                <w:sz w:val="20"/>
+                <w:szCs w:val="20"/>
+              </w:rPr>
+              <w:t>I</w:t>
+            </w:r>
+            <w:r>
+              <w:rPr>
+                <w:rFonts w:ascii="Arial Nova Cond" w:hAnsi="Arial Nova Cond" w:cs="Times New Roman"/>
+                <w:b/>
+                <w:bCs/>
+                <w:color w:val="000000" w:themeColor="text1"/>
+                <w:sz w:val="20"/>
+                <w:szCs w:val="20"/>
+              </w:rPr>
+              <w:t>CATIVA</w:t>
+            </w:r>
+          </w:p>
+        </w:tc>
+        <w:tc>
+          <w:tcPr>
+            <w:tcW w:w="1984" w:type="dxa"/>
             <w:shd w:val="clear" w:color="auto" w:fill="C1F0C7" w:themeFill="accent3" w:themeFillTint="33"/>
             <w:vAlign w:val="center"/>
           </w:tcPr>
@@ -11626,7 +11609,7 @@
                 <w:sz w:val="20"/>
                 <w:szCs w:val="20"/>
               </w:rPr>
-              <w:t>SITUACIÓN SIGNIF</w:t>
+              <w:t>TÍTULO DE LA UNIDAD DID</w:t>
             </w:r>
             <w:r>
               <w:rPr>
@@ -11637,7 +11620,7 @@
                 <w:sz w:val="20"/>
                 <w:szCs w:val="20"/>
               </w:rPr>
-              <w:t>I</w:t>
+              <w:t>Á</w:t>
             </w:r>
             <w:r>
               <w:rPr>
@@ -11648,13 +11631,24 @@
                 <w:sz w:val="20"/>
                 <w:szCs w:val="20"/>
               </w:rPr>
-              <w:t>CATIVA</w:t>
-            </w:r>
-          </w:p>
-        </w:tc>
-        <w:tc>
-          <w:tcPr>
-            <w:tcW w:w="2015" w:type="dxa"/>
+              <w:t>CTICA</w:t>
+            </w:r>
+            <w:r>
+              <w:rPr>
+                <w:rFonts w:ascii="Arial Nova Cond" w:hAnsi="Arial Nova Cond" w:cs="Times New Roman"/>
+                <w:b/>
+                <w:bCs/>
+                <w:color w:val="000000" w:themeColor="text1"/>
+                <w:sz w:val="20"/>
+                <w:szCs w:val="20"/>
+              </w:rPr>
+              <w:t>.</w:t>
+            </w:r>
+          </w:p>
+        </w:tc>
+        <w:tc>
+          <w:tcPr>
+            <w:tcW w:w="2693" w:type="dxa"/>
             <w:shd w:val="clear" w:color="auto" w:fill="C1F0C7" w:themeFill="accent3" w:themeFillTint="33"/>
             <w:vAlign w:val="center"/>
           </w:tcPr>
@@ -11681,9 +11675,21 @@
                 <w:sz w:val="20"/>
                 <w:szCs w:val="20"/>
               </w:rPr>
-              <w:t>TÍTULO DE LA UNIDAD DID</w:t>
-            </w:r>
-            <w:r>
+              <w:t>CAMPO TEMATICO</w:t>
+            </w:r>
+          </w:p>
+        </w:tc>
+        <w:tc>
+          <w:tcPr>
+            <w:tcW w:w="1560" w:type="dxa"/>
+            <w:shd w:val="clear" w:color="auto" w:fill="C1F0C7" w:themeFill="accent3" w:themeFillTint="33"/>
+            <w:vAlign w:val="center"/>
+          </w:tcPr>
+          <w:p>
+            <w:pPr>
+              <w:pStyle w:val="Prrafodelista"/>
+              <w:ind w:left="0"/>
+              <w:jc w:val="center"/>
               <w:rPr>
                 <w:rFonts w:ascii="Arial Nova Cond" w:hAnsi="Arial Nova Cond" w:cs="Times New Roman"/>
                 <w:b/>
@@ -11692,8 +11698,7 @@
                 <w:sz w:val="20"/>
                 <w:szCs w:val="20"/>
               </w:rPr>
-              <w:t>Á</w:t>
-            </w:r>
+            </w:pPr>
             <w:r>
               <w:rPr>
                 <w:rFonts w:ascii="Arial Nova Cond" w:hAnsi="Arial Nova Cond" w:cs="Times New Roman"/>
@@ -11703,57 +11708,13 @@
                 <w:sz w:val="20"/>
                 <w:szCs w:val="20"/>
               </w:rPr>
-              <w:t>CTICA</w:t>
-            </w:r>
-            <w:r>
-              <w:rPr>
-                <w:rFonts w:ascii="Arial Nova Cond" w:hAnsi="Arial Nova Cond" w:cs="Times New Roman"/>
-                <w:b/>
-                <w:bCs/>
-                <w:color w:val="000000" w:themeColor="text1"/>
-                <w:sz w:val="20"/>
-                <w:szCs w:val="20"/>
-              </w:rPr>
-              <w:t>.</w:t>
-            </w:r>
-          </w:p>
-        </w:tc>
-        <w:tc>
-          <w:tcPr>
-            <w:tcW w:w="1634" w:type="dxa"/>
-            <w:shd w:val="clear" w:color="auto" w:fill="C1F0C7" w:themeFill="accent3" w:themeFillTint="33"/>
-            <w:vAlign w:val="center"/>
-          </w:tcPr>
-          <w:p>
-            <w:pPr>
-              <w:pStyle w:val="Prrafodelista"/>
-              <w:ind w:left="0"/>
-              <w:jc w:val="center"/>
-              <w:rPr>
-                <w:rFonts w:ascii="Arial Nova Cond" w:hAnsi="Arial Nova Cond" w:cs="Times New Roman"/>
-                <w:b/>
-                <w:bCs/>
-                <w:color w:val="000000" w:themeColor="text1"/>
-                <w:sz w:val="20"/>
-                <w:szCs w:val="20"/>
-              </w:rPr>
-            </w:pPr>
-            <w:r>
-              <w:rPr>
-                <w:rFonts w:ascii="Arial Nova Cond" w:hAnsi="Arial Nova Cond" w:cs="Times New Roman"/>
-                <w:b/>
-                <w:bCs/>
-                <w:color w:val="000000" w:themeColor="text1"/>
-                <w:sz w:val="20"/>
-                <w:szCs w:val="20"/>
-              </w:rPr>
               <w:t>COMPETENCIAS</w:t>
             </w:r>
           </w:p>
         </w:tc>
         <w:tc>
           <w:tcPr>
-            <w:tcW w:w="1337" w:type="dxa"/>
+            <w:tcW w:w="1399" w:type="dxa"/>
             <w:shd w:val="clear" w:color="auto" w:fill="C1F0C7" w:themeFill="accent3" w:themeFillTint="33"/>
             <w:vAlign w:val="center"/>
           </w:tcPr>
@@ -11792,7 +11753,7 @@
         </w:trPr>
         <w:tc>
           <w:tcPr>
-            <w:tcW w:w="875" w:type="dxa"/>
+            <w:tcW w:w="818" w:type="dxa"/>
             <w:vMerge w:val="restart"/>
             <w:vAlign w:val="center"/>
           </w:tcPr>
@@ -11831,7 +11792,7 @@
         </w:tc>
         <w:tc>
           <w:tcPr>
-            <w:tcW w:w="1095" w:type="dxa"/>
+            <w:tcW w:w="1018" w:type="dxa"/>
             <w:vAlign w:val="center"/>
           </w:tcPr>
           <w:p>
@@ -11869,7 +11830,7 @@
         </w:tc>
         <w:tc>
           <w:tcPr>
-            <w:tcW w:w="1726" w:type="dxa"/>
+            <w:tcW w:w="5379" w:type="dxa"/>
             <w:vAlign w:val="center"/>
           </w:tcPr>
           <w:p>
@@ -11897,47 +11858,13 @@
                 <w:szCs w:val="20"/>
                 <w:lang w:val="es-ES_tradnl"/>
               </w:rPr>
-              <w:t>{{problemapotencialidad0}}</w:t>
-            </w:r>
-          </w:p>
-        </w:tc>
-        <w:tc>
-          <w:tcPr>
-            <w:tcW w:w="6169" w:type="dxa"/>
-            <w:vAlign w:val="center"/>
-          </w:tcPr>
-          <w:p>
-            <w:pPr>
-              <w:pStyle w:val="Prrafodelista"/>
-              <w:tabs>
-                <w:tab w:val="left" w:pos="0"/>
-                <w:tab w:val="left" w:pos="142"/>
-                <w:tab w:val="left" w:pos="284"/>
-              </w:tabs>
-              <w:spacing w:line="276" w:lineRule="auto"/>
-              <w:ind w:left="0"/>
-              <w:jc w:val="both"/>
-              <w:rPr>
-                <w:rFonts w:ascii="Arial Nova Cond" w:eastAsia="Calibri" w:hAnsi="Arial Nova Cond" w:cs="Times New Roman"/>
-                <w:sz w:val="20"/>
-                <w:szCs w:val="20"/>
-                <w:lang w:val="es-ES_tradnl"/>
-              </w:rPr>
-            </w:pPr>
-            <w:r>
-              <w:rPr>
-                <w:rFonts w:ascii="Arial Nova Cond" w:eastAsia="Calibri" w:hAnsi="Arial Nova Cond" w:cs="Times New Roman"/>
-                <w:sz w:val="20"/>
-                <w:szCs w:val="20"/>
-                <w:lang w:val="es-ES_tradnl"/>
-              </w:rPr>
               <w:t>{{situacionsignificativa0}}</w:t>
             </w:r>
           </w:p>
         </w:tc>
         <w:tc>
           <w:tcPr>
-            <w:tcW w:w="2015" w:type="dxa"/>
+            <w:tcW w:w="1984" w:type="dxa"/>
             <w:vAlign w:val="center"/>
           </w:tcPr>
           <w:p>
@@ -11968,7 +11895,7 @@
         </w:tc>
         <w:tc>
           <w:tcPr>
-            <w:tcW w:w="1634" w:type="dxa"/>
+            <w:tcW w:w="2693" w:type="dxa"/>
             <w:vAlign w:val="center"/>
           </w:tcPr>
           <w:p>
@@ -11993,13 +11920,13 @@
                 <w:sz w:val="20"/>
                 <w:szCs w:val="20"/>
               </w:rPr>
-              <w:t>{{competencias0}}</w:t>
-            </w:r>
-          </w:p>
-        </w:tc>
-        <w:tc>
-          <w:tcPr>
-            <w:tcW w:w="1337" w:type="dxa"/>
+              <w:t>{{campotematico0}}</w:t>
+            </w:r>
+          </w:p>
+        </w:tc>
+        <w:tc>
+          <w:tcPr>
+            <w:tcW w:w="1560" w:type="dxa"/>
             <w:vAlign w:val="center"/>
           </w:tcPr>
           <w:p>
@@ -12007,7 +11934,38 @@
               <w:autoSpaceDE w:val="0"/>
               <w:autoSpaceDN w:val="0"/>
               <w:adjustRightInd w:val="0"/>
-              <w:jc w:val="center"/>
+              <w:jc w:val="both"/>
+              <w:rPr>
+                <w:rFonts w:ascii="Arial Nova Cond" w:hAnsi="Arial Nova Cond" w:cs="Arial"/>
+                <w:color w:val="000000"/>
+                <w:kern w:val="0"/>
+                <w:sz w:val="20"/>
+                <w:szCs w:val="20"/>
+              </w:rPr>
+            </w:pPr>
+            <w:r>
+              <w:rPr>
+                <w:rFonts w:ascii="Arial Nova Cond" w:hAnsi="Arial Nova Cond" w:cs="Arial"/>
+                <w:color w:val="000000"/>
+                <w:kern w:val="0"/>
+                <w:sz w:val="20"/>
+                <w:szCs w:val="20"/>
+              </w:rPr>
+              <w:t>{{competencias0}}</w:t>
+            </w:r>
+          </w:p>
+        </w:tc>
+        <w:tc>
+          <w:tcPr>
+            <w:tcW w:w="1399" w:type="dxa"/>
+            <w:vAlign w:val="center"/>
+          </w:tcPr>
+          <w:p>
+            <w:pPr>
+              <w:autoSpaceDE w:val="0"/>
+              <w:autoSpaceDN w:val="0"/>
+              <w:adjustRightInd w:val="0"/>
+              <w:jc w:val="both"/>
               <w:rPr>
                 <w:rFonts w:ascii="Arial Nova Cond" w:hAnsi="Arial Nova Cond" w:cs="Arial"/>
                 <w:color w:val="000000"/>
@@ -12036,7 +11994,7 @@
         </w:trPr>
         <w:tc>
           <w:tcPr>
-            <w:tcW w:w="875" w:type="dxa"/>
+            <w:tcW w:w="818" w:type="dxa"/>
             <w:vMerge/>
             <w:vAlign w:val="center"/>
           </w:tcPr>
@@ -12064,7 +12022,7 @@
         </w:tc>
         <w:tc>
           <w:tcPr>
-            <w:tcW w:w="1095" w:type="dxa"/>
+            <w:tcW w:w="1018" w:type="dxa"/>
             <w:vAlign w:val="center"/>
           </w:tcPr>
           <w:p>
@@ -12102,33 +12060,7 @@
         </w:tc>
         <w:tc>
           <w:tcPr>
-            <w:tcW w:w="1726" w:type="dxa"/>
-            <w:vAlign w:val="center"/>
-          </w:tcPr>
-          <w:p>
-            <w:pPr>
-              <w:pStyle w:val="NormalWeb"/>
-              <w:jc w:val="both"/>
-              <w:rPr>
-                <w:rFonts w:ascii="Arial Nova Cond" w:hAnsi="Arial Nova Cond"/>
-                <w:sz w:val="20"/>
-                <w:szCs w:val="20"/>
-              </w:rPr>
-            </w:pPr>
-            <w:r>
-              <w:rPr>
-                <w:rFonts w:ascii="Arial Nova Cond" w:eastAsia="Calibri" w:hAnsi="Arial Nova Cond"/>
-                <w:sz w:val="20"/>
-                <w:szCs w:val="20"/>
-                <w:lang w:val="es-ES_tradnl"/>
-              </w:rPr>
-              <w:t>{{problemapotencialidad1}}</w:t>
-            </w:r>
-          </w:p>
-        </w:tc>
-        <w:tc>
-          <w:tcPr>
-            <w:tcW w:w="6169" w:type="dxa"/>
+            <w:tcW w:w="5379" w:type="dxa"/>
             <w:vAlign w:val="center"/>
           </w:tcPr>
           <w:p>
@@ -12162,7 +12094,7 @@
         </w:tc>
         <w:tc>
           <w:tcPr>
-            <w:tcW w:w="2015" w:type="dxa"/>
+            <w:tcW w:w="1984" w:type="dxa"/>
             <w:vAlign w:val="center"/>
           </w:tcPr>
           <w:p>
@@ -12193,7 +12125,7 @@
         </w:tc>
         <w:tc>
           <w:tcPr>
-            <w:tcW w:w="1634" w:type="dxa"/>
+            <w:tcW w:w="2693" w:type="dxa"/>
             <w:vAlign w:val="center"/>
           </w:tcPr>
           <w:p>
@@ -12218,13 +12150,13 @@
                 <w:sz w:val="20"/>
                 <w:szCs w:val="20"/>
               </w:rPr>
-              <w:t>{{competencias1}}</w:t>
-            </w:r>
-          </w:p>
-        </w:tc>
-        <w:tc>
-          <w:tcPr>
-            <w:tcW w:w="1337" w:type="dxa"/>
+              <w:t>{{campotematico1}}</w:t>
+            </w:r>
+          </w:p>
+        </w:tc>
+        <w:tc>
+          <w:tcPr>
+            <w:tcW w:w="1560" w:type="dxa"/>
             <w:vAlign w:val="center"/>
           </w:tcPr>
           <w:p>
@@ -12232,7 +12164,38 @@
               <w:autoSpaceDE w:val="0"/>
               <w:autoSpaceDN w:val="0"/>
               <w:adjustRightInd w:val="0"/>
-              <w:jc w:val="center"/>
+              <w:jc w:val="both"/>
+              <w:rPr>
+                <w:rFonts w:ascii="Arial Nova Cond" w:hAnsi="Arial Nova Cond" w:cs="Arial"/>
+                <w:color w:val="000000"/>
+                <w:kern w:val="0"/>
+                <w:sz w:val="20"/>
+                <w:szCs w:val="20"/>
+              </w:rPr>
+            </w:pPr>
+            <w:r>
+              <w:rPr>
+                <w:rFonts w:ascii="Arial Nova Cond" w:hAnsi="Arial Nova Cond" w:cs="Arial"/>
+                <w:color w:val="000000"/>
+                <w:kern w:val="0"/>
+                <w:sz w:val="20"/>
+                <w:szCs w:val="20"/>
+              </w:rPr>
+              <w:t>{{competencias1}}</w:t>
+            </w:r>
+          </w:p>
+        </w:tc>
+        <w:tc>
+          <w:tcPr>
+            <w:tcW w:w="1399" w:type="dxa"/>
+            <w:vAlign w:val="center"/>
+          </w:tcPr>
+          <w:p>
+            <w:pPr>
+              <w:autoSpaceDE w:val="0"/>
+              <w:autoSpaceDN w:val="0"/>
+              <w:adjustRightInd w:val="0"/>
+              <w:jc w:val="both"/>
               <w:rPr>
                 <w:rFonts w:ascii="Arial Nova Cond" w:hAnsi="Arial Nova Cond" w:cs="Arial"/>
                 <w:color w:val="000000"/>
@@ -12261,7 +12224,7 @@
         </w:trPr>
         <w:tc>
           <w:tcPr>
-            <w:tcW w:w="875" w:type="dxa"/>
+            <w:tcW w:w="818" w:type="dxa"/>
             <w:vMerge/>
             <w:vAlign w:val="center"/>
           </w:tcPr>
@@ -12289,7 +12252,7 @@
         </w:tc>
         <w:tc>
           <w:tcPr>
-            <w:tcW w:w="1095" w:type="dxa"/>
+            <w:tcW w:w="1018" w:type="dxa"/>
             <w:vAlign w:val="center"/>
           </w:tcPr>
           <w:p>
@@ -12327,33 +12290,7 @@
         </w:tc>
         <w:tc>
           <w:tcPr>
-            <w:tcW w:w="1726" w:type="dxa"/>
-            <w:vAlign w:val="center"/>
-          </w:tcPr>
-          <w:p>
-            <w:pPr>
-              <w:pStyle w:val="NormalWeb"/>
-              <w:jc w:val="both"/>
-              <w:rPr>
-                <w:rFonts w:ascii="Arial Nova Cond" w:eastAsia="Calibri" w:hAnsi="Arial Nova Cond"/>
-                <w:sz w:val="20"/>
-                <w:szCs w:val="20"/>
-              </w:rPr>
-            </w:pPr>
-            <w:r>
-              <w:rPr>
-                <w:rFonts w:ascii="Arial Nova Cond" w:eastAsia="Calibri" w:hAnsi="Arial Nova Cond"/>
-                <w:sz w:val="20"/>
-                <w:szCs w:val="20"/>
-                <w:lang w:val="es-ES_tradnl"/>
-              </w:rPr>
-              <w:t>{{problemapotencialidad2}}</w:t>
-            </w:r>
-          </w:p>
-        </w:tc>
-        <w:tc>
-          <w:tcPr>
-            <w:tcW w:w="6169" w:type="dxa"/>
+            <w:tcW w:w="5379" w:type="dxa"/>
             <w:vAlign w:val="center"/>
           </w:tcPr>
           <w:p>
@@ -12387,7 +12324,7 @@
         </w:tc>
         <w:tc>
           <w:tcPr>
-            <w:tcW w:w="2015" w:type="dxa"/>
+            <w:tcW w:w="1984" w:type="dxa"/>
             <w:vAlign w:val="center"/>
           </w:tcPr>
           <w:p>
@@ -12418,7 +12355,7 @@
         </w:tc>
         <w:tc>
           <w:tcPr>
-            <w:tcW w:w="1634" w:type="dxa"/>
+            <w:tcW w:w="2693" w:type="dxa"/>
             <w:vAlign w:val="center"/>
           </w:tcPr>
           <w:p>
@@ -12443,13 +12380,13 @@
                 <w:sz w:val="20"/>
                 <w:szCs w:val="20"/>
               </w:rPr>
-              <w:t>{{competencias2}}</w:t>
-            </w:r>
-          </w:p>
-        </w:tc>
-        <w:tc>
-          <w:tcPr>
-            <w:tcW w:w="1337" w:type="dxa"/>
+              <w:t>{{campotematico2}}</w:t>
+            </w:r>
+          </w:p>
+        </w:tc>
+        <w:tc>
+          <w:tcPr>
+            <w:tcW w:w="1560" w:type="dxa"/>
             <w:vAlign w:val="center"/>
           </w:tcPr>
           <w:p>
@@ -12457,7 +12394,38 @@
               <w:autoSpaceDE w:val="0"/>
               <w:autoSpaceDN w:val="0"/>
               <w:adjustRightInd w:val="0"/>
-              <w:jc w:val="center"/>
+              <w:jc w:val="both"/>
+              <w:rPr>
+                <w:rFonts w:ascii="Arial Nova Cond" w:hAnsi="Arial Nova Cond" w:cs="Arial"/>
+                <w:color w:val="000000"/>
+                <w:kern w:val="0"/>
+                <w:sz w:val="20"/>
+                <w:szCs w:val="20"/>
+              </w:rPr>
+            </w:pPr>
+            <w:r>
+              <w:rPr>
+                <w:rFonts w:ascii="Arial Nova Cond" w:hAnsi="Arial Nova Cond" w:cs="Arial"/>
+                <w:color w:val="000000"/>
+                <w:kern w:val="0"/>
+                <w:sz w:val="20"/>
+                <w:szCs w:val="20"/>
+              </w:rPr>
+              <w:t>{{competencias2}}</w:t>
+            </w:r>
+          </w:p>
+        </w:tc>
+        <w:tc>
+          <w:tcPr>
+            <w:tcW w:w="1399" w:type="dxa"/>
+            <w:vAlign w:val="center"/>
+          </w:tcPr>
+          <w:p>
+            <w:pPr>
+              <w:autoSpaceDE w:val="0"/>
+              <w:autoSpaceDN w:val="0"/>
+              <w:adjustRightInd w:val="0"/>
+              <w:jc w:val="both"/>
               <w:rPr>
                 <w:rFonts w:ascii="Arial Nova Cond" w:hAnsi="Arial Nova Cond" w:cs="Arial"/>
                 <w:color w:val="000000"/>
@@ -12486,7 +12454,7 @@
         </w:trPr>
         <w:tc>
           <w:tcPr>
-            <w:tcW w:w="875" w:type="dxa"/>
+            <w:tcW w:w="818" w:type="dxa"/>
             <w:vMerge w:val="restart"/>
             <w:vAlign w:val="center"/>
           </w:tcPr>
@@ -12525,7 +12493,7 @@
         </w:tc>
         <w:tc>
           <w:tcPr>
-            <w:tcW w:w="1095" w:type="dxa"/>
+            <w:tcW w:w="1018" w:type="dxa"/>
             <w:vAlign w:val="center"/>
           </w:tcPr>
           <w:p>
@@ -12563,33 +12531,7 @@
         </w:tc>
         <w:tc>
           <w:tcPr>
-            <w:tcW w:w="1726" w:type="dxa"/>
-            <w:vAlign w:val="center"/>
-          </w:tcPr>
-          <w:p>
-            <w:pPr>
-              <w:pStyle w:val="Sinespaciado"/>
-              <w:jc w:val="both"/>
-              <w:rPr>
-                <w:rFonts w:ascii="Arial Nova Cond" w:eastAsia="Times New Roman" w:hAnsi="Arial Nova Cond" w:cs="Times New Roman"/>
-                <w:sz w:val="20"/>
-                <w:szCs w:val="20"/>
-              </w:rPr>
-            </w:pPr>
-            <w:r>
-              <w:rPr>
-                <w:rFonts w:ascii="Arial Nova Cond" w:eastAsia="Calibri" w:hAnsi="Arial Nova Cond" w:cs="Times New Roman"/>
-                <w:sz w:val="20"/>
-                <w:szCs w:val="20"/>
-                <w:lang w:val="es-ES_tradnl"/>
-              </w:rPr>
-              <w:t>{{problemapotencialidad3}}</w:t>
-            </w:r>
-          </w:p>
-        </w:tc>
-        <w:tc>
-          <w:tcPr>
-            <w:tcW w:w="6169" w:type="dxa"/>
+            <w:tcW w:w="5379" w:type="dxa"/>
             <w:vAlign w:val="center"/>
           </w:tcPr>
           <w:p>
@@ -12624,7 +12566,7 @@
         </w:tc>
         <w:tc>
           <w:tcPr>
-            <w:tcW w:w="2015" w:type="dxa"/>
+            <w:tcW w:w="1984" w:type="dxa"/>
             <w:vAlign w:val="center"/>
           </w:tcPr>
           <w:p>
@@ -12655,7 +12597,7 @@
         </w:tc>
         <w:tc>
           <w:tcPr>
-            <w:tcW w:w="1634" w:type="dxa"/>
+            <w:tcW w:w="2693" w:type="dxa"/>
             <w:vAlign w:val="center"/>
           </w:tcPr>
           <w:p>
@@ -12680,13 +12622,13 @@
                 <w:sz w:val="20"/>
                 <w:szCs w:val="20"/>
               </w:rPr>
-              <w:t>{{competencias3}}</w:t>
-            </w:r>
-          </w:p>
-        </w:tc>
-        <w:tc>
-          <w:tcPr>
-            <w:tcW w:w="1337" w:type="dxa"/>
+              <w:t>{{campotematico3}}</w:t>
+            </w:r>
+          </w:p>
+        </w:tc>
+        <w:tc>
+          <w:tcPr>
+            <w:tcW w:w="1560" w:type="dxa"/>
             <w:vAlign w:val="center"/>
           </w:tcPr>
           <w:p>
@@ -12694,7 +12636,38 @@
               <w:autoSpaceDE w:val="0"/>
               <w:autoSpaceDN w:val="0"/>
               <w:adjustRightInd w:val="0"/>
-              <w:jc w:val="center"/>
+              <w:jc w:val="both"/>
+              <w:rPr>
+                <w:rFonts w:ascii="Arial Nova Cond" w:hAnsi="Arial Nova Cond" w:cs="Arial"/>
+                <w:color w:val="000000"/>
+                <w:kern w:val="0"/>
+                <w:sz w:val="20"/>
+                <w:szCs w:val="20"/>
+              </w:rPr>
+            </w:pPr>
+            <w:r>
+              <w:rPr>
+                <w:rFonts w:ascii="Arial Nova Cond" w:hAnsi="Arial Nova Cond" w:cs="Arial"/>
+                <w:color w:val="000000"/>
+                <w:kern w:val="0"/>
+                <w:sz w:val="20"/>
+                <w:szCs w:val="20"/>
+              </w:rPr>
+              <w:t>{{competencias3}}</w:t>
+            </w:r>
+          </w:p>
+        </w:tc>
+        <w:tc>
+          <w:tcPr>
+            <w:tcW w:w="1399" w:type="dxa"/>
+            <w:vAlign w:val="center"/>
+          </w:tcPr>
+          <w:p>
+            <w:pPr>
+              <w:autoSpaceDE w:val="0"/>
+              <w:autoSpaceDN w:val="0"/>
+              <w:adjustRightInd w:val="0"/>
+              <w:jc w:val="both"/>
               <w:rPr>
                 <w:rFonts w:ascii="Arial Nova Cond" w:hAnsi="Arial Nova Cond" w:cs="Arial"/>
                 <w:color w:val="000000"/>
@@ -12723,7 +12696,7 @@
         </w:trPr>
         <w:tc>
           <w:tcPr>
-            <w:tcW w:w="875" w:type="dxa"/>
+            <w:tcW w:w="818" w:type="dxa"/>
             <w:vMerge/>
             <w:vAlign w:val="center"/>
           </w:tcPr>
@@ -12751,7 +12724,7 @@
         </w:tc>
         <w:tc>
           <w:tcPr>
-            <w:tcW w:w="1095" w:type="dxa"/>
+            <w:tcW w:w="1018" w:type="dxa"/>
             <w:vAlign w:val="center"/>
           </w:tcPr>
           <w:p>
@@ -12789,33 +12762,7 @@
         </w:tc>
         <w:tc>
           <w:tcPr>
-            <w:tcW w:w="1726" w:type="dxa"/>
-            <w:vAlign w:val="center"/>
-          </w:tcPr>
-          <w:p>
-            <w:pPr>
-              <w:pStyle w:val="Sinespaciado"/>
-              <w:jc w:val="both"/>
-              <w:rPr>
-                <w:rFonts w:ascii="Arial Nova Cond" w:hAnsi="Arial Nova Cond"/>
-                <w:sz w:val="20"/>
-                <w:szCs w:val="20"/>
-              </w:rPr>
-            </w:pPr>
-            <w:r>
-              <w:rPr>
-                <w:rFonts w:ascii="Arial Nova Cond" w:eastAsia="Calibri" w:hAnsi="Arial Nova Cond" w:cs="Times New Roman"/>
-                <w:sz w:val="20"/>
-                <w:szCs w:val="20"/>
-                <w:lang w:val="es-ES_tradnl"/>
-              </w:rPr>
-              <w:t>{{problemapotencialidad4}}</w:t>
-            </w:r>
-          </w:p>
-        </w:tc>
-        <w:tc>
-          <w:tcPr>
-            <w:tcW w:w="6169" w:type="dxa"/>
+            <w:tcW w:w="5379" w:type="dxa"/>
             <w:vAlign w:val="center"/>
           </w:tcPr>
           <w:p>
@@ -12850,7 +12797,7 @@
         </w:tc>
         <w:tc>
           <w:tcPr>
-            <w:tcW w:w="2015" w:type="dxa"/>
+            <w:tcW w:w="1984" w:type="dxa"/>
             <w:vAlign w:val="center"/>
           </w:tcPr>
           <w:p>
@@ -12881,7 +12828,7 @@
         </w:tc>
         <w:tc>
           <w:tcPr>
-            <w:tcW w:w="1634" w:type="dxa"/>
+            <w:tcW w:w="2693" w:type="dxa"/>
             <w:vAlign w:val="center"/>
           </w:tcPr>
           <w:p>
@@ -12906,13 +12853,13 @@
                 <w:sz w:val="20"/>
                 <w:szCs w:val="20"/>
               </w:rPr>
-              <w:t>{{competencias4}}</w:t>
-            </w:r>
-          </w:p>
-        </w:tc>
-        <w:tc>
-          <w:tcPr>
-            <w:tcW w:w="1337" w:type="dxa"/>
+              <w:t>{{campotematico4}}</w:t>
+            </w:r>
+          </w:p>
+        </w:tc>
+        <w:tc>
+          <w:tcPr>
+            <w:tcW w:w="1560" w:type="dxa"/>
             <w:vAlign w:val="center"/>
           </w:tcPr>
           <w:p>
@@ -12920,7 +12867,38 @@
               <w:autoSpaceDE w:val="0"/>
               <w:autoSpaceDN w:val="0"/>
               <w:adjustRightInd w:val="0"/>
-              <w:jc w:val="center"/>
+              <w:jc w:val="both"/>
+              <w:rPr>
+                <w:rFonts w:ascii="Arial Nova Cond" w:hAnsi="Arial Nova Cond" w:cs="Arial"/>
+                <w:color w:val="000000"/>
+                <w:kern w:val="0"/>
+                <w:sz w:val="20"/>
+                <w:szCs w:val="20"/>
+              </w:rPr>
+            </w:pPr>
+            <w:r>
+              <w:rPr>
+                <w:rFonts w:ascii="Arial Nova Cond" w:hAnsi="Arial Nova Cond" w:cs="Arial"/>
+                <w:color w:val="000000"/>
+                <w:kern w:val="0"/>
+                <w:sz w:val="20"/>
+                <w:szCs w:val="20"/>
+              </w:rPr>
+              <w:t>{{competencias4}}</w:t>
+            </w:r>
+          </w:p>
+        </w:tc>
+        <w:tc>
+          <w:tcPr>
+            <w:tcW w:w="1399" w:type="dxa"/>
+            <w:vAlign w:val="center"/>
+          </w:tcPr>
+          <w:p>
+            <w:pPr>
+              <w:autoSpaceDE w:val="0"/>
+              <w:autoSpaceDN w:val="0"/>
+              <w:adjustRightInd w:val="0"/>
+              <w:jc w:val="both"/>
               <w:rPr>
                 <w:rFonts w:ascii="Arial Nova Cond" w:hAnsi="Arial Nova Cond" w:cs="Arial"/>
                 <w:color w:val="000000"/>
@@ -12949,7 +12927,7 @@
         </w:trPr>
         <w:tc>
           <w:tcPr>
-            <w:tcW w:w="875" w:type="dxa"/>
+            <w:tcW w:w="818" w:type="dxa"/>
             <w:vMerge w:val="restart"/>
             <w:vAlign w:val="center"/>
           </w:tcPr>
@@ -12988,7 +12966,7 @@
         </w:tc>
         <w:tc>
           <w:tcPr>
-            <w:tcW w:w="1095" w:type="dxa"/>
+            <w:tcW w:w="1018" w:type="dxa"/>
             <w:vAlign w:val="center"/>
           </w:tcPr>
           <w:p>
@@ -13026,34 +13004,7 @@
         </w:tc>
         <w:tc>
           <w:tcPr>
-            <w:tcW w:w="1726" w:type="dxa"/>
-            <w:vAlign w:val="center"/>
-          </w:tcPr>
-          <w:p>
-            <w:pPr>
-              <w:pStyle w:val="Sinespaciado"/>
-              <w:jc w:val="both"/>
-              <w:rPr>
-                <w:rFonts w:ascii="Arial Nova Cond" w:hAnsi="Arial Nova Cond"/>
-                <w:color w:val="000000" w:themeColor="text1"/>
-                <w:sz w:val="20"/>
-                <w:szCs w:val="20"/>
-              </w:rPr>
-            </w:pPr>
-            <w:r>
-              <w:rPr>
-                <w:rFonts w:ascii="Arial Nova Cond" w:eastAsia="Calibri" w:hAnsi="Arial Nova Cond" w:cs="Times New Roman"/>
-                <w:sz w:val="20"/>
-                <w:szCs w:val="20"/>
-                <w:lang w:val="es-ES_tradnl"/>
-              </w:rPr>
-              <w:t>{{problemapotencialidad5}}</w:t>
-            </w:r>
-          </w:p>
-        </w:tc>
-        <w:tc>
-          <w:tcPr>
-            <w:tcW w:w="6169" w:type="dxa"/>
+            <w:tcW w:w="5379" w:type="dxa"/>
             <w:vAlign w:val="center"/>
           </w:tcPr>
           <w:p>
@@ -13082,13 +13033,13 @@
                 <w:szCs w:val="20"/>
                 <w:lang w:val="es-ES_tradnl"/>
               </w:rPr>
-              <w:t>{{situacionsignificativa5}}</w:t>
-            </w:r>
-          </w:p>
-        </w:tc>
-        <w:tc>
-          <w:tcPr>
-            <w:tcW w:w="2015" w:type="dxa"/>
+              <w:t xml:space="preserve">{{situacionsignificativa5}} </w:t>
+            </w:r>
+          </w:p>
+        </w:tc>
+        <w:tc>
+          <w:tcPr>
+            <w:tcW w:w="1984" w:type="dxa"/>
             <w:vAlign w:val="center"/>
           </w:tcPr>
           <w:p>
@@ -13119,7 +13070,7 @@
         </w:tc>
         <w:tc>
           <w:tcPr>
-            <w:tcW w:w="1634" w:type="dxa"/>
+            <w:tcW w:w="2693" w:type="dxa"/>
             <w:vAlign w:val="center"/>
           </w:tcPr>
           <w:p>
@@ -13144,13 +13095,13 @@
                 <w:sz w:val="20"/>
                 <w:szCs w:val="20"/>
               </w:rPr>
-              <w:t>{{competencias5}}</w:t>
-            </w:r>
-          </w:p>
-        </w:tc>
-        <w:tc>
-          <w:tcPr>
-            <w:tcW w:w="1337" w:type="dxa"/>
+              <w:t>{{campotematico5}}</w:t>
+            </w:r>
+          </w:p>
+        </w:tc>
+        <w:tc>
+          <w:tcPr>
+            <w:tcW w:w="1560" w:type="dxa"/>
             <w:vAlign w:val="center"/>
           </w:tcPr>
           <w:p>
@@ -13158,7 +13109,38 @@
               <w:autoSpaceDE w:val="0"/>
               <w:autoSpaceDN w:val="0"/>
               <w:adjustRightInd w:val="0"/>
-              <w:jc w:val="center"/>
+              <w:jc w:val="both"/>
+              <w:rPr>
+                <w:rFonts w:ascii="Arial Nova Cond" w:hAnsi="Arial Nova Cond" w:cs="Arial"/>
+                <w:color w:val="000000"/>
+                <w:kern w:val="0"/>
+                <w:sz w:val="20"/>
+                <w:szCs w:val="20"/>
+              </w:rPr>
+            </w:pPr>
+            <w:r>
+              <w:rPr>
+                <w:rFonts w:ascii="Arial Nova Cond" w:hAnsi="Arial Nova Cond" w:cs="Arial"/>
+                <w:color w:val="000000"/>
+                <w:kern w:val="0"/>
+                <w:sz w:val="20"/>
+                <w:szCs w:val="20"/>
+              </w:rPr>
+              <w:t>{{competencias5}}</w:t>
+            </w:r>
+          </w:p>
+        </w:tc>
+        <w:tc>
+          <w:tcPr>
+            <w:tcW w:w="1399" w:type="dxa"/>
+            <w:vAlign w:val="center"/>
+          </w:tcPr>
+          <w:p>
+            <w:pPr>
+              <w:autoSpaceDE w:val="0"/>
+              <w:autoSpaceDN w:val="0"/>
+              <w:adjustRightInd w:val="0"/>
+              <w:jc w:val="both"/>
               <w:rPr>
                 <w:rFonts w:ascii="Arial Nova Cond" w:hAnsi="Arial Nova Cond" w:cs="Arial"/>
                 <w:color w:val="000000"/>
@@ -13187,7 +13169,7 @@
         </w:trPr>
         <w:tc>
           <w:tcPr>
-            <w:tcW w:w="875" w:type="dxa"/>
+            <w:tcW w:w="818" w:type="dxa"/>
             <w:vMerge/>
             <w:vAlign w:val="center"/>
           </w:tcPr>
@@ -13215,7 +13197,7 @@
         </w:tc>
         <w:tc>
           <w:tcPr>
-            <w:tcW w:w="1095" w:type="dxa"/>
+            <w:tcW w:w="1018" w:type="dxa"/>
             <w:vAlign w:val="center"/>
           </w:tcPr>
           <w:p>
@@ -13253,33 +13235,7 @@
         </w:tc>
         <w:tc>
           <w:tcPr>
-            <w:tcW w:w="1726" w:type="dxa"/>
-            <w:vAlign w:val="center"/>
-          </w:tcPr>
-          <w:p>
-            <w:pPr>
-              <w:pStyle w:val="Sinespaciado"/>
-              <w:jc w:val="both"/>
-              <w:rPr>
-                <w:rFonts w:ascii="Arial Nova Cond" w:hAnsi="Arial Nova Cond"/>
-                <w:sz w:val="20"/>
-                <w:szCs w:val="20"/>
-              </w:rPr>
-            </w:pPr>
-            <w:r>
-              <w:rPr>
-                <w:rFonts w:ascii="Arial Nova Cond" w:eastAsia="Calibri" w:hAnsi="Arial Nova Cond" w:cs="Times New Roman"/>
-                <w:sz w:val="20"/>
-                <w:szCs w:val="20"/>
-                <w:lang w:val="es-ES_tradnl"/>
-              </w:rPr>
-              <w:t>{{problemapotencialidad6}}</w:t>
-            </w:r>
-          </w:p>
-        </w:tc>
-        <w:tc>
-          <w:tcPr>
-            <w:tcW w:w="6169" w:type="dxa"/>
+            <w:tcW w:w="5379" w:type="dxa"/>
             <w:vAlign w:val="center"/>
           </w:tcPr>
           <w:p>
@@ -13313,7 +13269,7 @@
         </w:tc>
         <w:tc>
           <w:tcPr>
-            <w:tcW w:w="2015" w:type="dxa"/>
+            <w:tcW w:w="1984" w:type="dxa"/>
             <w:vAlign w:val="center"/>
           </w:tcPr>
           <w:p>
@@ -13344,7 +13300,7 @@
         </w:tc>
         <w:tc>
           <w:tcPr>
-            <w:tcW w:w="1634" w:type="dxa"/>
+            <w:tcW w:w="2693" w:type="dxa"/>
             <w:vAlign w:val="center"/>
           </w:tcPr>
           <w:p>
@@ -13369,13 +13325,13 @@
                 <w:sz w:val="20"/>
                 <w:szCs w:val="20"/>
               </w:rPr>
-              <w:t>{{competencias6}}</w:t>
-            </w:r>
-          </w:p>
-        </w:tc>
-        <w:tc>
-          <w:tcPr>
-            <w:tcW w:w="1337" w:type="dxa"/>
+              <w:t>{{campotematico6}}</w:t>
+            </w:r>
+          </w:p>
+        </w:tc>
+        <w:tc>
+          <w:tcPr>
+            <w:tcW w:w="1560" w:type="dxa"/>
             <w:vAlign w:val="center"/>
           </w:tcPr>
           <w:p>
@@ -13383,7 +13339,38 @@
               <w:autoSpaceDE w:val="0"/>
               <w:autoSpaceDN w:val="0"/>
               <w:adjustRightInd w:val="0"/>
-              <w:jc w:val="center"/>
+              <w:jc w:val="both"/>
+              <w:rPr>
+                <w:rFonts w:ascii="Arial Nova Cond" w:hAnsi="Arial Nova Cond" w:cs="Arial"/>
+                <w:color w:val="000000"/>
+                <w:kern w:val="0"/>
+                <w:sz w:val="20"/>
+                <w:szCs w:val="20"/>
+              </w:rPr>
+            </w:pPr>
+            <w:r>
+              <w:rPr>
+                <w:rFonts w:ascii="Arial Nova Cond" w:hAnsi="Arial Nova Cond" w:cs="Arial"/>
+                <w:color w:val="000000"/>
+                <w:kern w:val="0"/>
+                <w:sz w:val="20"/>
+                <w:szCs w:val="20"/>
+              </w:rPr>
+              <w:t>{{competencias6}}</w:t>
+            </w:r>
+          </w:p>
+        </w:tc>
+        <w:tc>
+          <w:tcPr>
+            <w:tcW w:w="1399" w:type="dxa"/>
+            <w:vAlign w:val="center"/>
+          </w:tcPr>
+          <w:p>
+            <w:pPr>
+              <w:autoSpaceDE w:val="0"/>
+              <w:autoSpaceDN w:val="0"/>
+              <w:adjustRightInd w:val="0"/>
+              <w:jc w:val="both"/>
               <w:rPr>
                 <w:rFonts w:ascii="Arial Nova Cond" w:hAnsi="Arial Nova Cond" w:cs="Arial"/>
                 <w:color w:val="000000"/>
@@ -13412,7 +13399,7 @@
         </w:trPr>
         <w:tc>
           <w:tcPr>
-            <w:tcW w:w="875" w:type="dxa"/>
+            <w:tcW w:w="818" w:type="dxa"/>
             <w:vMerge w:val="restart"/>
             <w:vAlign w:val="center"/>
           </w:tcPr>
@@ -13451,7 +13438,7 @@
         </w:tc>
         <w:tc>
           <w:tcPr>
-            <w:tcW w:w="1095" w:type="dxa"/>
+            <w:tcW w:w="1018" w:type="dxa"/>
             <w:vAlign w:val="center"/>
           </w:tcPr>
           <w:p>
@@ -13489,7 +13476,7 @@
         </w:tc>
         <w:tc>
           <w:tcPr>
-            <w:tcW w:w="1726" w:type="dxa"/>
+            <w:tcW w:w="5379" w:type="dxa"/>
             <w:vAlign w:val="center"/>
           </w:tcPr>
           <w:p>
@@ -13502,62 +13489,28 @@
               </w:tabs>
               <w:spacing w:line="276" w:lineRule="auto"/>
               <w:ind w:left="0"/>
+              <w:jc w:val="both"/>
+              <w:rPr>
+                <w:rFonts w:ascii="Arial Nova Cond" w:hAnsi="Arial Nova Cond"/>
+                <w:color w:val="000000" w:themeColor="text1"/>
+                <w:sz w:val="20"/>
+                <w:szCs w:val="20"/>
+              </w:rPr>
+            </w:pPr>
+            <w:r>
               <w:rPr>
                 <w:rFonts w:ascii="Arial Nova Cond" w:eastAsia="Calibri" w:hAnsi="Arial Nova Cond" w:cs="Times New Roman"/>
-                <w:color w:val="000000" w:themeColor="text1"/>
                 <w:sz w:val="20"/>
                 <w:szCs w:val="20"/>
                 <w:lang w:val="es-ES_tradnl"/>
               </w:rPr>
-            </w:pPr>
-            <w:r>
-              <w:rPr>
-                <w:rFonts w:ascii="Arial Nova Cond" w:eastAsia="Calibri" w:hAnsi="Arial Nova Cond" w:cs="Times New Roman"/>
-                <w:sz w:val="20"/>
-                <w:szCs w:val="20"/>
-                <w:lang w:val="es-ES_tradnl"/>
-              </w:rPr>
-              <w:t>{{problemapotencialidad7}}</w:t>
-            </w:r>
-          </w:p>
-        </w:tc>
-        <w:tc>
-          <w:tcPr>
-            <w:tcW w:w="6169" w:type="dxa"/>
-            <w:vAlign w:val="center"/>
-          </w:tcPr>
-          <w:p>
-            <w:pPr>
-              <w:pStyle w:val="Prrafodelista"/>
-              <w:tabs>
-                <w:tab w:val="left" w:pos="0"/>
-                <w:tab w:val="left" w:pos="142"/>
-                <w:tab w:val="left" w:pos="284"/>
-              </w:tabs>
-              <w:spacing w:line="276" w:lineRule="auto"/>
-              <w:ind w:left="0"/>
-              <w:jc w:val="both"/>
-              <w:rPr>
-                <w:rFonts w:ascii="Arial Nova Cond" w:hAnsi="Arial Nova Cond"/>
-                <w:color w:val="000000" w:themeColor="text1"/>
-                <w:sz w:val="20"/>
-                <w:szCs w:val="20"/>
-              </w:rPr>
-            </w:pPr>
-            <w:r>
-              <w:rPr>
-                <w:rFonts w:ascii="Arial Nova Cond" w:eastAsia="Calibri" w:hAnsi="Arial Nova Cond" w:cs="Times New Roman"/>
-                <w:sz w:val="20"/>
-                <w:szCs w:val="20"/>
-                <w:lang w:val="es-ES_tradnl"/>
-              </w:rPr>
               <w:t>{{situacionsignificativa7}}</w:t>
             </w:r>
           </w:p>
         </w:tc>
         <w:tc>
           <w:tcPr>
-            <w:tcW w:w="2015" w:type="dxa"/>
+            <w:tcW w:w="1984" w:type="dxa"/>
             <w:vAlign w:val="center"/>
           </w:tcPr>
           <w:p>
@@ -13588,7 +13541,7 @@
         </w:tc>
         <w:tc>
           <w:tcPr>
-            <w:tcW w:w="1634" w:type="dxa"/>
+            <w:tcW w:w="2693" w:type="dxa"/>
             <w:vAlign w:val="center"/>
           </w:tcPr>
           <w:p>
@@ -13613,13 +13566,13 @@
                 <w:sz w:val="20"/>
                 <w:szCs w:val="20"/>
               </w:rPr>
-              <w:t>{{competencias7}}</w:t>
-            </w:r>
-          </w:p>
-        </w:tc>
-        <w:tc>
-          <w:tcPr>
-            <w:tcW w:w="1337" w:type="dxa"/>
+              <w:t>{{campotematico7}}</w:t>
+            </w:r>
+          </w:p>
+        </w:tc>
+        <w:tc>
+          <w:tcPr>
+            <w:tcW w:w="1560" w:type="dxa"/>
             <w:vAlign w:val="center"/>
           </w:tcPr>
           <w:p>
@@ -13627,7 +13580,38 @@
               <w:autoSpaceDE w:val="0"/>
               <w:autoSpaceDN w:val="0"/>
               <w:adjustRightInd w:val="0"/>
-              <w:jc w:val="center"/>
+              <w:jc w:val="both"/>
+              <w:rPr>
+                <w:rFonts w:ascii="Arial Nova Cond" w:hAnsi="Arial Nova Cond" w:cs="Arial"/>
+                <w:color w:val="000000"/>
+                <w:kern w:val="0"/>
+                <w:sz w:val="20"/>
+                <w:szCs w:val="20"/>
+              </w:rPr>
+            </w:pPr>
+            <w:r>
+              <w:rPr>
+                <w:rFonts w:ascii="Arial Nova Cond" w:hAnsi="Arial Nova Cond" w:cs="Arial"/>
+                <w:color w:val="000000"/>
+                <w:kern w:val="0"/>
+                <w:sz w:val="20"/>
+                <w:szCs w:val="20"/>
+              </w:rPr>
+              <w:t>{{competencias7}}</w:t>
+            </w:r>
+          </w:p>
+        </w:tc>
+        <w:tc>
+          <w:tcPr>
+            <w:tcW w:w="1399" w:type="dxa"/>
+            <w:vAlign w:val="center"/>
+          </w:tcPr>
+          <w:p>
+            <w:pPr>
+              <w:autoSpaceDE w:val="0"/>
+              <w:autoSpaceDN w:val="0"/>
+              <w:adjustRightInd w:val="0"/>
+              <w:jc w:val="both"/>
               <w:rPr>
                 <w:rFonts w:ascii="Arial Nova Cond" w:hAnsi="Arial Nova Cond" w:cs="Arial"/>
                 <w:color w:val="000000"/>
@@ -13656,7 +13640,7 @@
         </w:trPr>
         <w:tc>
           <w:tcPr>
-            <w:tcW w:w="875" w:type="dxa"/>
+            <w:tcW w:w="818" w:type="dxa"/>
             <w:vMerge/>
             <w:vAlign w:val="center"/>
           </w:tcPr>
@@ -13684,7 +13668,7 @@
         </w:tc>
         <w:tc>
           <w:tcPr>
-            <w:tcW w:w="1095" w:type="dxa"/>
+            <w:tcW w:w="1018" w:type="dxa"/>
             <w:vAlign w:val="center"/>
           </w:tcPr>
           <w:p>
@@ -13722,7 +13706,7 @@
         </w:tc>
         <w:tc>
           <w:tcPr>
-            <w:tcW w:w="1726" w:type="dxa"/>
+            <w:tcW w:w="5379" w:type="dxa"/>
             <w:vAlign w:val="center"/>
           </w:tcPr>
           <w:p>
@@ -13735,6 +13719,7 @@
               </w:tabs>
               <w:spacing w:line="276" w:lineRule="auto"/>
               <w:ind w:left="0"/>
+              <w:jc w:val="both"/>
               <w:rPr>
                 <w:rFonts w:ascii="Arial Nova Cond" w:eastAsia="Calibri" w:hAnsi="Arial Nova Cond" w:cs="Times New Roman"/>
                 <w:color w:val="000000" w:themeColor="text1"/>
@@ -13750,48 +13735,13 @@
                 <w:szCs w:val="20"/>
                 <w:lang w:val="es-ES_tradnl"/>
               </w:rPr>
-              <w:t>{{problemapotencialidad8}}</w:t>
-            </w:r>
-          </w:p>
-        </w:tc>
-        <w:tc>
-          <w:tcPr>
-            <w:tcW w:w="6169" w:type="dxa"/>
-            <w:vAlign w:val="center"/>
-          </w:tcPr>
-          <w:p>
-            <w:pPr>
-              <w:pStyle w:val="Prrafodelista"/>
-              <w:tabs>
-                <w:tab w:val="left" w:pos="0"/>
-                <w:tab w:val="left" w:pos="142"/>
-                <w:tab w:val="left" w:pos="284"/>
-              </w:tabs>
-              <w:spacing w:line="276" w:lineRule="auto"/>
-              <w:ind w:left="0"/>
-              <w:jc w:val="both"/>
-              <w:rPr>
-                <w:rFonts w:ascii="Arial Nova Cond" w:eastAsia="Calibri" w:hAnsi="Arial Nova Cond" w:cs="Times New Roman"/>
-                <w:color w:val="000000" w:themeColor="text1"/>
-                <w:sz w:val="20"/>
-                <w:szCs w:val="20"/>
-                <w:lang w:val="es-ES_tradnl"/>
-              </w:rPr>
-            </w:pPr>
-            <w:r>
-              <w:rPr>
-                <w:rFonts w:ascii="Arial Nova Cond" w:eastAsia="Calibri" w:hAnsi="Arial Nova Cond" w:cs="Times New Roman"/>
-                <w:sz w:val="20"/>
-                <w:szCs w:val="20"/>
-                <w:lang w:val="es-ES_tradnl"/>
-              </w:rPr>
               <w:t>{{situacionsignificativa8}}</w:t>
             </w:r>
           </w:p>
         </w:tc>
         <w:tc>
           <w:tcPr>
-            <w:tcW w:w="2015" w:type="dxa"/>
+            <w:tcW w:w="1984" w:type="dxa"/>
             <w:vAlign w:val="center"/>
           </w:tcPr>
           <w:p>
@@ -13821,7 +13771,7 @@
         </w:tc>
         <w:tc>
           <w:tcPr>
-            <w:tcW w:w="1634" w:type="dxa"/>
+            <w:tcW w:w="2693" w:type="dxa"/>
             <w:vAlign w:val="center"/>
           </w:tcPr>
           <w:p>
@@ -13846,13 +13796,13 @@
                 <w:sz w:val="20"/>
                 <w:szCs w:val="20"/>
               </w:rPr>
-              <w:t>{{competencias8}}</w:t>
-            </w:r>
-          </w:p>
-        </w:tc>
-        <w:tc>
-          <w:tcPr>
-            <w:tcW w:w="1337" w:type="dxa"/>
+              <w:t>{{campotematico8}}</w:t>
+            </w:r>
+          </w:p>
+        </w:tc>
+        <w:tc>
+          <w:tcPr>
+            <w:tcW w:w="1560" w:type="dxa"/>
             <w:vAlign w:val="center"/>
           </w:tcPr>
           <w:p>
@@ -13860,7 +13810,7 @@
               <w:autoSpaceDE w:val="0"/>
               <w:autoSpaceDN w:val="0"/>
               <w:adjustRightInd w:val="0"/>
-              <w:jc w:val="center"/>
+              <w:jc w:val="both"/>
               <w:rPr>
                 <w:rFonts w:ascii="Arial Nova Cond" w:hAnsi="Arial Nova Cond" w:cs="Arial"/>
                 <w:color w:val="000000"/>
@@ -13877,6 +13827,37 @@
                 <w:sz w:val="20"/>
                 <w:szCs w:val="20"/>
               </w:rPr>
+              <w:t>{{competencias8}}</w:t>
+            </w:r>
+          </w:p>
+        </w:tc>
+        <w:tc>
+          <w:tcPr>
+            <w:tcW w:w="1399" w:type="dxa"/>
+            <w:vAlign w:val="center"/>
+          </w:tcPr>
+          <w:p>
+            <w:pPr>
+              <w:autoSpaceDE w:val="0"/>
+              <w:autoSpaceDN w:val="0"/>
+              <w:adjustRightInd w:val="0"/>
+              <w:jc w:val="both"/>
+              <w:rPr>
+                <w:rFonts w:ascii="Arial Nova Cond" w:hAnsi="Arial Nova Cond" w:cs="Arial"/>
+                <w:color w:val="000000"/>
+                <w:kern w:val="0"/>
+                <w:sz w:val="20"/>
+                <w:szCs w:val="20"/>
+              </w:rPr>
+            </w:pPr>
+            <w:r>
+              <w:rPr>
+                <w:rFonts w:ascii="Arial Nova Cond" w:hAnsi="Arial Nova Cond" w:cs="Arial"/>
+                <w:color w:val="000000"/>
+                <w:kern w:val="0"/>
+                <w:sz w:val="20"/>
+                <w:szCs w:val="20"/>
+              </w:rPr>
               <w:t>{{producto8}}</w:t>
             </w:r>
           </w:p>
@@ -13884,17 +13865,6 @@
       </w:tr>
       <w:bookmarkEnd w:id="1"/>
     </w:tbl>
-    <w:p>
-      <w:pPr>
-        <w:pStyle w:val="Sinespaciado"/>
-        <w:spacing w:line="276" w:lineRule="auto"/>
-        <w:rPr>
-          <w:rFonts w:ascii="Arial Nova Cond Light" w:hAnsi="Arial Nova Cond Light"/>
-          <w:sz w:val="20"/>
-          <w:szCs w:val="20"/>
-        </w:rPr>
-      </w:pPr>
-    </w:p>
     <w:p>
       <w:pPr>
         <w:pStyle w:val="Sinespaciado"/>
@@ -24145,27 +24115,7 @@
                 <w:sz w:val="20"/>
                 <w:szCs w:val="20"/>
               </w:rPr>
-              <w:t xml:space="preserve">Google </w:t>
-            </w:r>
-            <w:proofErr w:type="spellStart"/>
-            <w:r>
-              <w:rPr>
-                <w:rFonts w:ascii="Arial Nova Cond Light" w:hAnsi="Arial Nova Cond Light" w:cs="Times New Roman"/>
-                <w:color w:val="000000" w:themeColor="text1"/>
-                <w:sz w:val="20"/>
-                <w:szCs w:val="20"/>
-              </w:rPr>
-              <w:t>Earth</w:t>
-            </w:r>
-            <w:proofErr w:type="spellEnd"/>
-            <w:r>
-              <w:rPr>
-                <w:rFonts w:ascii="Arial Nova Cond Light" w:hAnsi="Arial Nova Cond Light" w:cs="Times New Roman"/>
-                <w:color w:val="000000" w:themeColor="text1"/>
-                <w:sz w:val="20"/>
-                <w:szCs w:val="20"/>
-              </w:rPr>
-              <w:t xml:space="preserve">. </w:t>
+              <w:t xml:space="preserve">Google Earth. </w:t>
             </w:r>
           </w:p>
           <w:p>
@@ -26113,7 +26063,7 @@
 </file>
 
 <file path=word/endnotes.xml><?xml version="1.0" encoding="utf-8"?>
-<w:endnotes xmlns:wpc="http://schemas.microsoft.com/office/word/2010/wordprocessingCanvas" xmlns:cx="http://schemas.microsoft.com/office/drawing/2014/chartex" xmlns:cx1="http://schemas.microsoft.com/office/drawing/2015/9/8/chartex" xmlns:cx2="http://schemas.microsoft.com/office/drawing/2015/10/21/chartex" xmlns:cx3="http://schemas.microsoft.com/office/drawing/2016/5/9/chartex" xmlns:cx4="http://schemas.microsoft.com/office/drawing/2016/5/10/chartex" xmlns:cx5="http://schemas.microsoft.com/office/drawing/2016/5/11/chartex" xmlns:cx6="http://schemas.microsoft.com/office/drawing/2016/5/12/chartex" xmlns:cx7="http://schemas.microsoft.com/office/drawing/2016/5/13/chartex" xmlns:cx8="http://schemas.microsoft.com/office/drawing/2016/5/14/chartex" xmlns:mc="http://schemas.openxmlformats.org/markup-compatibility/2006" xmlns:aink="http://schemas.microsoft.com/office/drawing/2016/ink" xmlns:am3d="http://schemas.microsoft.com/office/drawing/2017/model3d" xmlns:o="urn:schemas-microsoft-com:office:office" xmlns:oel="http://schemas.microsoft.com/office/2019/extlst" xmlns:r="http://schemas.openxmlformats.org/officeDocument/2006/relationships" xmlns:m="http://schemas.openxmlformats.org/officeDocument/2006/math" xmlns:v="urn:schemas-microsoft-com:vml" xmlns:wp14="http://schemas.microsoft.com/office/word/2010/wordprocessingDrawing" xmlns:wp="http://schemas.openxmlformats.org/drawingml/2006/wordprocessingDrawing" xmlns:w10="urn:schemas-microsoft-com:office:word" xmlns:w="http://schemas.openxmlformats.org/wordprocessingml/2006/main" xmlns:w14="http://schemas.microsoft.com/office/word/2010/wordml" xmlns:w15="http://schemas.microsoft.com/office/word/2012/wordml" xmlns:w16cex="http://schemas.microsoft.com/office/word/2018/wordml/cex" xmlns:w16cid="http://schemas.microsoft.com/office/word/2016/wordml/cid" xmlns:w16="http://schemas.microsoft.com/office/word/2018/wordml" xmlns:w16du="http://schemas.microsoft.com/office/word/2023/wordml/word16du" xmlns:w16sdtdh="http://schemas.microsoft.com/office/word/2020/wordml/sdtdatahash" xmlns:w16se="http://schemas.microsoft.com/office/word/2015/wordml/symex" xmlns:wpg="http://schemas.microsoft.com/office/word/2010/wordprocessingGroup" xmlns:wpi="http://schemas.microsoft.com/office/word/2010/wordprocessingInk" xmlns:wne="http://schemas.microsoft.com/office/word/2006/wordml" xmlns:wps="http://schemas.microsoft.com/office/word/2010/wordprocessingShape" mc:Ignorable="w14 w15 w16se w16cid w16 w16cex w16sdtdh w16du wp14">
+<w:endnotes xmlns:wpc="http://schemas.microsoft.com/office/word/2010/wordprocessingCanvas" xmlns:cx="http://schemas.microsoft.com/office/drawing/2014/chartex" xmlns:cx1="http://schemas.microsoft.com/office/drawing/2015/9/8/chartex" xmlns:cx2="http://schemas.microsoft.com/office/drawing/2015/10/21/chartex" xmlns:cx3="http://schemas.microsoft.com/office/drawing/2016/5/9/chartex" xmlns:cx4="http://schemas.microsoft.com/office/drawing/2016/5/10/chartex" xmlns:cx5="http://schemas.microsoft.com/office/drawing/2016/5/11/chartex" xmlns:cx6="http://schemas.microsoft.com/office/drawing/2016/5/12/chartex" xmlns:cx7="http://schemas.microsoft.com/office/drawing/2016/5/13/chartex" xmlns:cx8="http://schemas.microsoft.com/office/drawing/2016/5/14/chartex" xmlns:mc="http://schemas.openxmlformats.org/markup-compatibility/2006" xmlns:aink="http://schemas.microsoft.com/office/drawing/2016/ink" xmlns:am3d="http://schemas.microsoft.com/office/drawing/2017/model3d" xmlns:o="urn:schemas-microsoft-com:office:office" xmlns:oel="http://schemas.microsoft.com/office/2019/extlst" xmlns:r="http://schemas.openxmlformats.org/officeDocument/2006/relationships" xmlns:m="http://schemas.openxmlformats.org/officeDocument/2006/math" xmlns:v="urn:schemas-microsoft-com:vml" xmlns:wp14="http://schemas.microsoft.com/office/word/2010/wordprocessingDrawing" xmlns:wp="http://schemas.openxmlformats.org/drawingml/2006/wordprocessingDrawing" xmlns:w10="urn:schemas-microsoft-com:office:word" xmlns:w="http://schemas.openxmlformats.org/wordprocessingml/2006/main" xmlns:w14="http://schemas.microsoft.com/office/word/2010/wordml" xmlns:w15="http://schemas.microsoft.com/office/word/2012/wordml" xmlns:w16cex="http://schemas.microsoft.com/office/word/2018/wordml/cex" xmlns:w16cid="http://schemas.microsoft.com/office/word/2016/wordml/cid" xmlns:w16="http://schemas.microsoft.com/office/word/2018/wordml" xmlns:w16du="http://schemas.microsoft.com/office/word/2023/wordml/word16du" xmlns:w16sdtdh="http://schemas.microsoft.com/office/word/2020/wordml/sdtdatahash" xmlns:w16sdtfl="http://schemas.microsoft.com/office/word/2024/wordml/sdtformatlock" xmlns:w16se="http://schemas.microsoft.com/office/word/2015/wordml/symex" xmlns:wpg="http://schemas.microsoft.com/office/word/2010/wordprocessingGroup" xmlns:wpi="http://schemas.microsoft.com/office/word/2010/wordprocessingInk" xmlns:wne="http://schemas.microsoft.com/office/word/2006/wordml" xmlns:wps="http://schemas.microsoft.com/office/word/2010/wordprocessingShape" mc:Ignorable="w14 w15 w16se w16cid w16 w16cex w16sdtdh w16sdtfl w16du wp14">
   <w:endnote w:type="separator" w:id="-1">
     <w:p>
       <w:pPr>
@@ -26138,7 +26088,7 @@
 </file>
 
 <file path=word/footer1.xml><?xml version="1.0" encoding="utf-8"?>
-<w:ftr xmlns:wpc="http://schemas.microsoft.com/office/word/2010/wordprocessingCanvas" xmlns:cx="http://schemas.microsoft.com/office/drawing/2014/chartex" xmlns:cx1="http://schemas.microsoft.com/office/drawing/2015/9/8/chartex" xmlns:cx2="http://schemas.microsoft.com/office/drawing/2015/10/21/chartex" xmlns:cx3="http://schemas.microsoft.com/office/drawing/2016/5/9/chartex" xmlns:cx4="http://schemas.microsoft.com/office/drawing/2016/5/10/chartex" xmlns:cx5="http://schemas.microsoft.com/office/drawing/2016/5/11/chartex" xmlns:cx6="http://schemas.microsoft.com/office/drawing/2016/5/12/chartex" xmlns:cx7="http://schemas.microsoft.com/office/drawing/2016/5/13/chartex" xmlns:cx8="http://schemas.microsoft.com/office/drawing/2016/5/14/chartex" xmlns:mc="http://schemas.openxmlformats.org/markup-compatibility/2006" xmlns:aink="http://schemas.microsoft.com/office/drawing/2016/ink" xmlns:am3d="http://schemas.microsoft.com/office/drawing/2017/model3d" xmlns:o="urn:schemas-microsoft-com:office:office" xmlns:oel="http://schemas.microsoft.com/office/2019/extlst" xmlns:r="http://schemas.openxmlformats.org/officeDocument/2006/relationships" xmlns:m="http://schemas.openxmlformats.org/officeDocument/2006/math" xmlns:v="urn:schemas-microsoft-com:vml" xmlns:wp14="http://schemas.microsoft.com/office/word/2010/wordprocessingDrawing" xmlns:wp="http://schemas.openxmlformats.org/drawingml/2006/wordprocessingDrawing" xmlns:w10="urn:schemas-microsoft-com:office:word" xmlns:w="http://schemas.openxmlformats.org/wordprocessingml/2006/main" xmlns:w14="http://schemas.microsoft.com/office/word/2010/wordml" xmlns:w15="http://schemas.microsoft.com/office/word/2012/wordml" xmlns:w16cex="http://schemas.microsoft.com/office/word/2018/wordml/cex" xmlns:w16cid="http://schemas.microsoft.com/office/word/2016/wordml/cid" xmlns:w16="http://schemas.microsoft.com/office/word/2018/wordml" xmlns:w16du="http://schemas.microsoft.com/office/word/2023/wordml/word16du" xmlns:w16sdtdh="http://schemas.microsoft.com/office/word/2020/wordml/sdtdatahash" xmlns:w16se="http://schemas.microsoft.com/office/word/2015/wordml/symex" xmlns:wpg="http://schemas.microsoft.com/office/word/2010/wordprocessingGroup" xmlns:wpi="http://schemas.microsoft.com/office/word/2010/wordprocessingInk" xmlns:wne="http://schemas.microsoft.com/office/word/2006/wordml" xmlns:wps="http://schemas.microsoft.com/office/word/2010/wordprocessingShape" mc:Ignorable="w14 w15 w16se w16cid w16 w16cex w16sdtdh w16du wp14">
+<w:ftr xmlns:wpc="http://schemas.microsoft.com/office/word/2010/wordprocessingCanvas" xmlns:cx="http://schemas.microsoft.com/office/drawing/2014/chartex" xmlns:cx1="http://schemas.microsoft.com/office/drawing/2015/9/8/chartex" xmlns:cx2="http://schemas.microsoft.com/office/drawing/2015/10/21/chartex" xmlns:cx3="http://schemas.microsoft.com/office/drawing/2016/5/9/chartex" xmlns:cx4="http://schemas.microsoft.com/office/drawing/2016/5/10/chartex" xmlns:cx5="http://schemas.microsoft.com/office/drawing/2016/5/11/chartex" xmlns:cx6="http://schemas.microsoft.com/office/drawing/2016/5/12/chartex" xmlns:cx7="http://schemas.microsoft.com/office/drawing/2016/5/13/chartex" xmlns:cx8="http://schemas.microsoft.com/office/drawing/2016/5/14/chartex" xmlns:mc="http://schemas.openxmlformats.org/markup-compatibility/2006" xmlns:aink="http://schemas.microsoft.com/office/drawing/2016/ink" xmlns:am3d="http://schemas.microsoft.com/office/drawing/2017/model3d" xmlns:o="urn:schemas-microsoft-com:office:office" xmlns:oel="http://schemas.microsoft.com/office/2019/extlst" xmlns:r="http://schemas.openxmlformats.org/officeDocument/2006/relationships" xmlns:m="http://schemas.openxmlformats.org/officeDocument/2006/math" xmlns:v="urn:schemas-microsoft-com:vml" xmlns:wp14="http://schemas.microsoft.com/office/word/2010/wordprocessingDrawing" xmlns:wp="http://schemas.openxmlformats.org/drawingml/2006/wordprocessingDrawing" xmlns:w10="urn:schemas-microsoft-com:office:word" xmlns:w="http://schemas.openxmlformats.org/wordprocessingml/2006/main" xmlns:w14="http://schemas.microsoft.com/office/word/2010/wordml" xmlns:w15="http://schemas.microsoft.com/office/word/2012/wordml" xmlns:w16cex="http://schemas.microsoft.com/office/word/2018/wordml/cex" xmlns:w16cid="http://schemas.microsoft.com/office/word/2016/wordml/cid" xmlns:w16="http://schemas.microsoft.com/office/word/2018/wordml" xmlns:w16du="http://schemas.microsoft.com/office/word/2023/wordml/word16du" xmlns:w16sdtdh="http://schemas.microsoft.com/office/word/2020/wordml/sdtdatahash" xmlns:w16sdtfl="http://schemas.microsoft.com/office/word/2024/wordml/sdtformatlock" xmlns:w16se="http://schemas.microsoft.com/office/word/2015/wordml/symex" xmlns:wpg="http://schemas.microsoft.com/office/word/2010/wordprocessingGroup" xmlns:wpi="http://schemas.microsoft.com/office/word/2010/wordprocessingInk" xmlns:wne="http://schemas.microsoft.com/office/word/2006/wordml" xmlns:wps="http://schemas.microsoft.com/office/word/2010/wordprocessingShape" mc:Ignorable="w14 w15 w16se w16cid w16 w16cex w16sdtdh w16sdtfl w16du wp14">
   <w:p>
     <w:pPr>
       <w:pStyle w:val="Piedepgina"/>
@@ -26599,7 +26549,7 @@
 </file>
 
 <file path=word/footnotes.xml><?xml version="1.0" encoding="utf-8"?>
-<w:footnotes xmlns:wpc="http://schemas.microsoft.com/office/word/2010/wordprocessingCanvas" xmlns:cx="http://schemas.microsoft.com/office/drawing/2014/chartex" xmlns:cx1="http://schemas.microsoft.com/office/drawing/2015/9/8/chartex" xmlns:cx2="http://schemas.microsoft.com/office/drawing/2015/10/21/chartex" xmlns:cx3="http://schemas.microsoft.com/office/drawing/2016/5/9/chartex" xmlns:cx4="http://schemas.microsoft.com/office/drawing/2016/5/10/chartex" xmlns:cx5="http://schemas.microsoft.com/office/drawing/2016/5/11/chartex" xmlns:cx6="http://schemas.microsoft.com/office/drawing/2016/5/12/chartex" xmlns:cx7="http://schemas.microsoft.com/office/drawing/2016/5/13/chartex" xmlns:cx8="http://schemas.microsoft.com/office/drawing/2016/5/14/chartex" xmlns:mc="http://schemas.openxmlformats.org/markup-compatibility/2006" xmlns:aink="http://schemas.microsoft.com/office/drawing/2016/ink" xmlns:am3d="http://schemas.microsoft.com/office/drawing/2017/model3d" xmlns:o="urn:schemas-microsoft-com:office:office" xmlns:oel="http://schemas.microsoft.com/office/2019/extlst" xmlns:r="http://schemas.openxmlformats.org/officeDocument/2006/relationships" xmlns:m="http://schemas.openxmlformats.org/officeDocument/2006/math" xmlns:v="urn:schemas-microsoft-com:vml" xmlns:wp14="http://schemas.microsoft.com/office/word/2010/wordprocessingDrawing" xmlns:wp="http://schemas.openxmlformats.org/drawingml/2006/wordprocessingDrawing" xmlns:w10="urn:schemas-microsoft-com:office:word" xmlns:w="http://schemas.openxmlformats.org/wordprocessingml/2006/main" xmlns:w14="http://schemas.microsoft.com/office/word/2010/wordml" xmlns:w15="http://schemas.microsoft.com/office/word/2012/wordml" xmlns:w16cex="http://schemas.microsoft.com/office/word/2018/wordml/cex" xmlns:w16cid="http://schemas.microsoft.com/office/word/2016/wordml/cid" xmlns:w16="http://schemas.microsoft.com/office/word/2018/wordml" xmlns:w16du="http://schemas.microsoft.com/office/word/2023/wordml/word16du" xmlns:w16sdtdh="http://schemas.microsoft.com/office/word/2020/wordml/sdtdatahash" xmlns:w16se="http://schemas.microsoft.com/office/word/2015/wordml/symex" xmlns:wpg="http://schemas.microsoft.com/office/word/2010/wordprocessingGroup" xmlns:wpi="http://schemas.microsoft.com/office/word/2010/wordprocessingInk" xmlns:wne="http://schemas.microsoft.com/office/word/2006/wordml" xmlns:wps="http://schemas.microsoft.com/office/word/2010/wordprocessingShape" mc:Ignorable="w14 w15 w16se w16cid w16 w16cex w16sdtdh w16du wp14">
+<w:footnotes xmlns:wpc="http://schemas.microsoft.com/office/word/2010/wordprocessingCanvas" xmlns:cx="http://schemas.microsoft.com/office/drawing/2014/chartex" xmlns:cx1="http://schemas.microsoft.com/office/drawing/2015/9/8/chartex" xmlns:cx2="http://schemas.microsoft.com/office/drawing/2015/10/21/chartex" xmlns:cx3="http://schemas.microsoft.com/office/drawing/2016/5/9/chartex" xmlns:cx4="http://schemas.microsoft.com/office/drawing/2016/5/10/chartex" xmlns:cx5="http://schemas.microsoft.com/office/drawing/2016/5/11/chartex" xmlns:cx6="http://schemas.microsoft.com/office/drawing/2016/5/12/chartex" xmlns:cx7="http://schemas.microsoft.com/office/drawing/2016/5/13/chartex" xmlns:cx8="http://schemas.microsoft.com/office/drawing/2016/5/14/chartex" xmlns:mc="http://schemas.openxmlformats.org/markup-compatibility/2006" xmlns:aink="http://schemas.microsoft.com/office/drawing/2016/ink" xmlns:am3d="http://schemas.microsoft.com/office/drawing/2017/model3d" xmlns:o="urn:schemas-microsoft-com:office:office" xmlns:oel="http://schemas.microsoft.com/office/2019/extlst" xmlns:r="http://schemas.openxmlformats.org/officeDocument/2006/relationships" xmlns:m="http://schemas.openxmlformats.org/officeDocument/2006/math" xmlns:v="urn:schemas-microsoft-com:vml" xmlns:wp14="http://schemas.microsoft.com/office/word/2010/wordprocessingDrawing" xmlns:wp="http://schemas.openxmlformats.org/drawingml/2006/wordprocessingDrawing" xmlns:w10="urn:schemas-microsoft-com:office:word" xmlns:w="http://schemas.openxmlformats.org/wordprocessingml/2006/main" xmlns:w14="http://schemas.microsoft.com/office/word/2010/wordml" xmlns:w15="http://schemas.microsoft.com/office/word/2012/wordml" xmlns:w16cex="http://schemas.microsoft.com/office/word/2018/wordml/cex" xmlns:w16cid="http://schemas.microsoft.com/office/word/2016/wordml/cid" xmlns:w16="http://schemas.microsoft.com/office/word/2018/wordml" xmlns:w16du="http://schemas.microsoft.com/office/word/2023/wordml/word16du" xmlns:w16sdtdh="http://schemas.microsoft.com/office/word/2020/wordml/sdtdatahash" xmlns:w16sdtfl="http://schemas.microsoft.com/office/word/2024/wordml/sdtformatlock" xmlns:w16se="http://schemas.microsoft.com/office/word/2015/wordml/symex" xmlns:wpg="http://schemas.microsoft.com/office/word/2010/wordprocessingGroup" xmlns:wpi="http://schemas.microsoft.com/office/word/2010/wordprocessingInk" xmlns:wne="http://schemas.microsoft.com/office/word/2006/wordml" xmlns:wps="http://schemas.microsoft.com/office/word/2010/wordprocessingShape" mc:Ignorable="w14 w15 w16se w16cid w16 w16cex w16sdtdh w16sdtfl w16du wp14">
   <w:footnote w:type="separator" w:id="-1">
     <w:p>
       <w:pPr>
@@ -26624,7 +26574,7 @@
 </file>
 
 <file path=word/header1.xml><?xml version="1.0" encoding="utf-8"?>
-<w:hdr xmlns:wpc="http://schemas.microsoft.com/office/word/2010/wordprocessingCanvas" xmlns:cx="http://schemas.microsoft.com/office/drawing/2014/chartex" xmlns:cx1="http://schemas.microsoft.com/office/drawing/2015/9/8/chartex" xmlns:cx2="http://schemas.microsoft.com/office/drawing/2015/10/21/chartex" xmlns:cx3="http://schemas.microsoft.com/office/drawing/2016/5/9/chartex" xmlns:cx4="http://schemas.microsoft.com/office/drawing/2016/5/10/chartex" xmlns:cx5="http://schemas.microsoft.com/office/drawing/2016/5/11/chartex" xmlns:cx6="http://schemas.microsoft.com/office/drawing/2016/5/12/chartex" xmlns:cx7="http://schemas.microsoft.com/office/drawing/2016/5/13/chartex" xmlns:cx8="http://schemas.microsoft.com/office/drawing/2016/5/14/chartex" xmlns:mc="http://schemas.openxmlformats.org/markup-compatibility/2006" xmlns:aink="http://schemas.microsoft.com/office/drawing/2016/ink" xmlns:am3d="http://schemas.microsoft.com/office/drawing/2017/model3d" xmlns:o="urn:schemas-microsoft-com:office:office" xmlns:oel="http://schemas.microsoft.com/office/2019/extlst" xmlns:r="http://schemas.openxmlformats.org/officeDocument/2006/relationships" xmlns:m="http://schemas.openxmlformats.org/officeDocument/2006/math" xmlns:v="urn:schemas-microsoft-com:vml" xmlns:wp14="http://schemas.microsoft.com/office/word/2010/wordprocessingDrawing" xmlns:wp="http://schemas.openxmlformats.org/drawingml/2006/wordprocessingDrawing" xmlns:w10="urn:schemas-microsoft-com:office:word" xmlns:w="http://schemas.openxmlformats.org/wordprocessingml/2006/main" xmlns:w14="http://schemas.microsoft.com/office/word/2010/wordml" xmlns:w15="http://schemas.microsoft.com/office/word/2012/wordml" xmlns:w16cex="http://schemas.microsoft.com/office/word/2018/wordml/cex" xmlns:w16cid="http://schemas.microsoft.com/office/word/2016/wordml/cid" xmlns:w16="http://schemas.microsoft.com/office/word/2018/wordml" xmlns:w16du="http://schemas.microsoft.com/office/word/2023/wordml/word16du" xmlns:w16sdtdh="http://schemas.microsoft.com/office/word/2020/wordml/sdtdatahash" xmlns:w16se="http://schemas.microsoft.com/office/word/2015/wordml/symex" xmlns:wpg="http://schemas.microsoft.com/office/word/2010/wordprocessingGroup" xmlns:wpi="http://schemas.microsoft.com/office/word/2010/wordprocessingInk" xmlns:wne="http://schemas.microsoft.com/office/word/2006/wordml" xmlns:wps="http://schemas.microsoft.com/office/word/2010/wordprocessingShape" mc:Ignorable="w14 w15 w16se w16cid w16 w16cex w16sdtdh w16du wp14">
+<w:hdr xmlns:wpc="http://schemas.microsoft.com/office/word/2010/wordprocessingCanvas" xmlns:cx="http://schemas.microsoft.com/office/drawing/2014/chartex" xmlns:cx1="http://schemas.microsoft.com/office/drawing/2015/9/8/chartex" xmlns:cx2="http://schemas.microsoft.com/office/drawing/2015/10/21/chartex" xmlns:cx3="http://schemas.microsoft.com/office/drawing/2016/5/9/chartex" xmlns:cx4="http://schemas.microsoft.com/office/drawing/2016/5/10/chartex" xmlns:cx5="http://schemas.microsoft.com/office/drawing/2016/5/11/chartex" xmlns:cx6="http://schemas.microsoft.com/office/drawing/2016/5/12/chartex" xmlns:cx7="http://schemas.microsoft.com/office/drawing/2016/5/13/chartex" xmlns:cx8="http://schemas.microsoft.com/office/drawing/2016/5/14/chartex" xmlns:mc="http://schemas.openxmlformats.org/markup-compatibility/2006" xmlns:aink="http://schemas.microsoft.com/office/drawing/2016/ink" xmlns:am3d="http://schemas.microsoft.com/office/drawing/2017/model3d" xmlns:o="urn:schemas-microsoft-com:office:office" xmlns:oel="http://schemas.microsoft.com/office/2019/extlst" xmlns:r="http://schemas.openxmlformats.org/officeDocument/2006/relationships" xmlns:m="http://schemas.openxmlformats.org/officeDocument/2006/math" xmlns:v="urn:schemas-microsoft-com:vml" xmlns:wp14="http://schemas.microsoft.com/office/word/2010/wordprocessingDrawing" xmlns:wp="http://schemas.openxmlformats.org/drawingml/2006/wordprocessingDrawing" xmlns:w10="urn:schemas-microsoft-com:office:word" xmlns:w="http://schemas.openxmlformats.org/wordprocessingml/2006/main" xmlns:w14="http://schemas.microsoft.com/office/word/2010/wordml" xmlns:w15="http://schemas.microsoft.com/office/word/2012/wordml" xmlns:w16cex="http://schemas.microsoft.com/office/word/2018/wordml/cex" xmlns:w16cid="http://schemas.microsoft.com/office/word/2016/wordml/cid" xmlns:w16="http://schemas.microsoft.com/office/word/2018/wordml" xmlns:w16du="http://schemas.microsoft.com/office/word/2023/wordml/word16du" xmlns:w16sdtdh="http://schemas.microsoft.com/office/word/2020/wordml/sdtdatahash" xmlns:w16sdtfl="http://schemas.microsoft.com/office/word/2024/wordml/sdtformatlock" xmlns:w16se="http://schemas.microsoft.com/office/word/2015/wordml/symex" xmlns:wpg="http://schemas.microsoft.com/office/word/2010/wordprocessingGroup" xmlns:wpi="http://schemas.microsoft.com/office/word/2010/wordprocessingInk" xmlns:wne="http://schemas.microsoft.com/office/word/2006/wordml" xmlns:wps="http://schemas.microsoft.com/office/word/2010/wordprocessingShape" mc:Ignorable="w14 w15 w16se w16cid w16 w16cex w16sdtdh w16sdtfl w16du wp14">
   <w:tbl>
     <w:tblPr>
       <w:tblStyle w:val="Tablaconcuadrcula"/>
@@ -26914,7 +26864,7 @@
 </file>
 
 <file path=word/numbering.xml><?xml version="1.0" encoding="utf-8"?>
-<w:numbering xmlns:wpc="http://schemas.microsoft.com/office/word/2010/wordprocessingCanvas" xmlns:cx="http://schemas.microsoft.com/office/drawing/2014/chartex" xmlns:cx1="http://schemas.microsoft.com/office/drawing/2015/9/8/chartex" xmlns:cx2="http://schemas.microsoft.com/office/drawing/2015/10/21/chartex" xmlns:cx3="http://schemas.microsoft.com/office/drawing/2016/5/9/chartex" xmlns:cx4="http://schemas.microsoft.com/office/drawing/2016/5/10/chartex" xmlns:cx5="http://schemas.microsoft.com/office/drawing/2016/5/11/chartex" xmlns:cx6="http://schemas.microsoft.com/office/drawing/2016/5/12/chartex" xmlns:cx7="http://schemas.microsoft.com/office/drawing/2016/5/13/chartex" xmlns:cx8="http://schemas.microsoft.com/office/drawing/2016/5/14/chartex" xmlns:mc="http://schemas.openxmlformats.org/markup-compatibility/2006" xmlns:aink="http://schemas.microsoft.com/office/drawing/2016/ink" xmlns:am3d="http://schemas.microsoft.com/office/drawing/2017/model3d" xmlns:o="urn:schemas-microsoft-com:office:office" xmlns:oel="http://schemas.microsoft.com/office/2019/extlst" xmlns:r="http://schemas.openxmlformats.org/officeDocument/2006/relationships" xmlns:m="http://schemas.openxmlformats.org/officeDocument/2006/math" xmlns:v="urn:schemas-microsoft-com:vml" xmlns:wp14="http://schemas.microsoft.com/office/word/2010/wordprocessingDrawing" xmlns:wp="http://schemas.openxmlformats.org/drawingml/2006/wordprocessingDrawing" xmlns:w10="urn:schemas-microsoft-com:office:word" xmlns:w="http://schemas.openxmlformats.org/wordprocessingml/2006/main" xmlns:w14="http://schemas.microsoft.com/office/word/2010/wordml" xmlns:w15="http://schemas.microsoft.com/office/word/2012/wordml" xmlns:w16cex="http://schemas.microsoft.com/office/word/2018/wordml/cex" xmlns:w16cid="http://schemas.microsoft.com/office/word/2016/wordml/cid" xmlns:w16="http://schemas.microsoft.com/office/word/2018/wordml" xmlns:w16du="http://schemas.microsoft.com/office/word/2023/wordml/word16du" xmlns:w16sdtdh="http://schemas.microsoft.com/office/word/2020/wordml/sdtdatahash" xmlns:w16se="http://schemas.microsoft.com/office/word/2015/wordml/symex" xmlns:wpg="http://schemas.microsoft.com/office/word/2010/wordprocessingGroup" xmlns:wpi="http://schemas.microsoft.com/office/word/2010/wordprocessingInk" xmlns:wne="http://schemas.microsoft.com/office/word/2006/wordml" xmlns:wps="http://schemas.microsoft.com/office/word/2010/wordprocessingShape" mc:Ignorable="w14 w15 w16se w16cid w16 w16cex w16sdtdh w16du wp14">
+<w:numbering xmlns:wpc="http://schemas.microsoft.com/office/word/2010/wordprocessingCanvas" xmlns:cx="http://schemas.microsoft.com/office/drawing/2014/chartex" xmlns:cx1="http://schemas.microsoft.com/office/drawing/2015/9/8/chartex" xmlns:cx2="http://schemas.microsoft.com/office/drawing/2015/10/21/chartex" xmlns:cx3="http://schemas.microsoft.com/office/drawing/2016/5/9/chartex" xmlns:cx4="http://schemas.microsoft.com/office/drawing/2016/5/10/chartex" xmlns:cx5="http://schemas.microsoft.com/office/drawing/2016/5/11/chartex" xmlns:cx6="http://schemas.microsoft.com/office/drawing/2016/5/12/chartex" xmlns:cx7="http://schemas.microsoft.com/office/drawing/2016/5/13/chartex" xmlns:cx8="http://schemas.microsoft.com/office/drawing/2016/5/14/chartex" xmlns:mc="http://schemas.openxmlformats.org/markup-compatibility/2006" xmlns:aink="http://schemas.microsoft.com/office/drawing/2016/ink" xmlns:am3d="http://schemas.microsoft.com/office/drawing/2017/model3d" xmlns:o="urn:schemas-microsoft-com:office:office" xmlns:oel="http://schemas.microsoft.com/office/2019/extlst" xmlns:r="http://schemas.openxmlformats.org/officeDocument/2006/relationships" xmlns:m="http://schemas.openxmlformats.org/officeDocument/2006/math" xmlns:v="urn:schemas-microsoft-com:vml" xmlns:wp14="http://schemas.microsoft.com/office/word/2010/wordprocessingDrawing" xmlns:wp="http://schemas.openxmlformats.org/drawingml/2006/wordprocessingDrawing" xmlns:w10="urn:schemas-microsoft-com:office:word" xmlns:w="http://schemas.openxmlformats.org/wordprocessingml/2006/main" xmlns:w14="http://schemas.microsoft.com/office/word/2010/wordml" xmlns:w15="http://schemas.microsoft.com/office/word/2012/wordml" xmlns:w16cex="http://schemas.microsoft.com/office/word/2018/wordml/cex" xmlns:w16cid="http://schemas.microsoft.com/office/word/2016/wordml/cid" xmlns:w16="http://schemas.microsoft.com/office/word/2018/wordml" xmlns:w16du="http://schemas.microsoft.com/office/word/2023/wordml/word16du" xmlns:w16sdtdh="http://schemas.microsoft.com/office/word/2020/wordml/sdtdatahash" xmlns:w16sdtfl="http://schemas.microsoft.com/office/word/2024/wordml/sdtformatlock" xmlns:w16se="http://schemas.microsoft.com/office/word/2015/wordml/symex" xmlns:wpg="http://schemas.microsoft.com/office/word/2010/wordprocessingGroup" xmlns:wpi="http://schemas.microsoft.com/office/word/2010/wordprocessingInk" xmlns:wne="http://schemas.microsoft.com/office/word/2006/wordml" xmlns:wps="http://schemas.microsoft.com/office/word/2010/wordprocessingShape" mc:Ignorable="w14 w15 w16se w16cid w16 w16cex w16sdtdh w16sdtfl w16du wp14">
   <w:abstractNum w:abstractNumId="0" w15:restartNumberingAfterBreak="0">
     <w:nsid w:val="00D50E59"/>
     <w:multiLevelType w:val="hybridMultilevel"/>
@@ -30664,7 +30614,7 @@
 </file>
 
 <file path=word/styles.xml><?xml version="1.0" encoding="utf-8"?>
-<w:styles xmlns:mc="http://schemas.openxmlformats.org/markup-compatibility/2006" xmlns:r="http://schemas.openxmlformats.org/officeDocument/2006/relationships" xmlns:w="http://schemas.openxmlformats.org/wordprocessingml/2006/main" xmlns:w14="http://schemas.microsoft.com/office/word/2010/wordml" xmlns:w15="http://schemas.microsoft.com/office/word/2012/wordml" xmlns:w16cex="http://schemas.microsoft.com/office/word/2018/wordml/cex" xmlns:w16cid="http://schemas.microsoft.com/office/word/2016/wordml/cid" xmlns:w16="http://schemas.microsoft.com/office/word/2018/wordml" xmlns:w16du="http://schemas.microsoft.com/office/word/2023/wordml/word16du" xmlns:w16sdtdh="http://schemas.microsoft.com/office/word/2020/wordml/sdtdatahash" xmlns:w16se="http://schemas.microsoft.com/office/word/2015/wordml/symex" mc:Ignorable="w14 w15 w16se w16cid w16 w16cex w16sdtdh w16du">
+<w:styles xmlns:mc="http://schemas.openxmlformats.org/markup-compatibility/2006" xmlns:r="http://schemas.openxmlformats.org/officeDocument/2006/relationships" xmlns:w="http://schemas.openxmlformats.org/wordprocessingml/2006/main" xmlns:w14="http://schemas.microsoft.com/office/word/2010/wordml" xmlns:w15="http://schemas.microsoft.com/office/word/2012/wordml" xmlns:w16cex="http://schemas.microsoft.com/office/word/2018/wordml/cex" xmlns:w16cid="http://schemas.microsoft.com/office/word/2016/wordml/cid" xmlns:w16="http://schemas.microsoft.com/office/word/2018/wordml" xmlns:w16du="http://schemas.microsoft.com/office/word/2023/wordml/word16du" xmlns:w16sdtdh="http://schemas.microsoft.com/office/word/2020/wordml/sdtdatahash" xmlns:w16sdtfl="http://schemas.microsoft.com/office/word/2024/wordml/sdtformatlock" xmlns:w16se="http://schemas.microsoft.com/office/word/2015/wordml/symex" mc:Ignorable="w14 w15 w16se w16cid w16 w16cex w16sdtdh w16sdtfl w16du">
   <w:docDefaults>
     <w:rPrDefault>
       <w:rPr>
@@ -31700,7 +31650,7 @@
       <w14:ligatures w14:val="none"/>
     </w:rPr>
   </w:style>
-  <w:style w:type="character" w:styleId="Textoennegrita">
+  <w:style w:type="character" w:styleId="Fuerte">
     <w:name w:val="Strong"/>
     <w:basedOn w:val="Fuentedeprrafopredeter"/>
     <w:uiPriority w:val="22"/>
